--- a/labs/lab04/report/report.docx
+++ b/labs/lab04/report/report.docx
@@ -7,7 +7,7 @@
         <w:pStyle w:val="Title"/>
       </w:pPr>
       <w:r>
-        <w:t xml:space="preserve">Отчёт по лабораторной работе №1</w:t>
+        <w:t xml:space="preserve">Отчёт по лабораторной работе №4</w:t>
       </w:r>
     </w:p>
     <w:p>
@@ -127,11 +127,11 @@
         <w:pStyle w:val="FirstParagraph"/>
       </w:pPr>
       <w:r>
-        <w:t xml:space="preserve">Основная цель работы — подготовить рабочее пространство и инструментарий для работы с языком программирования Julia, на простейших примерах познакомиться с основами синтаксиса Julia.</w:t>
+        <w:t xml:space="preserve">Основной целью работы является изучение возможностей специализированных пакетов Julia для выполнения и оценки эффективности операций над объектами линейной алгебры.</w:t>
       </w:r>
     </w:p>
     <w:bookmarkEnd w:id="20"/>
-    <w:bookmarkStart w:id="185" w:name="выполнение-лабораторной-работы"/>
+    <w:bookmarkStart w:id="316" w:name="выполнение-лабораторной-работы"/>
     <w:p>
       <w:pPr>
         <w:pStyle w:val="Heading1"/>
@@ -149,7 +149,7 @@
         <w:t xml:space="preserve">Выполнение лабораторной работы</w:t>
       </w:r>
     </w:p>
-    <w:bookmarkStart w:id="37" w:name="подготовка-инструментария-к-работе"/>
+    <w:bookmarkStart w:id="29" w:name="Xc28563639bee130e298f75fd93151139a0dd5dc"/>
     <w:p>
       <w:pPr>
         <w:pStyle w:val="Heading2"/>
@@ -164,7 +164,7 @@
         <w:tab/>
       </w:r>
       <w:r>
-        <w:t xml:space="preserve">Подготовка инструментария к работе</w:t>
+        <w:t xml:space="preserve">Поэлементные операции над многомерными массивами</w:t>
       </w:r>
     </w:p>
     <w:p>
@@ -172,13 +172,7 @@
         <w:pStyle w:val="FirstParagraph"/>
       </w:pPr>
       <w:r>
-        <w:t xml:space="preserve">Установил Julia (https://julialang.org/) и Jupyter (https://jupyter.org/) под операционную систему Windows посредством менеджера пакетов Chocolatey (https://chocolatey.org/).</w:t>
-      </w:r>
-      <w:r>
-        <w:t xml:space="preserve"> </w:t>
-      </w:r>
-      <w:r>
-        <w:t xml:space="preserve">Далее установил Far Manager, Notepad++, Julia, Anaconda Distribution (Python 3.x), Jupyter.</w:t>
+        <w:t xml:space="preserve">Для матрицы 4 × 3 рассмотрим поэлементные операции сложения и произведения её элементов:</w:t>
       </w:r>
     </w:p>
     <w:bookmarkStart w:id="24" w:name="fig:001"/>
@@ -189,14 +183,14 @@
       <w:r>
         <w:drawing>
           <wp:inline>
-            <wp:extent cx="5334000" cy="1403850"/>
+            <wp:extent cx="5198651" cy="3817460"/>
             <wp:effectExtent b="0" l="0" r="0" t="0"/>
-            <wp:docPr descr="Рис. 1: Установка Julia" title="" id="22" name="Picture"/>
+            <wp:docPr descr="Рис. 1: Поэлементные операции сложения и произведения" title="" id="22" name="Picture"/>
             <a:graphic>
               <a:graphicData uri="http://schemas.openxmlformats.org/drawingml/2006/picture">
                 <pic:pic>
                   <pic:nvPicPr>
-                    <pic:cNvPr descr="../images/1.1.1.png" id="23" name="Picture"/>
+                    <pic:cNvPr descr="../images/1.1.png" id="23" name="Picture"/>
                     <pic:cNvPicPr>
                       <a:picLocks noChangeArrowheads="1" noChangeAspect="1"/>
                     </pic:cNvPicPr>
@@ -210,7 +204,7 @@
                   <pic:spPr bwMode="auto">
                     <a:xfrm>
                       <a:off x="0" y="0"/>
-                      <a:ext cx="5334000" cy="1403850"/>
+                      <a:ext cx="5198651" cy="3817460"/>
                     </a:xfrm>
                     <a:prstGeom prst="rect">
                       <a:avLst/>
@@ -234,10 +228,18 @@
         <w:pStyle w:val="ImageCaption"/>
       </w:pPr>
       <w:r>
-        <w:t xml:space="preserve">Рис. 1: Установка Julia</w:t>
+        <w:t xml:space="preserve">Рис. 1: Поэлементные операции сложения и произведения</w:t>
       </w:r>
     </w:p>
     <w:bookmarkEnd w:id="24"/>
+    <w:p>
+      <w:pPr>
+        <w:pStyle w:val="BodyText"/>
+      </w:pPr>
+      <w:r>
+        <w:t xml:space="preserve">Для работы со средними значениями можно воспользоваться возможностями пакета Statistics:</w:t>
+      </w:r>
+    </w:p>
     <w:bookmarkStart w:id="28" w:name="fig:002"/>
     <w:p>
       <w:pPr>
@@ -246,14 +248,14 @@
       <w:r>
         <w:drawing>
           <wp:inline>
-            <wp:extent cx="5334000" cy="1152223"/>
+            <wp:extent cx="5334000" cy="2006723"/>
             <wp:effectExtent b="0" l="0" r="0" t="0"/>
-            <wp:docPr descr="Рис. 2: Установка необходимого ПО" title="" id="26" name="Picture"/>
+            <wp:docPr descr="Рис. 2: Cредние значения" title="" id="26" name="Picture"/>
             <a:graphic>
               <a:graphicData uri="http://schemas.openxmlformats.org/drawingml/2006/picture">
                 <pic:pic>
                   <pic:nvPicPr>
-                    <pic:cNvPr descr="../images/1.1.2.png" id="27" name="Picture"/>
+                    <pic:cNvPr descr="../images/1.2.png" id="27" name="Picture"/>
                     <pic:cNvPicPr>
                       <a:picLocks noChangeArrowheads="1" noChangeAspect="1"/>
                     </pic:cNvPicPr>
@@ -267,7 +269,7 @@
                   <pic:spPr bwMode="auto">
                     <a:xfrm>
                       <a:off x="0" y="0"/>
-                      <a:ext cx="5334000" cy="1152223"/>
+                      <a:ext cx="5334000" cy="2006723"/>
                     </a:xfrm>
                     <a:prstGeom prst="rect">
                       <a:avLst/>
@@ -291,11 +293,38 @@
         <w:pStyle w:val="ImageCaption"/>
       </w:pPr>
       <w:r>
-        <w:t xml:space="preserve">Рис. 2: Установка необходимого ПО</w:t>
+        <w:t xml:space="preserve">Рис. 2: Cредние значения</w:t>
       </w:r>
     </w:p>
     <w:bookmarkEnd w:id="28"/>
-    <w:bookmarkStart w:id="32" w:name="fig:003"/>
+    <w:bookmarkEnd w:id="29"/>
+    <w:bookmarkStart w:id="58" w:name="Xe71a3b7cf23fde2857c4c69b12515f71438b9aa"/>
+    <w:p>
+      <w:pPr>
+        <w:pStyle w:val="Heading2"/>
+      </w:pPr>
+      <w:r>
+        <w:rPr>
+          <w:rStyle w:val="SectionNumber"/>
+        </w:rPr>
+        <w:t xml:space="preserve">2.2</w:t>
+      </w:r>
+      <w:r>
+        <w:tab/>
+      </w:r>
+      <w:r>
+        <w:t xml:space="preserve">Транспонирование, след, ранг, определитель и инверсия матрицы</w:t>
+      </w:r>
+    </w:p>
+    <w:p>
+      <w:pPr>
+        <w:pStyle w:val="FirstParagraph"/>
+      </w:pPr>
+      <w:r>
+        <w:t xml:space="preserve">Для выполнения таких операций над матрицами, как транспонирование, диагонализация, определение следа, ранга, определителя матрицы и т.п. можно воспользоваться библиотекой (пакетом) LinearAlgebra:</w:t>
+      </w:r>
+    </w:p>
+    <w:bookmarkStart w:id="33" w:name="fig:003"/>
     <w:p>
       <w:pPr>
         <w:pStyle w:val="CaptionedFigure"/>
@@ -303,20 +332,20 @@
       <w:r>
         <w:drawing>
           <wp:inline>
-            <wp:extent cx="5334000" cy="349488"/>
+            <wp:extent cx="5334000" cy="2055222"/>
             <wp:effectExtent b="0" l="0" r="0" t="0"/>
-            <wp:docPr descr="Рис. 3: Установка Jupyter" title="" id="30" name="Picture"/>
+            <wp:docPr descr="Рис. 3: Создание массива и его транспонирование" title="" id="31" name="Picture"/>
             <a:graphic>
               <a:graphicData uri="http://schemas.openxmlformats.org/drawingml/2006/picture">
                 <pic:pic>
                   <pic:nvPicPr>
-                    <pic:cNvPr descr="../images/1.1.3.png" id="31" name="Picture"/>
+                    <pic:cNvPr descr="../images/2.1.png" id="32" name="Picture"/>
                     <pic:cNvPicPr>
                       <a:picLocks noChangeArrowheads="1" noChangeAspect="1"/>
                     </pic:cNvPicPr>
                   </pic:nvPicPr>
                   <pic:blipFill>
-                    <a:blip r:embed="rId29"/>
+                    <a:blip r:embed="rId30"/>
                     <a:stretch>
                       <a:fillRect/>
                     </a:stretch>
@@ -324,7 +353,7 @@
                   <pic:spPr bwMode="auto">
                     <a:xfrm>
                       <a:off x="0" y="0"/>
-                      <a:ext cx="5334000" cy="349488"/>
+                      <a:ext cx="5334000" cy="2055222"/>
                     </a:xfrm>
                     <a:prstGeom prst="rect">
                       <a:avLst/>
@@ -348,37 +377,11 @@
         <w:pStyle w:val="ImageCaption"/>
       </w:pPr>
       <w:r>
-        <w:t xml:space="preserve">Рис. 3: Установка Jupyter</w:t>
-      </w:r>
-    </w:p>
-    <w:bookmarkEnd w:id="32"/>
-    <w:p>
-      <w:pPr>
-        <w:pStyle w:val="BodyText"/>
-      </w:pPr>
-      <w:r>
-        <w:t xml:space="preserve">После установки запустил Julia в режиме REPL (read-eval-print loop). После запуска Julia попал в режим командной строки.</w:t>
-      </w:r>
-      <w:r>
-        <w:t xml:space="preserve"> </w:t>
-      </w:r>
-      <w:r>
-        <w:t xml:space="preserve">Установил пакеты для работы с Jupyter. Для этого перешёл в пакетный режим Julia, нажав на клавиатуре знак закрывающейся квадратной скобки ] , затем ввёл</w:t>
-      </w:r>
-      <w:r>
-        <w:t xml:space="preserve"> </w:t>
-      </w:r>
-      <w:r>
-        <w:rPr>
-          <w:rStyle w:val="VerbatimChar"/>
-        </w:rPr>
-        <w:t xml:space="preserve">add IJulia</w:t>
-      </w:r>
-      <w:r>
-        <w:t xml:space="preserve">.</w:t>
-      </w:r>
-    </w:p>
-    <w:bookmarkStart w:id="36" w:name="fig:004"/>
+        <w:t xml:space="preserve">Рис. 3: Создание массива и его транспонирование</w:t>
+      </w:r>
+    </w:p>
+    <w:bookmarkEnd w:id="33"/>
+    <w:bookmarkStart w:id="37" w:name="fig:004"/>
     <w:p>
       <w:pPr>
         <w:pStyle w:val="CaptionedFigure"/>
@@ -386,20 +389,20 @@
       <w:r>
         <w:drawing>
           <wp:inline>
-            <wp:extent cx="5334000" cy="2657230"/>
+            <wp:extent cx="3881404" cy="965555"/>
             <wp:effectExtent b="0" l="0" r="0" t="0"/>
-            <wp:docPr descr="Рис. 4: Запуск Julia и установка пакетов для работы с Jupyter" title="" id="34" name="Picture"/>
+            <wp:docPr descr="Рис. 4: След матрицы" title="" id="35" name="Picture"/>
             <a:graphic>
               <a:graphicData uri="http://schemas.openxmlformats.org/drawingml/2006/picture">
                 <pic:pic>
                   <pic:nvPicPr>
-                    <pic:cNvPr descr="../images/1.1.4.png" id="35" name="Picture"/>
+                    <pic:cNvPr descr="../images/2.2.png" id="36" name="Picture"/>
                     <pic:cNvPicPr>
                       <a:picLocks noChangeArrowheads="1" noChangeAspect="1"/>
                     </pic:cNvPicPr>
                   </pic:nvPicPr>
                   <pic:blipFill>
-                    <a:blip r:embed="rId33"/>
+                    <a:blip r:embed="rId34"/>
                     <a:stretch>
                       <a:fillRect/>
                     </a:stretch>
@@ -407,7 +410,7 @@
                   <pic:spPr bwMode="auto">
                     <a:xfrm>
                       <a:off x="0" y="0"/>
-                      <a:ext cx="5334000" cy="2657230"/>
+                      <a:ext cx="3881404" cy="965555"/>
                     </a:xfrm>
                     <a:prstGeom prst="rect">
                       <a:avLst/>
@@ -431,57 +434,10 @@
         <w:pStyle w:val="ImageCaption"/>
       </w:pPr>
       <w:r>
-        <w:t xml:space="preserve">Рис. 4: Запуск Julia и установка пакетов для работы с Jupyter</w:t>
-      </w:r>
-    </w:p>
-    <w:bookmarkEnd w:id="36"/>
-    <w:p>
-      <w:pPr>
-        <w:pStyle w:val="BodyText"/>
-      </w:pPr>
-      <w:r>
-        <w:t xml:space="preserve">Для интерактивной работы с Julia удобно использовать или Jupyter Notebook, или Jupyter Lab. По своей сути блокнот Jupyter позволяет объединить в единый документ</w:t>
-      </w:r>
-      <w:r>
-        <w:t xml:space="preserve"> </w:t>
-      </w:r>
-      <w:r>
-        <w:t xml:space="preserve">тест, программный код, результат его выполнения и визуализацию результата. Основная работа с блокнотами осуществляется посредством браузера. Формат документов (.ipynb)</w:t>
-      </w:r>
-      <w:r>
-        <w:t xml:space="preserve"> </w:t>
-      </w:r>
-      <w:r>
-        <w:t xml:space="preserve">идентичен в Jupyter Notebook и Jupyter Lab.</w:t>
+        <w:t xml:space="preserve">Рис. 4: След матрицы</w:t>
       </w:r>
     </w:p>
     <w:bookmarkEnd w:id="37"/>
-    <w:bookmarkStart w:id="54" w:name="основы-работы-в-блокноте-jupyter"/>
-    <w:p>
-      <w:pPr>
-        <w:pStyle w:val="Heading2"/>
-      </w:pPr>
-      <w:r>
-        <w:rPr>
-          <w:rStyle w:val="SectionNumber"/>
-        </w:rPr>
-        <w:t xml:space="preserve">2.2</w:t>
-      </w:r>
-      <w:r>
-        <w:tab/>
-      </w:r>
-      <w:r>
-        <w:t xml:space="preserve">Основы работы в блокноте Jupyter</w:t>
-      </w:r>
-    </w:p>
-    <w:p>
-      <w:pPr>
-        <w:pStyle w:val="FirstParagraph"/>
-      </w:pPr>
-      <w:r>
-        <w:t xml:space="preserve">Запустил Jupyter Lab.</w:t>
-      </w:r>
-    </w:p>
     <w:bookmarkStart w:id="41" w:name="fig:005"/>
     <w:p>
       <w:pPr>
@@ -490,14 +446,14 @@
       <w:r>
         <w:drawing>
           <wp:inline>
-            <wp:extent cx="5334000" cy="1006125"/>
+            <wp:extent cx="3766304" cy="1675334"/>
             <wp:effectExtent b="0" l="0" r="0" t="0"/>
-            <wp:docPr descr="Рис. 5: Запуск Jupyter Lab" title="" id="39" name="Picture"/>
+            <wp:docPr descr="Рис. 5: Извлечение диагональных элементов как массив" title="" id="39" name="Picture"/>
             <a:graphic>
               <a:graphicData uri="http://schemas.openxmlformats.org/drawingml/2006/picture">
                 <pic:pic>
                   <pic:nvPicPr>
-                    <pic:cNvPr descr="../images/1.2.1.png" id="40" name="Picture"/>
+                    <pic:cNvPr descr="../images/2.3.png" id="40" name="Picture"/>
                     <pic:cNvPicPr>
                       <a:picLocks noChangeArrowheads="1" noChangeAspect="1"/>
                     </pic:cNvPicPr>
@@ -511,7 +467,7 @@
                   <pic:spPr bwMode="auto">
                     <a:xfrm>
                       <a:off x="0" y="0"/>
-                      <a:ext cx="5334000" cy="1006125"/>
+                      <a:ext cx="3766304" cy="1675334"/>
                     </a:xfrm>
                     <a:prstGeom prst="rect">
                       <a:avLst/>
@@ -535,114 +491,10 @@
         <w:pStyle w:val="ImageCaption"/>
       </w:pPr>
       <w:r>
-        <w:t xml:space="preserve">Рис. 5: Запуск Jupyter Lab</w:t>
+        <w:t xml:space="preserve">Рис. 5: Извлечение диагональных элементов как массив</w:t>
       </w:r>
     </w:p>
     <w:bookmarkEnd w:id="41"/>
-    <w:p>
-      <w:pPr>
-        <w:pStyle w:val="BodyText"/>
-      </w:pPr>
-      <w:r>
-        <w:t xml:space="preserve">Каждый блокнот (или консоль, или терминал, или текстовый редактор) располагается</w:t>
-      </w:r>
-      <w:r>
-        <w:t xml:space="preserve"> </w:t>
-      </w:r>
-      <w:r>
-        <w:t xml:space="preserve">в своей вкладке в основной рабочей области. Для создания нового блокнота выбрал</w:t>
-      </w:r>
-      <w:r>
-        <w:t xml:space="preserve"> </w:t>
-      </w:r>
-      <w:r>
-        <w:t xml:space="preserve">в меню File-&gt;New , далее указал, что именно создать - Notebook , затем ядро Juliia-1.x .</w:t>
-      </w:r>
-      <w:r>
-        <w:t xml:space="preserve"> </w:t>
-      </w:r>
-      <w:r>
-        <w:t xml:space="preserve">Основная концепция интерактивных блокнотов — это ячейка, содержащая отдельный</w:t>
-      </w:r>
-      <w:r>
-        <w:t xml:space="preserve"> </w:t>
-      </w:r>
-      <w:r>
-        <w:t xml:space="preserve">фрагмент текста (или кода). Для написания текста в ячейке нужно в панели инструментов указать Markdown, для написания элемента кода — Code. Для изменения режимов</w:t>
-      </w:r>
-      <w:r>
-        <w:t xml:space="preserve"> </w:t>
-      </w:r>
-      <w:r>
-        <w:t xml:space="preserve">вставки ячеек можно использовать также комбинации клавиш. Для этого нужно на активной ячейке нажать ESC , что выведет ячейку из режима редактирования и переведёт</w:t>
-      </w:r>
-      <w:r>
-        <w:t xml:space="preserve"> </w:t>
-      </w:r>
-      <w:r>
-        <w:t xml:space="preserve">её в командный режим, в котором есть специальные сочетания клавиш для вставки /</w:t>
-      </w:r>
-      <w:r>
-        <w:t xml:space="preserve"> </w:t>
-      </w:r>
-      <w:r>
-        <w:t xml:space="preserve">вырезания / изменения ячеек:</w:t>
-      </w:r>
-      <w:r>
-        <w:t xml:space="preserve"> </w:t>
-      </w:r>
-      <w:r>
-        <w:t xml:space="preserve">– a или b — создать новую ячейку соответственно выше или ниже текущей;</w:t>
-      </w:r>
-      <w:r>
-        <w:t xml:space="preserve"> </w:t>
-      </w:r>
-      <w:r>
-        <w:t xml:space="preserve">– x — удалить ячейку;</w:t>
-      </w:r>
-      <w:r>
-        <w:t xml:space="preserve"> </w:t>
-      </w:r>
-      <w:r>
-        <w:t xml:space="preserve">– z — отмена удаления ячейки;</w:t>
-      </w:r>
-      <w:r>
-        <w:t xml:space="preserve"> </w:t>
-      </w:r>
-      <w:r>
-        <w:t xml:space="preserve">– m — перевести ячейку в режим текста;</w:t>
-      </w:r>
-      <w:r>
-        <w:t xml:space="preserve"> </w:t>
-      </w:r>
-      <w:r>
-        <w:t xml:space="preserve">– y — перевести ячейку в режим набора кода.</w:t>
-      </w:r>
-      <w:r>
-        <w:t xml:space="preserve"> </w:t>
-      </w:r>
-      <w:r>
-        <w:t xml:space="preserve">Для выполнения кода внутри ячейки выберите эту ячейку и нажмите Shift + Enter или</w:t>
-      </w:r>
-      <w:r>
-        <w:t xml:space="preserve"> </w:t>
-      </w:r>
-      <w:r>
-        <w:t xml:space="preserve">кнопку со значком Run на панели инструментов. Если ячейка содержит несколько строк</w:t>
-      </w:r>
-      <w:r>
-        <w:t xml:space="preserve"> </w:t>
-      </w:r>
-      <w:r>
-        <w:t xml:space="preserve">кода, то при выполнении этой ячейки отобразится только результат последней строки</w:t>
-      </w:r>
-      <w:r>
-        <w:t xml:space="preserve"> </w:t>
-      </w:r>
-      <w:r>
-        <w:t xml:space="preserve">(операции). Вывод результата можно подавить, завершив строку знаком «точка с запятой».</w:t>
-      </w:r>
-    </w:p>
     <w:bookmarkStart w:id="45" w:name="fig:006"/>
     <w:p>
       <w:pPr>
@@ -651,14 +503,14 @@
       <w:r>
         <w:drawing>
           <wp:inline>
-            <wp:extent cx="5334000" cy="2703462"/>
+            <wp:extent cx="1656151" cy="939977"/>
             <wp:effectExtent b="0" l="0" r="0" t="0"/>
-            <wp:docPr descr="Рис. 6: Простейшие операции на языке Julia в Jupyter Lab" title="" id="43" name="Picture"/>
+            <wp:docPr descr="Рис. 6: Ранг матрицы" title="" id="43" name="Picture"/>
             <a:graphic>
               <a:graphicData uri="http://schemas.openxmlformats.org/drawingml/2006/picture">
                 <pic:pic>
                   <pic:nvPicPr>
-                    <pic:cNvPr descr="../images/1.2.2.png" id="44" name="Picture"/>
+                    <pic:cNvPr descr="../images/2.4.png" id="44" name="Picture"/>
                     <pic:cNvPicPr>
                       <a:picLocks noChangeArrowheads="1" noChangeAspect="1"/>
                     </pic:cNvPicPr>
@@ -672,7 +524,7 @@
                   <pic:spPr bwMode="auto">
                     <a:xfrm>
                       <a:off x="0" y="0"/>
-                      <a:ext cx="5334000" cy="2703462"/>
+                      <a:ext cx="1656151" cy="939977"/>
                     </a:xfrm>
                     <a:prstGeom prst="rect">
                       <a:avLst/>
@@ -696,24 +548,10 @@
         <w:pStyle w:val="ImageCaption"/>
       </w:pPr>
       <w:r>
-        <w:t xml:space="preserve">Рис. 6: Простейшие операции на языке Julia в Jupyter Lab</w:t>
+        <w:t xml:space="preserve">Рис. 6: Ранг матрицы</w:t>
       </w:r>
     </w:p>
     <w:bookmarkEnd w:id="45"/>
-    <w:p>
-      <w:pPr>
-        <w:pStyle w:val="BodyText"/>
-      </w:pPr>
-      <w:r>
-        <w:t xml:space="preserve">Если необходимо получить информацию по работе с какой-то незнакомой для вас</w:t>
-      </w:r>
-      <w:r>
-        <w:t xml:space="preserve"> </w:t>
-      </w:r>
-      <w:r>
-        <w:t xml:space="preserve">функцией Julia, то надо поставить в ячейке перед названием этой функции знак вопроса</w:t>
-      </w:r>
-    </w:p>
     <w:bookmarkStart w:id="49" w:name="fig:007"/>
     <w:p>
       <w:pPr>
@@ -722,14 +560,14 @@
       <w:r>
         <w:drawing>
           <wp:inline>
-            <wp:extent cx="5334000" cy="4382314"/>
+            <wp:extent cx="4073236" cy="1675334"/>
             <wp:effectExtent b="0" l="0" r="0" t="0"/>
-            <wp:docPr descr="Рис. 7: Пример получения информации по функции println на языке Julia в Jupyter Lab" title="" id="47" name="Picture"/>
+            <wp:docPr descr="Рис. 7: Инверсия матрицы" title="" id="47" name="Picture"/>
             <a:graphic>
               <a:graphicData uri="http://schemas.openxmlformats.org/drawingml/2006/picture">
                 <pic:pic>
                   <pic:nvPicPr>
-                    <pic:cNvPr descr="../images/1.2.3.png" id="48" name="Picture"/>
+                    <pic:cNvPr descr="../images/2.5.png" id="48" name="Picture"/>
                     <pic:cNvPicPr>
                       <a:picLocks noChangeArrowheads="1" noChangeAspect="1"/>
                     </pic:cNvPicPr>
@@ -743,7 +581,7 @@
                   <pic:spPr bwMode="auto">
                     <a:xfrm>
                       <a:off x="0" y="0"/>
-                      <a:ext cx="5334000" cy="4382314"/>
+                      <a:ext cx="4073236" cy="1675334"/>
                     </a:xfrm>
                     <a:prstGeom prst="rect">
                       <a:avLst/>
@@ -767,24 +605,10 @@
         <w:pStyle w:val="ImageCaption"/>
       </w:pPr>
       <w:r>
-        <w:t xml:space="preserve">Рис. 7: Пример получения информации по функции println на языке Julia в Jupyter Lab</w:t>
+        <w:t xml:space="preserve">Рис. 7: Инверсия матрицы</w:t>
       </w:r>
     </w:p>
     <w:bookmarkEnd w:id="49"/>
-    <w:p>
-      <w:pPr>
-        <w:pStyle w:val="BodyText"/>
-      </w:pPr>
-      <w:r>
-        <w:t xml:space="preserve">Если требуется использовать команды из командной оболочки вашей операционной</w:t>
-      </w:r>
-      <w:r>
-        <w:t xml:space="preserve"> </w:t>
-      </w:r>
-      <w:r>
-        <w:t xml:space="preserve">системы, то перед соответствующей командой нужно поставить знак «точка с запятой».</w:t>
-      </w:r>
-    </w:p>
     <w:bookmarkStart w:id="53" w:name="fig:008"/>
     <w:p>
       <w:pPr>
@@ -793,14 +617,14 @@
       <w:r>
         <w:drawing>
           <wp:inline>
-            <wp:extent cx="5334000" cy="1114917"/>
+            <wp:extent cx="2301986" cy="812089"/>
             <wp:effectExtent b="0" l="0" r="0" t="0"/>
-            <wp:docPr descr="Рис. 8: Пример получения информации о дате и пользователе ОС Linux в Jupyter Lab" title="" id="51" name="Picture"/>
+            <wp:docPr descr="Рис. 8: Определитель матрицы" title="" id="51" name="Picture"/>
             <a:graphic>
               <a:graphicData uri="http://schemas.openxmlformats.org/drawingml/2006/picture">
                 <pic:pic>
                   <pic:nvPicPr>
-                    <pic:cNvPr descr="../images/1.2.4.png" id="52" name="Picture"/>
+                    <pic:cNvPr descr="../images/2.6.png" id="52" name="Picture"/>
                     <pic:cNvPicPr>
                       <a:picLocks noChangeArrowheads="1" noChangeAspect="1"/>
                     </pic:cNvPicPr>
@@ -814,7 +638,7 @@
                   <pic:spPr bwMode="auto">
                     <a:xfrm>
                       <a:off x="0" y="0"/>
-                      <a:ext cx="5334000" cy="1114917"/>
+                      <a:ext cx="2301986" cy="812089"/>
                     </a:xfrm>
                     <a:prstGeom prst="rect">
                       <a:avLst/>
@@ -838,44 +662,11 @@
         <w:pStyle w:val="ImageCaption"/>
       </w:pPr>
       <w:r>
-        <w:t xml:space="preserve">Рис. 8: Пример получения информации о дате и пользователе ОС Linux в Jupyter Lab</w:t>
+        <w:t xml:space="preserve">Рис. 8: Определитель матрицы</w:t>
       </w:r>
     </w:p>
     <w:bookmarkEnd w:id="53"/>
-    <w:bookmarkEnd w:id="54"/>
-    <w:bookmarkStart w:id="71" w:name="основы-синтаксиса-julia-на-примерах"/>
-    <w:p>
-      <w:pPr>
-        <w:pStyle w:val="Heading2"/>
-      </w:pPr>
-      <w:r>
-        <w:rPr>
-          <w:rStyle w:val="SectionNumber"/>
-        </w:rPr>
-        <w:t xml:space="preserve">2.3</w:t>
-      </w:r>
-      <w:r>
-        <w:tab/>
-      </w:r>
-      <w:r>
-        <w:t xml:space="preserve">Основы синтаксиса Julia на примерах</w:t>
-      </w:r>
-    </w:p>
-    <w:p>
-      <w:pPr>
-        <w:pStyle w:val="FirstParagraph"/>
-      </w:pPr>
-      <w:r>
-        <w:t xml:space="preserve">Далее приведены простейшие примеры с использованием синтаксиса Julia, выполненные в блокноте Jupyter Lab.</w:t>
-      </w:r>
-      <w:r>
-        <w:t xml:space="preserve"> </w:t>
-      </w:r>
-      <w:r>
-        <w:t xml:space="preserve">Определил крайних значений диапазонов целочисленных числовых величин:</w:t>
-      </w:r>
-    </w:p>
-    <w:bookmarkStart w:id="58" w:name="fig:009"/>
+    <w:bookmarkStart w:id="57" w:name="fig:009"/>
     <w:p>
       <w:pPr>
         <w:pStyle w:val="CaptionedFigure"/>
@@ -883,20 +674,20 @@
       <w:r>
         <w:drawing>
           <wp:inline>
-            <wp:extent cx="5334000" cy="3055448"/>
+            <wp:extent cx="3977320" cy="1368402"/>
             <wp:effectExtent b="0" l="0" r="0" t="0"/>
-            <wp:docPr descr="Рис. 9: Примеры определения типа числовых величин" title="" id="56" name="Picture"/>
+            <wp:docPr descr="Рис. 9: Псевдобратная функция для прямоугольных матриц" title="" id="55" name="Picture"/>
             <a:graphic>
               <a:graphicData uri="http://schemas.openxmlformats.org/drawingml/2006/picture">
                 <pic:pic>
                   <pic:nvPicPr>
-                    <pic:cNvPr descr="../images/1.3.1.png" id="57" name="Picture"/>
+                    <pic:cNvPr descr="../images/2.7.png" id="56" name="Picture"/>
                     <pic:cNvPicPr>
                       <a:picLocks noChangeArrowheads="1" noChangeAspect="1"/>
                     </pic:cNvPicPr>
                   </pic:nvPicPr>
                   <pic:blipFill>
-                    <a:blip r:embed="rId55"/>
+                    <a:blip r:embed="rId54"/>
                     <a:stretch>
                       <a:fillRect/>
                     </a:stretch>
@@ -904,7 +695,7 @@
                   <pic:spPr bwMode="auto">
                     <a:xfrm>
                       <a:off x="0" y="0"/>
-                      <a:ext cx="5334000" cy="3055448"/>
+                      <a:ext cx="3977320" cy="1368402"/>
                     </a:xfrm>
                     <a:prstGeom prst="rect">
                       <a:avLst/>
@@ -928,17 +719,311 @@
         <w:pStyle w:val="ImageCaption"/>
       </w:pPr>
       <w:r>
-        <w:t xml:space="preserve">Рис. 9: Примеры определения типа числовых величин</w:t>
-      </w:r>
-    </w:p>
+        <w:t xml:space="preserve">Рис. 9: Псевдобратная функция для прямоугольных матриц</w:t>
+      </w:r>
+    </w:p>
+    <w:bookmarkEnd w:id="57"/>
     <w:bookmarkEnd w:id="58"/>
+    <w:bookmarkStart w:id="83" w:name="Xd91d5cc23a5b4c7dd0e00c3f37738f394a8e13e"/>
+    <w:p>
+      <w:pPr>
+        <w:pStyle w:val="Heading2"/>
+      </w:pPr>
+      <w:r>
+        <w:rPr>
+          <w:rStyle w:val="SectionNumber"/>
+        </w:rPr>
+        <w:t xml:space="preserve">2.3</w:t>
+      </w:r>
+      <w:r>
+        <w:tab/>
+      </w:r>
+      <w:r>
+        <w:t xml:space="preserve">Вычисление нормы векторов и матриц, повороты, вращения</w:t>
+      </w:r>
+    </w:p>
+    <w:p>
+      <w:pPr>
+        <w:pStyle w:val="FirstParagraph"/>
+      </w:pPr>
+      <w:r>
+        <w:t xml:space="preserve">Для вычисления нормы используется LinearAlgebra.norm(x).</w:t>
+      </w:r>
+    </w:p>
     <w:p>
       <w:pPr>
         <w:pStyle w:val="BodyText"/>
       </w:pPr>
       <w:r>
-        <w:t xml:space="preserve">Попробовал преобразование типов:</w:t>
-      </w:r>
+        <w:t xml:space="preserve">Евклидова норма:</w:t>
+      </w:r>
+    </w:p>
+    <w:p>
+      <w:pPr>
+        <w:pStyle w:val="BodyText"/>
+      </w:pPr>
+      <m:oMath>
+        <m:r>
+          <m:rPr>
+            <m:sty m:val="p"/>
+          </m:rPr>
+          <m:t>∥</m:t>
+        </m:r>
+        <m:acc>
+          <m:accPr>
+            <m:chr m:val="⃗"/>
+          </m:accPr>
+          <m:e>
+            <m:r>
+              <m:t>X</m:t>
+            </m:r>
+          </m:e>
+        </m:acc>
+        <m:sSub>
+          <m:e>
+            <m:r>
+              <m:rPr>
+                <m:sty m:val="p"/>
+              </m:rPr>
+              <m:t>∥</m:t>
+            </m:r>
+          </m:e>
+          <m:sub>
+            <m:r>
+              <m:t>2</m:t>
+            </m:r>
+          </m:sub>
+        </m:sSub>
+        <m:r>
+          <m:rPr>
+            <m:sty m:val="p"/>
+          </m:rPr>
+          <m:t>=</m:t>
+        </m:r>
+        <m:rad>
+          <m:radPr>
+            <m:degHide m:val="on"/>
+          </m:radPr>
+          <m:deg/>
+          <m:e>
+            <m:sSubSup>
+              <m:e>
+                <m:r>
+                  <m:t>x</m:t>
+                </m:r>
+              </m:e>
+              <m:sub>
+                <m:r>
+                  <m:t>1</m:t>
+                </m:r>
+              </m:sub>
+              <m:sup>
+                <m:r>
+                  <m:t>2</m:t>
+                </m:r>
+              </m:sup>
+            </m:sSubSup>
+            <m:r>
+              <m:rPr>
+                <m:sty m:val="p"/>
+              </m:rPr>
+              <m:t>+</m:t>
+            </m:r>
+            <m:sSubSup>
+              <m:e>
+                <m:r>
+                  <m:t>x</m:t>
+                </m:r>
+              </m:e>
+              <m:sub>
+                <m:r>
+                  <m:t>2</m:t>
+                </m:r>
+              </m:sub>
+              <m:sup>
+                <m:r>
+                  <m:t>2</m:t>
+                </m:r>
+              </m:sup>
+            </m:sSubSup>
+            <m:r>
+              <m:rPr>
+                <m:sty m:val="p"/>
+              </m:rPr>
+              <m:t>+</m:t>
+            </m:r>
+            <m:r>
+              <m:rPr>
+                <m:sty m:val="p"/>
+              </m:rPr>
+              <m:t>…</m:t>
+            </m:r>
+            <m:r>
+              <m:rPr>
+                <m:sty m:val="p"/>
+              </m:rPr>
+              <m:t>+</m:t>
+            </m:r>
+            <m:sSubSup>
+              <m:e>
+                <m:r>
+                  <m:t>x</m:t>
+                </m:r>
+              </m:e>
+              <m:sub>
+                <m:r>
+                  <m:t>n</m:t>
+                </m:r>
+              </m:sub>
+              <m:sup>
+                <m:r>
+                  <m:t>2</m:t>
+                </m:r>
+              </m:sup>
+            </m:sSubSup>
+          </m:e>
+        </m:rad>
+      </m:oMath>
+    </w:p>
+    <w:p>
+      <w:pPr>
+        <w:pStyle w:val="BodyText"/>
+      </w:pPr>
+      <w:r>
+        <w:t xml:space="preserve">p-норма:</w:t>
+      </w:r>
+    </w:p>
+    <w:p>
+      <w:pPr>
+        <w:pStyle w:val="BodyText"/>
+      </w:pPr>
+      <m:oMath>
+        <m:r>
+          <m:rPr>
+            <m:sty m:val="p"/>
+          </m:rPr>
+          <m:t>∥</m:t>
+        </m:r>
+        <m:acc>
+          <m:accPr>
+            <m:chr m:val="⃗"/>
+          </m:accPr>
+          <m:e>
+            <m:r>
+              <m:t>A</m:t>
+            </m:r>
+          </m:e>
+        </m:acc>
+        <m:sSub>
+          <m:e>
+            <m:r>
+              <m:rPr>
+                <m:sty m:val="p"/>
+              </m:rPr>
+              <m:t>∥</m:t>
+            </m:r>
+          </m:e>
+          <m:sub>
+            <m:r>
+              <m:t>p</m:t>
+            </m:r>
+          </m:sub>
+        </m:sSub>
+        <m:r>
+          <m:rPr>
+            <m:sty m:val="p"/>
+          </m:rPr>
+          <m:t>=</m:t>
+        </m:r>
+        <m:sSup>
+          <m:e>
+            <m:d>
+              <m:dPr>
+                <m:begChr m:val="("/>
+                <m:endChr m:val=")"/>
+                <m:sepChr m:val=""/>
+                <m:grow/>
+              </m:dPr>
+              <m:e>
+                <m:nary>
+                  <m:naryPr>
+                    <m:chr m:val="∑"/>
+                    <m:limLoc m:val="undOvr"/>
+                    <m:subHide m:val="off"/>
+                    <m:supHide m:val="off"/>
+                  </m:naryPr>
+                  <m:sub>
+                    <m:r>
+                      <m:t>i</m:t>
+                    </m:r>
+                    <m:r>
+                      <m:rPr>
+                        <m:sty m:val="p"/>
+                      </m:rPr>
+                      <m:t>=</m:t>
+                    </m:r>
+                    <m:r>
+                      <m:t>1</m:t>
+                    </m:r>
+                  </m:sub>
+                  <m:sup>
+                    <m:r>
+                      <m:t>n</m:t>
+                    </m:r>
+                  </m:sup>
+                  <m:e>
+                    <m:sSup>
+                      <m:e>
+                        <m:d>
+                          <m:dPr>
+                            <m:begChr m:val="|"/>
+                            <m:endChr m:val="|"/>
+                            <m:sepChr m:val=""/>
+                            <m:grow/>
+                          </m:dPr>
+                          <m:e>
+                            <m:sSub>
+                              <m:e>
+                                <m:r>
+                                  <m:t>a</m:t>
+                                </m:r>
+                              </m:e>
+                              <m:sub>
+                                <m:r>
+                                  <m:t>i</m:t>
+                                </m:r>
+                              </m:sub>
+                            </m:sSub>
+                          </m:e>
+                        </m:d>
+                      </m:e>
+                      <m:sup>
+                        <m:r>
+                          <m:t>p</m:t>
+                        </m:r>
+                      </m:sup>
+                    </m:sSup>
+                  </m:e>
+                </m:nary>
+              </m:e>
+            </m:d>
+          </m:e>
+          <m:sup>
+            <m:r>
+              <m:t>1</m:t>
+            </m:r>
+            <m:r>
+              <m:rPr>
+                <m:sty m:val="p"/>
+              </m:rPr>
+              <m:t>/</m:t>
+            </m:r>
+            <m:r>
+              <m:t>p</m:t>
+            </m:r>
+          </m:sup>
+        </m:sSup>
+      </m:oMath>
     </w:p>
     <w:bookmarkStart w:id="62" w:name="fig:010"/>
     <w:p>
@@ -948,14 +1033,14 @@
       <w:r>
         <w:drawing>
           <wp:inline>
-            <wp:extent cx="5334000" cy="1895748"/>
+            <wp:extent cx="4552816" cy="2685650"/>
             <wp:effectExtent b="0" l="0" r="0" t="0"/>
-            <wp:docPr descr="Рис. 10: Примеры приведения аргументов к одному типу" title="" id="60" name="Picture"/>
+            <wp:docPr descr="Рис. 10: Евклидова и p- нормы; Евклидово расстояние" title="" id="60" name="Picture"/>
             <a:graphic>
               <a:graphicData uri="http://schemas.openxmlformats.org/drawingml/2006/picture">
                 <pic:pic>
                   <pic:nvPicPr>
-                    <pic:cNvPr descr="../images/1.3.2.png" id="61" name="Picture"/>
+                    <pic:cNvPr descr="../images/3.1.png" id="61" name="Picture"/>
                     <pic:cNvPicPr>
                       <a:picLocks noChangeArrowheads="1" noChangeAspect="1"/>
                     </pic:cNvPicPr>
@@ -969,7 +1054,7 @@
                   <pic:spPr bwMode="auto">
                     <a:xfrm>
                       <a:off x="0" y="0"/>
-                      <a:ext cx="5334000" cy="1895748"/>
+                      <a:ext cx="4552816" cy="2685650"/>
                     </a:xfrm>
                     <a:prstGeom prst="rect">
                       <a:avLst/>
@@ -993,115 +1078,10 @@
         <w:pStyle w:val="ImageCaption"/>
       </w:pPr>
       <w:r>
-        <w:t xml:space="preserve">Рис. 10: Примеры приведения аргументов к одному типу</w:t>
+        <w:t xml:space="preserve">Рис. 10: Евклидова и p- нормы; Евклидово расстояние</w:t>
       </w:r>
     </w:p>
     <w:bookmarkEnd w:id="62"/>
-    <w:p>
-      <w:pPr>
-        <w:pStyle w:val="BodyText"/>
-      </w:pPr>
-      <w:r>
-        <w:t xml:space="preserve">Базовый синтаксис определения функции:</w:t>
-      </w:r>
-    </w:p>
-    <w:p>
-      <w:pPr>
-        <w:pStyle w:val="SourceCode"/>
-      </w:pPr>
-      <w:r>
-        <w:rPr>
-          <w:rStyle w:val="VerbatimChar"/>
-        </w:rPr>
-        <w:t xml:space="preserve">    function &lt;Имя&gt; (&lt;СписокПараметров&gt;)</w:t>
-      </w:r>
-      <w:r>
-        <w:br/>
-      </w:r>
-      <w:r>
-        <w:rPr>
-          <w:rStyle w:val="VerbatimChar"/>
-        </w:rPr>
-        <w:t xml:space="preserve">        &lt;Действия&gt;</w:t>
-      </w:r>
-      <w:r>
-        <w:br/>
-      </w:r>
-      <w:r>
-        <w:rPr>
-          <w:rStyle w:val="VerbatimChar"/>
-        </w:rPr>
-        <w:t xml:space="preserve">    end</w:t>
-      </w:r>
-    </w:p>
-    <w:p>
-      <w:pPr>
-        <w:pStyle w:val="FirstParagraph"/>
-      </w:pPr>
-      <w:r>
-        <w:t xml:space="preserve">Другой способ определения несложных функций:</w:t>
-      </w:r>
-    </w:p>
-    <w:p>
-      <w:pPr>
-        <w:pStyle w:val="BodyText"/>
-      </w:pPr>
-      <w:r>
-        <w:rPr>
-          <w:rStyle w:val="VerbatimChar"/>
-        </w:rPr>
-        <w:t xml:space="preserve">&lt;Имя&gt; (&lt;СписокПараметров&gt;) = &lt;Выражение&gt;</w:t>
-      </w:r>
-    </w:p>
-    <w:p>
-      <w:pPr>
-        <w:pStyle w:val="BodyText"/>
-      </w:pPr>
-      <w:r>
-        <w:t xml:space="preserve">Например, определим функцию</w:t>
-      </w:r>
-      <w:r>
-        <w:t xml:space="preserve"> </w:t>
-      </w:r>
-      <m:oMath>
-        <m:r>
-          <m:t>f</m:t>
-        </m:r>
-        <m:d>
-          <m:dPr>
-            <m:begChr m:val="("/>
-            <m:endChr m:val=")"/>
-            <m:sepChr m:val=""/>
-            <m:grow/>
-          </m:dPr>
-          <m:e>
-            <m:r>
-              <m:t>x</m:t>
-            </m:r>
-          </m:e>
-        </m:d>
-      </m:oMath>
-      <w:r>
-        <w:t xml:space="preserve"> </w:t>
-      </w:r>
-      <w:r>
-        <w:t xml:space="preserve">возведения переменной</w:t>
-      </w:r>
-      <w:r>
-        <w:t xml:space="preserve"> </w:t>
-      </w:r>
-      <m:oMath>
-        <m:r>
-          <m:t>x</m:t>
-        </m:r>
-      </m:oMath>
-      <w:r>
-        <w:t xml:space="preserve"> </w:t>
-      </w:r>
-      <w:r>
-        <w:t xml:space="preserve">в квадрат и возведём</w:t>
-      </w:r>
-    </w:p>
     <w:bookmarkStart w:id="66" w:name="fig:011"/>
     <w:p>
       <w:pPr>
@@ -1110,14 +1090,14 @@
       <w:r>
         <w:drawing>
           <wp:inline>
-            <wp:extent cx="5334000" cy="2330055"/>
+            <wp:extent cx="5334000" cy="1156705"/>
             <wp:effectExtent b="0" l="0" r="0" t="0"/>
-            <wp:docPr descr="Рис. 11: Примеры определения функций" title="" id="64" name="Picture"/>
+            <wp:docPr descr="Рис. 11: Проверка по баз. опред. и угол между векторами" title="" id="64" name="Picture"/>
             <a:graphic>
               <a:graphicData uri="http://schemas.openxmlformats.org/drawingml/2006/picture">
                 <pic:pic>
                   <pic:nvPicPr>
-                    <pic:cNvPr descr="../images/1.3.3.png" id="65" name="Picture"/>
+                    <pic:cNvPr descr="../images/3.2.png" id="65" name="Picture"/>
                     <pic:cNvPicPr>
                       <a:picLocks noChangeArrowheads="1" noChangeAspect="1"/>
                     </pic:cNvPicPr>
@@ -1131,7 +1111,7 @@
                   <pic:spPr bwMode="auto">
                     <a:xfrm>
                       <a:off x="0" y="0"/>
-                      <a:ext cx="5334000" cy="2330055"/>
+                      <a:ext cx="5334000" cy="1156705"/>
                     </a:xfrm>
                     <a:prstGeom prst="rect">
                       <a:avLst/>
@@ -1155,7 +1135,7 @@
         <w:pStyle w:val="ImageCaption"/>
       </w:pPr>
       <w:r>
-        <w:t xml:space="preserve">Рис. 11: Примеры определения функций</w:t>
+        <w:t xml:space="preserve">Рис. 11: Проверка по баз. опред. и угол между векторами</w:t>
       </w:r>
     </w:p>
     <w:bookmarkEnd w:id="66"/>
@@ -1164,7 +1144,7 @@
         <w:pStyle w:val="BodyText"/>
       </w:pPr>
       <w:r>
-        <w:t xml:space="preserve">Работа с массивами:</w:t>
+        <w:t xml:space="preserve">Вычисление нормы для двумерной матрицы:</w:t>
       </w:r>
     </w:p>
     <w:bookmarkStart w:id="70" w:name="fig:012"/>
@@ -1175,14 +1155,14 @@
       <w:r>
         <w:drawing>
           <wp:inline>
-            <wp:extent cx="5334000" cy="4451095"/>
+            <wp:extent cx="3382640" cy="1847983"/>
             <wp:effectExtent b="0" l="0" r="0" t="0"/>
-            <wp:docPr descr="Рис. 12: Примеры работы с массивами" title="" id="68" name="Picture"/>
+            <wp:docPr descr="Рис. 12: Евклидова и и p- нормы для 2мерной матрицы" title="" id="68" name="Picture"/>
             <a:graphic>
               <a:graphicData uri="http://schemas.openxmlformats.org/drawingml/2006/picture">
                 <pic:pic>
                   <pic:nvPicPr>
-                    <pic:cNvPr descr="../images/1.3.4.png" id="69" name="Picture"/>
+                    <pic:cNvPr descr="../images/3.3.png" id="69" name="Picture"/>
                     <pic:cNvPicPr>
                       <a:picLocks noChangeArrowheads="1" noChangeAspect="1"/>
                     </pic:cNvPicPr>
@@ -1196,7 +1176,7 @@
                   <pic:spPr bwMode="auto">
                     <a:xfrm>
                       <a:off x="0" y="0"/>
-                      <a:ext cx="5334000" cy="4451095"/>
+                      <a:ext cx="3382640" cy="1847983"/>
                     </a:xfrm>
                     <a:prstGeom prst="rect">
                       <a:avLst/>
@@ -1220,80 +1200,11 @@
         <w:pStyle w:val="ImageCaption"/>
       </w:pPr>
       <w:r>
-        <w:t xml:space="preserve">Рис. 12: Примеры работы с массивами</w:t>
+        <w:t xml:space="preserve">Рис. 12: Евклидова и и p- нормы для 2мерной матрицы</w:t>
       </w:r>
     </w:p>
     <w:bookmarkEnd w:id="70"/>
-    <w:bookmarkEnd w:id="71"/>
-    <w:bookmarkStart w:id="184" w:name="задания-для-самостоятельной-работы"/>
-    <w:p>
-      <w:pPr>
-        <w:pStyle w:val="Heading2"/>
-      </w:pPr>
-      <w:r>
-        <w:rPr>
-          <w:rStyle w:val="SectionNumber"/>
-        </w:rPr>
-        <w:t xml:space="preserve">2.4</w:t>
-      </w:r>
-      <w:r>
-        <w:tab/>
-      </w:r>
-      <w:r>
-        <w:t xml:space="preserve">Задания для самостоятельной работы</w:t>
-      </w:r>
-    </w:p>
-    <w:p>
-      <w:pPr>
-        <w:pStyle w:val="Compact"/>
-        <w:numPr>
-          <w:ilvl w:val="0"/>
-          <w:numId w:val="1001"/>
-        </w:numPr>
-      </w:pPr>
-      <w:r>
-        <w:t xml:space="preserve">Изучил документацию по основным функциям Julia для чтения / записи / вывода информации на экран: read(), readline(), readlines(), print(),</w:t>
-      </w:r>
-      <w:r>
-        <w:t xml:space="preserve"> </w:t>
-      </w:r>
-      <w:r>
-        <w:t xml:space="preserve">println(), show(), write().</w:t>
-      </w:r>
-    </w:p>
-    <w:p>
-      <w:pPr>
-        <w:pStyle w:val="FirstParagraph"/>
-      </w:pPr>
-      <w:r>
-        <w:t xml:space="preserve">Примеры использования функций:</w:t>
-      </w:r>
-    </w:p>
-    <w:p>
-      <w:pPr>
-        <w:pStyle w:val="Compact"/>
-        <w:numPr>
-          <w:ilvl w:val="0"/>
-          <w:numId w:val="1002"/>
-        </w:numPr>
-      </w:pPr>
-      <w:r>
-        <w:rPr>
-          <w:b/>
-          <w:bCs/>
-        </w:rPr>
-        <w:t xml:space="preserve">read()</w:t>
-      </w:r>
-    </w:p>
-    <w:p>
-      <w:pPr>
-        <w:pStyle w:val="FirstParagraph"/>
-      </w:pPr>
-      <w:r>
-        <w:t xml:space="preserve">Для этого создал текстовый файл:</w:t>
-      </w:r>
-    </w:p>
-    <w:bookmarkStart w:id="75" w:name="fig:013"/>
+    <w:bookmarkStart w:id="74" w:name="fig:013"/>
     <w:p>
       <w:pPr>
         <w:pStyle w:val="CaptionedFigure"/>
@@ -1301,20 +1212,20 @@
       <w:r>
         <w:drawing>
           <wp:inline>
-            <wp:extent cx="5334000" cy="3854082"/>
+            <wp:extent cx="2340352" cy="1310853"/>
             <wp:effectExtent b="0" l="0" r="0" t="0"/>
-            <wp:docPr descr="Рис. 13: Текстовый файл для теста" title="" id="73" name="Picture"/>
+            <wp:docPr descr="Рис. 13: Поворот на 180 градусов" title="" id="72" name="Picture"/>
             <a:graphic>
               <a:graphicData uri="http://schemas.openxmlformats.org/drawingml/2006/picture">
                 <pic:pic>
                   <pic:nvPicPr>
-                    <pic:cNvPr descr="../images/1.4.1.1.png" id="74" name="Picture"/>
+                    <pic:cNvPr descr="../images/3.4.png" id="73" name="Picture"/>
                     <pic:cNvPicPr>
                       <a:picLocks noChangeArrowheads="1" noChangeAspect="1"/>
                     </pic:cNvPicPr>
                   </pic:nvPicPr>
                   <pic:blipFill>
-                    <a:blip r:embed="rId72"/>
+                    <a:blip r:embed="rId71"/>
                     <a:stretch>
                       <a:fillRect/>
                     </a:stretch>
@@ -1322,7 +1233,7 @@
                   <pic:spPr bwMode="auto">
                     <a:xfrm>
                       <a:off x="0" y="0"/>
-                      <a:ext cx="5334000" cy="3854082"/>
+                      <a:ext cx="2340352" cy="1310853"/>
                     </a:xfrm>
                     <a:prstGeom prst="rect">
                       <a:avLst/>
@@ -1346,19 +1257,11 @@
         <w:pStyle w:val="ImageCaption"/>
       </w:pPr>
       <w:r>
-        <w:t xml:space="preserve">Рис. 13: Текстовый файл для теста</w:t>
-      </w:r>
-    </w:p>
-    <w:bookmarkEnd w:id="75"/>
-    <w:p>
-      <w:pPr>
-        <w:pStyle w:val="BodyText"/>
-      </w:pPr>
-      <w:r>
-        <w:t xml:space="preserve">Функция read() читает данные из потока в заданном формате.</w:t>
-      </w:r>
-    </w:p>
-    <w:bookmarkStart w:id="79" w:name="fig:014"/>
+        <w:t xml:space="preserve">Рис. 13: Поворот на 180 градусов</w:t>
+      </w:r>
+    </w:p>
+    <w:bookmarkEnd w:id="74"/>
+    <w:bookmarkStart w:id="78" w:name="fig:014"/>
     <w:p>
       <w:pPr>
         <w:pStyle w:val="CaptionedFigure"/>
@@ -1366,20 +1269,20 @@
       <w:r>
         <w:drawing>
           <wp:inline>
-            <wp:extent cx="5006819" cy="1093443"/>
+            <wp:extent cx="2225253" cy="1291669"/>
             <wp:effectExtent b="0" l="0" r="0" t="0"/>
-            <wp:docPr descr="Рис. 14: Пример использования функции read()" title="" id="77" name="Picture"/>
+            <wp:docPr descr="Рис. 14: Переворачивание строк" title="" id="76" name="Picture"/>
             <a:graphic>
               <a:graphicData uri="http://schemas.openxmlformats.org/drawingml/2006/picture">
                 <pic:pic>
                   <pic:nvPicPr>
-                    <pic:cNvPr descr="../images/1.4.1.2.png" id="78" name="Picture"/>
+                    <pic:cNvPr descr="../images/3.5.png" id="77" name="Picture"/>
                     <pic:cNvPicPr>
                       <a:picLocks noChangeArrowheads="1" noChangeAspect="1"/>
                     </pic:cNvPicPr>
                   </pic:nvPicPr>
                   <pic:blipFill>
-                    <a:blip r:embed="rId76"/>
+                    <a:blip r:embed="rId75"/>
                     <a:stretch>
                       <a:fillRect/>
                     </a:stretch>
@@ -1387,7 +1290,7 @@
                   <pic:spPr bwMode="auto">
                     <a:xfrm>
                       <a:off x="0" y="0"/>
-                      <a:ext cx="5006819" cy="1093443"/>
+                      <a:ext cx="2225253" cy="1291669"/>
                     </a:xfrm>
                     <a:prstGeom prst="rect">
                       <a:avLst/>
@@ -1411,35 +1314,11 @@
         <w:pStyle w:val="ImageCaption"/>
       </w:pPr>
       <w:r>
-        <w:t xml:space="preserve">Рис. 14: Пример использования функции read()</w:t>
-      </w:r>
-    </w:p>
-    <w:bookmarkEnd w:id="79"/>
-    <w:p>
-      <w:pPr>
-        <w:pStyle w:val="Compact"/>
-        <w:numPr>
-          <w:ilvl w:val="0"/>
-          <w:numId w:val="1003"/>
-        </w:numPr>
-      </w:pPr>
-      <w:r>
-        <w:rPr>
-          <w:b/>
-          <w:bCs/>
-        </w:rPr>
-        <w:t xml:space="preserve">readline()</w:t>
-      </w:r>
-    </w:p>
-    <w:p>
-      <w:pPr>
-        <w:pStyle w:val="FirstParagraph"/>
-      </w:pPr>
-      <w:r>
-        <w:t xml:space="preserve">Читает одну строку из файла или потока до символа новой строки.</w:t>
-      </w:r>
-    </w:p>
-    <w:bookmarkStart w:id="83" w:name="fig:015"/>
+        <w:t xml:space="preserve">Рис. 14: Переворачивание строк</w:t>
+      </w:r>
+    </w:p>
+    <w:bookmarkEnd w:id="78"/>
+    <w:bookmarkStart w:id="82" w:name="fig:015"/>
     <w:p>
       <w:pPr>
         <w:pStyle w:val="CaptionedFigure"/>
@@ -1447,20 +1326,20 @@
       <w:r>
         <w:drawing>
           <wp:inline>
-            <wp:extent cx="4380167" cy="1611390"/>
+            <wp:extent cx="2385113" cy="1246909"/>
             <wp:effectExtent b="0" l="0" r="0" t="0"/>
-            <wp:docPr descr="Рис. 15: Пример использования функции readline()" title="" id="81" name="Picture"/>
+            <wp:docPr descr="Рис. 15: Переворачивание столбцов" title="" id="80" name="Picture"/>
             <a:graphic>
               <a:graphicData uri="http://schemas.openxmlformats.org/drawingml/2006/picture">
                 <pic:pic>
                   <pic:nvPicPr>
-                    <pic:cNvPr descr="../images/1.4.1.3.png" id="82" name="Picture"/>
+                    <pic:cNvPr descr="../images/3.6.png" id="81" name="Picture"/>
                     <pic:cNvPicPr>
                       <a:picLocks noChangeArrowheads="1" noChangeAspect="1"/>
                     </pic:cNvPicPr>
                   </pic:nvPicPr>
                   <pic:blipFill>
-                    <a:blip r:embed="rId80"/>
+                    <a:blip r:embed="rId79"/>
                     <a:stretch>
                       <a:fillRect/>
                     </a:stretch>
@@ -1468,7 +1347,7 @@
                   <pic:spPr bwMode="auto">
                     <a:xfrm>
                       <a:off x="0" y="0"/>
-                      <a:ext cx="4380167" cy="1611390"/>
+                      <a:ext cx="2385113" cy="1246909"/>
                     </a:xfrm>
                     <a:prstGeom prst="rect">
                       <a:avLst/>
@@ -1492,32 +1371,27 @@
         <w:pStyle w:val="ImageCaption"/>
       </w:pPr>
       <w:r>
-        <w:t xml:space="preserve">Рис. 15: Пример использования функции readline()</w:t>
-      </w:r>
-    </w:p>
+        <w:t xml:space="preserve">Рис. 15: Переворачивание столбцов</w:t>
+      </w:r>
+    </w:p>
+    <w:bookmarkEnd w:id="82"/>
     <w:bookmarkEnd w:id="83"/>
-    <w:p>
-      <w:pPr>
-        <w:pStyle w:val="Compact"/>
-        <w:numPr>
-          <w:ilvl w:val="0"/>
-          <w:numId w:val="1004"/>
-        </w:numPr>
+    <w:bookmarkStart w:id="100" w:name="X5c7ba8ea9205f78450384725fbd8ae04a8a0851"/>
+    <w:p>
+      <w:pPr>
+        <w:pStyle w:val="Heading2"/>
       </w:pPr>
       <w:r>
         <w:rPr>
-          <w:b/>
-          <w:bCs/>
+          <w:rStyle w:val="SectionNumber"/>
         </w:rPr>
-        <w:t xml:space="preserve">readlines()</w:t>
-      </w:r>
-    </w:p>
-    <w:p>
-      <w:pPr>
-        <w:pStyle w:val="FirstParagraph"/>
-      </w:pPr>
-      <w:r>
-        <w:t xml:space="preserve">Читает все строки файла и возвращает их в виде массива.</w:t>
+        <w:t xml:space="preserve">2.4</w:t>
+      </w:r>
+      <w:r>
+        <w:tab/>
+      </w:r>
+      <w:r>
+        <w:t xml:space="preserve">Матричное умножение, единичная матрица, скалярное произведение</w:t>
       </w:r>
     </w:p>
     <w:bookmarkStart w:id="87" w:name="fig:016"/>
@@ -1528,14 +1402,14 @@
       <w:r>
         <w:drawing>
           <wp:inline>
-            <wp:extent cx="4565605" cy="1464318"/>
+            <wp:extent cx="4514450" cy="2404296"/>
             <wp:effectExtent b="0" l="0" r="0" t="0"/>
-            <wp:docPr descr="Рис. 16: Пример использования функции readlines()" title="" id="85" name="Picture"/>
+            <wp:docPr descr="Рис. 16: Матрицы со случ. цел. значениями" title="" id="85" name="Picture"/>
             <a:graphic>
               <a:graphicData uri="http://schemas.openxmlformats.org/drawingml/2006/picture">
                 <pic:pic>
                   <pic:nvPicPr>
-                    <pic:cNvPr descr="../images/1.4.1.4.png" id="86" name="Picture"/>
+                    <pic:cNvPr descr="../images/4.1.png" id="86" name="Picture"/>
                     <pic:cNvPicPr>
                       <a:picLocks noChangeArrowheads="1" noChangeAspect="1"/>
                     </pic:cNvPicPr>
@@ -1549,7 +1423,7 @@
                   <pic:spPr bwMode="auto">
                     <a:xfrm>
                       <a:off x="0" y="0"/>
-                      <a:ext cx="4565605" cy="1464318"/>
+                      <a:ext cx="4514450" cy="2404296"/>
                     </a:xfrm>
                     <a:prstGeom prst="rect">
                       <a:avLst/>
@@ -1573,34 +1447,10 @@
         <w:pStyle w:val="ImageCaption"/>
       </w:pPr>
       <w:r>
-        <w:t xml:space="preserve">Рис. 16: Пример использования функции readlines()</w:t>
+        <w:t xml:space="preserve">Рис. 16: Матрицы со случ. цел. значениями</w:t>
       </w:r>
     </w:p>
     <w:bookmarkEnd w:id="87"/>
-    <w:p>
-      <w:pPr>
-        <w:pStyle w:val="Compact"/>
-        <w:numPr>
-          <w:ilvl w:val="0"/>
-          <w:numId w:val="1005"/>
-        </w:numPr>
-      </w:pPr>
-      <w:r>
-        <w:rPr>
-          <w:b/>
-          <w:bCs/>
-        </w:rPr>
-        <w:t xml:space="preserve">print()</w:t>
-      </w:r>
-    </w:p>
-    <w:p>
-      <w:pPr>
-        <w:pStyle w:val="FirstParagraph"/>
-      </w:pPr>
-      <w:r>
-        <w:t xml:space="preserve">Выводит данные в стандартный поток вывода (консоль) без добавления символа новой строки.</w:t>
-      </w:r>
-    </w:p>
     <w:bookmarkStart w:id="91" w:name="fig:017"/>
     <w:p>
       <w:pPr>
@@ -1609,14 +1459,14 @@
       <w:r>
         <w:drawing>
           <wp:inline>
-            <wp:extent cx="2263619" cy="939977"/>
+            <wp:extent cx="2500212" cy="1170176"/>
             <wp:effectExtent b="0" l="0" r="0" t="0"/>
-            <wp:docPr descr="Рис. 17: Пример использования функции print()" title="" id="89" name="Picture"/>
+            <wp:docPr descr="Рис. 17: Произведение матриц" title="" id="89" name="Picture"/>
             <a:graphic>
               <a:graphicData uri="http://schemas.openxmlformats.org/drawingml/2006/picture">
                 <pic:pic>
                   <pic:nvPicPr>
-                    <pic:cNvPr descr="../images/1.4.1.5.png" id="90" name="Picture"/>
+                    <pic:cNvPr descr="../images/4.2.png" id="90" name="Picture"/>
                     <pic:cNvPicPr>
                       <a:picLocks noChangeArrowheads="1" noChangeAspect="1"/>
                     </pic:cNvPicPr>
@@ -1630,7 +1480,7 @@
                   <pic:spPr bwMode="auto">
                     <a:xfrm>
                       <a:off x="0" y="0"/>
-                      <a:ext cx="2263619" cy="939977"/>
+                      <a:ext cx="2500212" cy="1170176"/>
                     </a:xfrm>
                     <a:prstGeom prst="rect">
                       <a:avLst/>
@@ -1654,34 +1504,10 @@
         <w:pStyle w:val="ImageCaption"/>
       </w:pPr>
       <w:r>
-        <w:t xml:space="preserve">Рис. 17: Пример использования функции print()</w:t>
+        <w:t xml:space="preserve">Рис. 17: Произведение матриц</w:t>
       </w:r>
     </w:p>
     <w:bookmarkEnd w:id="91"/>
-    <w:p>
-      <w:pPr>
-        <w:pStyle w:val="Compact"/>
-        <w:numPr>
-          <w:ilvl w:val="0"/>
-          <w:numId w:val="1006"/>
-        </w:numPr>
-      </w:pPr>
-      <w:r>
-        <w:rPr>
-          <w:b/>
-          <w:bCs/>
-        </w:rPr>
-        <w:t xml:space="preserve">println()</w:t>
-      </w:r>
-    </w:p>
-    <w:p>
-      <w:pPr>
-        <w:pStyle w:val="FirstParagraph"/>
-      </w:pPr>
-      <w:r>
-        <w:t xml:space="preserve">Аналогично print(), но добавляет символ новой строки в конец.</w:t>
-      </w:r>
-    </w:p>
     <w:bookmarkStart w:id="95" w:name="fig:018"/>
     <w:p>
       <w:pPr>
@@ -1690,14 +1516,14 @@
       <w:r>
         <w:drawing>
           <wp:inline>
-            <wp:extent cx="1937504" cy="1323641"/>
+            <wp:extent cx="2154914" cy="1291669"/>
             <wp:effectExtent b="0" l="0" r="0" t="0"/>
-            <wp:docPr descr="Рис. 18: Пример использования функции println()" title="" id="93" name="Picture"/>
+            <wp:docPr descr="Рис. 18: Единичная матрица" title="" id="93" name="Picture"/>
             <a:graphic>
               <a:graphicData uri="http://schemas.openxmlformats.org/drawingml/2006/picture">
                 <pic:pic>
                   <pic:nvPicPr>
-                    <pic:cNvPr descr="../images/1.4.1.6.png" id="94" name="Picture"/>
+                    <pic:cNvPr descr="../images/4.3.png" id="94" name="Picture"/>
                     <pic:cNvPicPr>
                       <a:picLocks noChangeArrowheads="1" noChangeAspect="1"/>
                     </pic:cNvPicPr>
@@ -1711,7 +1537,7 @@
                   <pic:spPr bwMode="auto">
                     <a:xfrm>
                       <a:off x="0" y="0"/>
-                      <a:ext cx="1937504" cy="1323641"/>
+                      <a:ext cx="2154914" cy="1291669"/>
                     </a:xfrm>
                     <a:prstGeom prst="rect">
                       <a:avLst/>
@@ -1735,34 +1561,10 @@
         <w:pStyle w:val="ImageCaption"/>
       </w:pPr>
       <w:r>
-        <w:t xml:space="preserve">Рис. 18: Пример использования функции println()</w:t>
+        <w:t xml:space="preserve">Рис. 18: Единичная матрица</w:t>
       </w:r>
     </w:p>
     <w:bookmarkEnd w:id="95"/>
-    <w:p>
-      <w:pPr>
-        <w:pStyle w:val="Compact"/>
-        <w:numPr>
-          <w:ilvl w:val="0"/>
-          <w:numId w:val="1007"/>
-        </w:numPr>
-      </w:pPr>
-      <w:r>
-        <w:rPr>
-          <w:b/>
-          <w:bCs/>
-        </w:rPr>
-        <w:t xml:space="preserve">show()</w:t>
-      </w:r>
-    </w:p>
-    <w:p>
-      <w:pPr>
-        <w:pStyle w:val="FirstParagraph"/>
-      </w:pPr>
-      <w:r>
-        <w:t xml:space="preserve">Выводит внутреннее представление объекта, полезное для отладки.</w:t>
-      </w:r>
-    </w:p>
     <w:bookmarkStart w:id="99" w:name="fig:019"/>
     <w:p>
       <w:pPr>
@@ -1771,14 +1573,14 @@
       <w:r>
         <w:drawing>
           <wp:inline>
-            <wp:extent cx="2289197" cy="939977"/>
+            <wp:extent cx="3382640" cy="2033420"/>
             <wp:effectExtent b="0" l="0" r="0" t="0"/>
-            <wp:docPr descr="Рис. 19: Пример использования функции show()" title="" id="97" name="Picture"/>
+            <wp:docPr descr="Рис. 19: Скалярное произведение векторов X и Y" title="" id="97" name="Picture"/>
             <a:graphic>
               <a:graphicData uri="http://schemas.openxmlformats.org/drawingml/2006/picture">
                 <pic:pic>
                   <pic:nvPicPr>
-                    <pic:cNvPr descr="../images/1.4.1.7.png" id="98" name="Picture"/>
+                    <pic:cNvPr descr="../images/4.4.png" id="98" name="Picture"/>
                     <pic:cNvPicPr>
                       <a:picLocks noChangeArrowheads="1" noChangeAspect="1"/>
                     </pic:cNvPicPr>
@@ -1792,7 +1594,7 @@
                   <pic:spPr bwMode="auto">
                     <a:xfrm>
                       <a:off x="0" y="0"/>
-                      <a:ext cx="2289197" cy="939977"/>
+                      <a:ext cx="3382640" cy="2033420"/>
                     </a:xfrm>
                     <a:prstGeom prst="rect">
                       <a:avLst/>
@@ -1816,24 +1618,27 @@
         <w:pStyle w:val="ImageCaption"/>
       </w:pPr>
       <w:r>
-        <w:t xml:space="preserve">Рис. 19: Пример использования функции show()</w:t>
+        <w:t xml:space="preserve">Рис. 19: Скалярное произведение векторов X и Y</w:t>
       </w:r>
     </w:p>
     <w:bookmarkEnd w:id="99"/>
-    <w:p>
-      <w:pPr>
-        <w:pStyle w:val="Compact"/>
-        <w:numPr>
-          <w:ilvl w:val="0"/>
-          <w:numId w:val="1008"/>
-        </w:numPr>
+    <w:bookmarkEnd w:id="100"/>
+    <w:bookmarkStart w:id="221" w:name="Xc1b05fa6b627f0a61977718129e6f3db9a4d06a"/>
+    <w:p>
+      <w:pPr>
+        <w:pStyle w:val="Heading2"/>
       </w:pPr>
       <w:r>
         <w:rPr>
-          <w:b/>
-          <w:bCs/>
+          <w:rStyle w:val="SectionNumber"/>
         </w:rPr>
-        <w:t xml:space="preserve">write()</w:t>
+        <w:t xml:space="preserve">2.5</w:t>
+      </w:r>
+      <w:r>
+        <w:tab/>
+      </w:r>
+      <w:r>
+        <w:t xml:space="preserve">Факторизация. Специальные матричные структуры</w:t>
       </w:r>
     </w:p>
     <w:p>
@@ -1841,10 +1646,203 @@
         <w:pStyle w:val="FirstParagraph"/>
       </w:pPr>
       <w:r>
-        <w:t xml:space="preserve">Записывает данные в файл или поток.</w:t>
-      </w:r>
-    </w:p>
-    <w:bookmarkStart w:id="103" w:name="fig:020"/>
+        <w:t xml:space="preserve">В математике факторизация (или разложение) объекта — его декомпозиция (например,</w:t>
+      </w:r>
+      <w:r>
+        <w:t xml:space="preserve"> </w:t>
+      </w:r>
+      <w:r>
+        <w:t xml:space="preserve">числа, полинома или матрицы) в произведение других объектов или факторов, которые,</w:t>
+      </w:r>
+      <w:r>
+        <w:t xml:space="preserve"> </w:t>
+      </w:r>
+      <w:r>
+        <w:t xml:space="preserve">будучи перемноженными, дают исходный объект.</w:t>
+      </w:r>
+      <w:r>
+        <w:t xml:space="preserve"> </w:t>
+      </w:r>
+      <w:r>
+        <w:t xml:space="preserve">Матрица может быть факторизована на произведение матриц специального вида</w:t>
+      </w:r>
+      <w:r>
+        <w:t xml:space="preserve"> </w:t>
+      </w:r>
+      <w:r>
+        <w:t xml:space="preserve">для приложений, в которых эта форма удобна. К специальным видам матриц относят</w:t>
+      </w:r>
+      <w:r>
+        <w:t xml:space="preserve"> </w:t>
+      </w:r>
+      <w:r>
+        <w:t xml:space="preserve">ортогональные, унитарные и треугольные матрицы.</w:t>
+      </w:r>
+      <w:r>
+        <w:t xml:space="preserve"> </w:t>
+      </w:r>
+      <w:r>
+        <w:t xml:space="preserve">LU-разложение — представление матрицы A в виде произведения двух матриц L и U,</w:t>
+      </w:r>
+      <w:r>
+        <w:t xml:space="preserve"> </w:t>
+      </w:r>
+      <w:r>
+        <w:t xml:space="preserve">L — нижняя треугольная матрица, а U — верхняя треугольная матрица. LU-разложение</w:t>
+      </w:r>
+      <w:r>
+        <w:t xml:space="preserve"> </w:t>
+      </w:r>
+      <w:r>
+        <w:t xml:space="preserve">существует только в том случае, когда матрица A обратима, а все её ведущие (угловые) главные миноры невырождены.</w:t>
+      </w:r>
+      <w:r>
+        <w:t xml:space="preserve"> </w:t>
+      </w:r>
+      <w:r>
+        <w:t xml:space="preserve">Обращение матрицы A эквивалентно решению линейной системы AX = I, где X</w:t>
+      </w:r>
+      <w:r>
+        <w:t xml:space="preserve"> </w:t>
+      </w:r>
+      <w:r>
+        <w:t xml:space="preserve">— неизвестная матрица, I — единичная матрица. Решение X этой системы является</w:t>
+      </w:r>
+      <w:r>
+        <w:t xml:space="preserve"> </w:t>
+      </w:r>
+      <w:r>
+        <w:t xml:space="preserve">обратной матрицей A−1</w:t>
+      </w:r>
+      <w:r>
+        <w:t xml:space="preserve"> </w:t>
+      </w:r>
+      <w:r>
+        <w:t xml:space="preserve">.</w:t>
+      </w:r>
+      <w:r>
+        <w:t xml:space="preserve"> </w:t>
+      </w:r>
+      <w:r>
+        <w:t xml:space="preserve">LUP-разложение — представление матрицы A в виде произведения P A = LU, где</w:t>
+      </w:r>
+      <w:r>
+        <w:t xml:space="preserve"> </w:t>
+      </w:r>
+      <w:r>
+        <w:t xml:space="preserve">матрица L является нижнетреугольной с единицами на главной диагонали, U — верхнетреугольная общего вида матрица, P — матрица перестановок, получаемая из единичной</w:t>
+      </w:r>
+      <w:r>
+        <w:t xml:space="preserve"> </w:t>
+      </w:r>
+      <w:r>
+        <w:t xml:space="preserve">матрицы путём перестановки строк или столбцов.</w:t>
+      </w:r>
+      <w:r>
+        <w:t xml:space="preserve"> </w:t>
+      </w:r>
+      <w:r>
+        <w:t xml:space="preserve">QR-разложение матрицы — представление матрицы в виде произведения унитарной (или ортогональной) матрицы Q и верхнетреугольной матрицы R. QR-разложение</w:t>
+      </w:r>
+      <w:r>
+        <w:t xml:space="preserve"> </w:t>
+      </w:r>
+      <w:r>
+        <w:t xml:space="preserve">применяется для нахождения собственных векторов и собственных значений матрицы.</w:t>
+      </w:r>
+      <w:r>
+        <w:t xml:space="preserve"> </w:t>
+      </w:r>
+      <w:r>
+        <w:t xml:space="preserve">Q является ортогональной матрицей, если</w:t>
+      </w:r>
+      <w:r>
+        <w:t xml:space="preserve"> </w:t>
+      </w:r>
+      <m:oMath>
+        <m:sSup>
+          <m:e>
+            <m:r>
+              <m:t>Q</m:t>
+            </m:r>
+          </m:e>
+          <m:sup>
+            <m:r>
+              <m:t>T</m:t>
+            </m:r>
+          </m:sup>
+        </m:sSup>
+      </m:oMath>
+      <w:r>
+        <w:t xml:space="preserve">Q = I, где I — единичная матрица.</w:t>
+      </w:r>
+      <w:r>
+        <w:t xml:space="preserve"> </w:t>
+      </w:r>
+      <w:r>
+        <w:t xml:space="preserve">Спектральное разложение матрицы A — представление её в виде произведения</w:t>
+      </w:r>
+      <w:r>
+        <w:t xml:space="preserve"> </w:t>
+      </w:r>
+      <w:r>
+        <w:t xml:space="preserve">A = V ΛV −1, где V — матрица, столбцы которой являются собственными векторами</w:t>
+      </w:r>
+      <w:r>
+        <w:t xml:space="preserve"> </w:t>
+      </w:r>
+      <w:r>
+        <w:t xml:space="preserve">матрицы A, Λ — диагональная матрица с соответствующими собственными значениями</w:t>
+      </w:r>
+      <w:r>
+        <w:t xml:space="preserve"> </w:t>
+      </w:r>
+      <w:r>
+        <w:t xml:space="preserve">на главной диагонали,</w:t>
+      </w:r>
+      <w:r>
+        <w:t xml:space="preserve"> </w:t>
+      </w:r>
+      <m:oMath>
+        <m:sSup>
+          <m:e>
+            <m:r>
+              <m:t>V</m:t>
+            </m:r>
+          </m:e>
+          <m:sup>
+            <m:r>
+              <m:rPr>
+                <m:sty m:val="p"/>
+              </m:rPr>
+              <m:t>−</m:t>
+            </m:r>
+          </m:sup>
+        </m:sSup>
+        <m:r>
+          <m:t>1</m:t>
+        </m:r>
+      </m:oMath>
+      <w:r>
+        <w:t xml:space="preserve"> </w:t>
+      </w:r>
+      <w:r>
+        <w:t xml:space="preserve">— матрица, обратная матрице V.</w:t>
+      </w:r>
+      <w:r>
+        <w:t xml:space="preserve"> </w:t>
+      </w:r>
+      <w:r>
+        <w:t xml:space="preserve">Рассмотрим несколько примеров. Для работы со специальными матричными структурами потребуется пакет LinearAlgebra.</w:t>
+      </w:r>
+      <w:r>
+        <w:t xml:space="preserve"> </w:t>
+      </w:r>
+      <w:r>
+        <w:t xml:space="preserve">Решение систем линейный алгебраических уравнений Ax = b:</w:t>
+      </w:r>
+    </w:p>
+    <w:bookmarkStart w:id="104" w:name="fig:020"/>
     <w:p>
       <w:pPr>
         <w:pStyle w:val="CaptionedFigure"/>
@@ -1852,20 +1850,20 @@
       <w:r>
         <w:drawing>
           <wp:inline>
-            <wp:extent cx="4552816" cy="939977"/>
+            <wp:extent cx="4399351" cy="1323641"/>
             <wp:effectExtent b="0" l="0" r="0" t="0"/>
-            <wp:docPr descr="Рис. 20: Пример использования функции write()" title="" id="101" name="Picture"/>
+            <wp:docPr descr="Рис. 20: Квадратная матрица 3x3" title="" id="102" name="Picture"/>
             <a:graphic>
               <a:graphicData uri="http://schemas.openxmlformats.org/drawingml/2006/picture">
                 <pic:pic>
                   <pic:nvPicPr>
-                    <pic:cNvPr descr="../images/1.4.1.8.1.png" id="102" name="Picture"/>
+                    <pic:cNvPr descr="../images/5.1.1.png" id="103" name="Picture"/>
                     <pic:cNvPicPr>
                       <a:picLocks noChangeArrowheads="1" noChangeAspect="1"/>
                     </pic:cNvPicPr>
                   </pic:nvPicPr>
                   <pic:blipFill>
-                    <a:blip r:embed="rId100"/>
+                    <a:blip r:embed="rId101"/>
                     <a:stretch>
                       <a:fillRect/>
                     </a:stretch>
@@ -1873,7 +1871,7 @@
                   <pic:spPr bwMode="auto">
                     <a:xfrm>
                       <a:off x="0" y="0"/>
-                      <a:ext cx="4552816" cy="939977"/>
+                      <a:ext cx="4399351" cy="1323641"/>
                     </a:xfrm>
                     <a:prstGeom prst="rect">
                       <a:avLst/>
@@ -1897,19 +1895,11 @@
         <w:pStyle w:val="ImageCaption"/>
       </w:pPr>
       <w:r>
-        <w:t xml:space="preserve">Рис. 20: Пример использования функции write()</w:t>
-      </w:r>
-    </w:p>
-    <w:bookmarkEnd w:id="103"/>
-    <w:p>
-      <w:pPr>
-        <w:pStyle w:val="BodyText"/>
-      </w:pPr>
-      <w:r>
-        <w:t xml:space="preserve">Проверил файл:</w:t>
-      </w:r>
-    </w:p>
-    <w:bookmarkStart w:id="107" w:name="fig:021"/>
+        <w:t xml:space="preserve">Рис. 20: Квадратная матрица 3x3</w:t>
+      </w:r>
+    </w:p>
+    <w:bookmarkEnd w:id="104"/>
+    <w:bookmarkStart w:id="108" w:name="fig:021"/>
     <w:p>
       <w:pPr>
         <w:pStyle w:val="CaptionedFigure"/>
@@ -1917,20 +1907,20 @@
       <w:r>
         <w:drawing>
           <wp:inline>
-            <wp:extent cx="2807144" cy="1713700"/>
+            <wp:extent cx="2397902" cy="1445135"/>
             <wp:effectExtent b="0" l="0" r="0" t="0"/>
-            <wp:docPr descr="Рис. 21: Проверка изменений в файле" title="" id="105" name="Picture"/>
+            <wp:docPr descr="Рис. 21: Единичный вектор" title="" id="106" name="Picture"/>
             <a:graphic>
               <a:graphicData uri="http://schemas.openxmlformats.org/drawingml/2006/picture">
                 <pic:pic>
                   <pic:nvPicPr>
-                    <pic:cNvPr descr="../images/1.4.1.8.2.png" id="106" name="Picture"/>
+                    <pic:cNvPr descr="../images/5.1.2.png" id="107" name="Picture"/>
                     <pic:cNvPicPr>
                       <a:picLocks noChangeArrowheads="1" noChangeAspect="1"/>
                     </pic:cNvPicPr>
                   </pic:nvPicPr>
                   <pic:blipFill>
-                    <a:blip r:embed="rId104"/>
+                    <a:blip r:embed="rId105"/>
                     <a:stretch>
                       <a:fillRect/>
                     </a:stretch>
@@ -1938,7 +1928,7 @@
                   <pic:spPr bwMode="auto">
                     <a:xfrm>
                       <a:off x="0" y="0"/>
-                      <a:ext cx="2807144" cy="1713700"/>
+                      <a:ext cx="2397902" cy="1445135"/>
                     </a:xfrm>
                     <a:prstGeom prst="rect">
                       <a:avLst/>
@@ -1962,31 +1952,11 @@
         <w:pStyle w:val="ImageCaption"/>
       </w:pPr>
       <w:r>
-        <w:t xml:space="preserve">Рис. 21: Проверка изменений в файле</w:t>
-      </w:r>
-    </w:p>
-    <w:bookmarkEnd w:id="107"/>
-    <w:p>
-      <w:pPr>
-        <w:pStyle w:val="Compact"/>
-        <w:numPr>
-          <w:ilvl w:val="0"/>
-          <w:numId w:val="1009"/>
-        </w:numPr>
-      </w:pPr>
-      <w:r>
-        <w:t xml:space="preserve">Изучил документацию по функции parse() и опробовал.</w:t>
-      </w:r>
-    </w:p>
-    <w:p>
-      <w:pPr>
-        <w:pStyle w:val="FirstParagraph"/>
-      </w:pPr>
-      <w:r>
-        <w:t xml:space="preserve">Функция parse() преобразует строку в значение указанного типа.</w:t>
-      </w:r>
-    </w:p>
-    <w:bookmarkStart w:id="111" w:name="fig:022"/>
+        <w:t xml:space="preserve">Рис. 21: Единичный вектор</w:t>
+      </w:r>
+    </w:p>
+    <w:bookmarkEnd w:id="108"/>
+    <w:bookmarkStart w:id="112" w:name="fig:022"/>
     <w:p>
       <w:pPr>
         <w:pStyle w:val="CaptionedFigure"/>
@@ -1994,20 +1964,20 @@
       <w:r>
         <w:drawing>
           <wp:inline>
-            <wp:extent cx="2941426" cy="2807144"/>
+            <wp:extent cx="2327563" cy="1234120"/>
             <wp:effectExtent b="0" l="0" r="0" t="0"/>
-            <wp:docPr descr="Рис. 22: Примеры использования функции parse()" title="" id="109" name="Picture"/>
+            <wp:docPr descr="Рис. 22: Вектор b" title="" id="110" name="Picture"/>
             <a:graphic>
               <a:graphicData uri="http://schemas.openxmlformats.org/drawingml/2006/picture">
                 <pic:pic>
                   <pic:nvPicPr>
-                    <pic:cNvPr descr="../images/1.4.2.1.png" id="110" name="Picture"/>
+                    <pic:cNvPr descr="../images/5.1.3.png" id="111" name="Picture"/>
                     <pic:cNvPicPr>
                       <a:picLocks noChangeArrowheads="1" noChangeAspect="1"/>
                     </pic:cNvPicPr>
                   </pic:nvPicPr>
                   <pic:blipFill>
-                    <a:blip r:embed="rId108"/>
+                    <a:blip r:embed="rId109"/>
                     <a:stretch>
                       <a:fillRect/>
                     </a:stretch>
@@ -2015,7 +1985,7 @@
                   <pic:spPr bwMode="auto">
                     <a:xfrm>
                       <a:off x="0" y="0"/>
-                      <a:ext cx="2941426" cy="2807144"/>
+                      <a:ext cx="2327563" cy="1234120"/>
                     </a:xfrm>
                     <a:prstGeom prst="rect">
                       <a:avLst/>
@@ -2039,47 +2009,11 @@
         <w:pStyle w:val="ImageCaption"/>
       </w:pPr>
       <w:r>
-        <w:t xml:space="preserve">Рис. 22: Примеры использования функции parse()</w:t>
-      </w:r>
-    </w:p>
-    <w:bookmarkEnd w:id="111"/>
-    <w:p>
-      <w:pPr>
-        <w:pStyle w:val="Compact"/>
-        <w:numPr>
-          <w:ilvl w:val="0"/>
-          <w:numId w:val="1010"/>
-        </w:numPr>
-      </w:pPr>
-      <w:r>
-        <w:t xml:space="preserve">Изучил синтаксис Julia для базовых математических операций с разным типом переменных: сложение, вычитание, умножение, деление, возведение в степень, извлечение корня, сравнение, логические операции.</w:t>
-      </w:r>
-    </w:p>
-    <w:p>
-      <w:pPr>
-        <w:pStyle w:val="FirstParagraph"/>
-      </w:pPr>
-      <w:r>
-        <w:t xml:space="preserve">Примеры использования функций:</w:t>
-      </w:r>
-    </w:p>
-    <w:p>
-      <w:pPr>
-        <w:pStyle w:val="Compact"/>
-        <w:numPr>
-          <w:ilvl w:val="0"/>
-          <w:numId w:val="1011"/>
-        </w:numPr>
-      </w:pPr>
-      <w:r>
-        <w:rPr>
-          <w:b/>
-          <w:bCs/>
-        </w:rPr>
-        <w:t xml:space="preserve">Сложение</w:t>
-      </w:r>
-    </w:p>
-    <w:bookmarkStart w:id="115" w:name="fig:023"/>
+        <w:t xml:space="preserve">Рис. 22: Вектор b</w:t>
+      </w:r>
+    </w:p>
+    <w:bookmarkEnd w:id="112"/>
+    <w:bookmarkStart w:id="116" w:name="fig:023"/>
     <w:p>
       <w:pPr>
         <w:pStyle w:val="CaptionedFigure"/>
@@ -2087,20 +2021,20 @@
       <w:r>
         <w:drawing>
           <wp:inline>
-            <wp:extent cx="2365930" cy="2301986"/>
+            <wp:extent cx="4584788" cy="1349219"/>
             <wp:effectExtent b="0" l="0" r="0" t="0"/>
-            <wp:docPr descr="Рис. 23: Пример использования операции сложения" title="" id="113" name="Picture"/>
+            <wp:docPr descr="Рис. 23: Решение исходного уравнения" title="" id="114" name="Picture"/>
             <a:graphic>
               <a:graphicData uri="http://schemas.openxmlformats.org/drawingml/2006/picture">
                 <pic:pic>
                   <pic:nvPicPr>
-                    <pic:cNvPr descr="../images/1.4.3.0.png" id="114" name="Picture"/>
+                    <pic:cNvPr descr="../images/5.1.4.png" id="115" name="Picture"/>
                     <pic:cNvPicPr>
                       <a:picLocks noChangeArrowheads="1" noChangeAspect="1"/>
                     </pic:cNvPicPr>
                   </pic:nvPicPr>
                   <pic:blipFill>
-                    <a:blip r:embed="rId112"/>
+                    <a:blip r:embed="rId113"/>
                     <a:stretch>
                       <a:fillRect/>
                     </a:stretch>
@@ -2108,7 +2042,7 @@
                   <pic:spPr bwMode="auto">
                     <a:xfrm>
                       <a:off x="0" y="0"/>
-                      <a:ext cx="2365930" cy="2301986"/>
+                      <a:ext cx="4584788" cy="1349219"/>
                     </a:xfrm>
                     <a:prstGeom prst="rect">
                       <a:avLst/>
@@ -2132,27 +2066,19 @@
         <w:pStyle w:val="ImageCaption"/>
       </w:pPr>
       <w:r>
-        <w:t xml:space="preserve">Рис. 23: Пример использования операции сложения</w:t>
-      </w:r>
-    </w:p>
-    <w:bookmarkEnd w:id="115"/>
-    <w:p>
-      <w:pPr>
-        <w:pStyle w:val="Compact"/>
-        <w:numPr>
-          <w:ilvl w:val="0"/>
-          <w:numId w:val="1012"/>
-        </w:numPr>
-      </w:pPr>
-      <w:r>
-        <w:rPr>
-          <w:b/>
-          <w:bCs/>
-        </w:rPr>
-        <w:t xml:space="preserve">Вычитание</w:t>
-      </w:r>
-    </w:p>
-    <w:bookmarkStart w:id="119" w:name="fig:024"/>
+        <w:t xml:space="preserve">Рис. 23: Решение исходного уравнения</w:t>
+      </w:r>
+    </w:p>
+    <w:bookmarkEnd w:id="116"/>
+    <w:p>
+      <w:pPr>
+        <w:pStyle w:val="BodyText"/>
+      </w:pPr>
+      <w:r>
+        <w:t xml:space="preserve">Julia позволяет вычислять LU-факторизацию и определяет составной тип факторизации для его хранения</w:t>
+      </w:r>
+    </w:p>
+    <w:bookmarkStart w:id="120" w:name="fig:024"/>
     <w:p>
       <w:pPr>
         <w:pStyle w:val="CaptionedFigure"/>
@@ -2160,20 +2086,20 @@
       <w:r>
         <w:drawing>
           <wp:inline>
-            <wp:extent cx="2404296" cy="1784039"/>
+            <wp:extent cx="3625627" cy="2436268"/>
             <wp:effectExtent b="0" l="0" r="0" t="0"/>
-            <wp:docPr descr="Рис. 24: Пример использования операции вычитания" title="" id="117" name="Picture"/>
+            <wp:docPr descr="Рис. 24: LU-факторизация" title="" id="118" name="Picture"/>
             <a:graphic>
               <a:graphicData uri="http://schemas.openxmlformats.org/drawingml/2006/picture">
                 <pic:pic>
                   <pic:nvPicPr>
-                    <pic:cNvPr descr="../images/1.4.3.1.png" id="118" name="Picture"/>
+                    <pic:cNvPr descr="../images/5.2.png" id="119" name="Picture"/>
                     <pic:cNvPicPr>
                       <a:picLocks noChangeArrowheads="1" noChangeAspect="1"/>
                     </pic:cNvPicPr>
                   </pic:nvPicPr>
                   <pic:blipFill>
-                    <a:blip r:embed="rId116"/>
+                    <a:blip r:embed="rId117"/>
                     <a:stretch>
                       <a:fillRect/>
                     </a:stretch>
@@ -2181,7 +2107,7 @@
                   <pic:spPr bwMode="auto">
                     <a:xfrm>
                       <a:off x="0" y="0"/>
-                      <a:ext cx="2404296" cy="1784039"/>
+                      <a:ext cx="3625627" cy="2436268"/>
                     </a:xfrm>
                     <a:prstGeom prst="rect">
                       <a:avLst/>
@@ -2205,35 +2131,19 @@
         <w:pStyle w:val="ImageCaption"/>
       </w:pPr>
       <w:r>
-        <w:t xml:space="preserve">Рис. 24: Пример использования операции вычитания</w:t>
-      </w:r>
-    </w:p>
-    <w:bookmarkEnd w:id="119"/>
-    <w:p>
-      <w:pPr>
-        <w:pStyle w:val="Compact"/>
-        <w:numPr>
-          <w:ilvl w:val="0"/>
-          <w:numId w:val="1013"/>
-        </w:numPr>
-      </w:pPr>
-      <w:r>
-        <w:rPr>
-          <w:b/>
-          <w:bCs/>
-        </w:rPr>
-        <w:t xml:space="preserve">Умножение</w:t>
-      </w:r>
-    </w:p>
-    <w:p>
-      <w:pPr>
-        <w:pStyle w:val="FirstParagraph"/>
-      </w:pPr>
-      <w:r>
-        <w:t xml:space="preserve">Julia поддерживает неявное умножение: ax эквивалентно a * x</w:t>
-      </w:r>
-    </w:p>
-    <w:bookmarkStart w:id="123" w:name="fig:025"/>
+        <w:t xml:space="preserve">Рис. 24: LU-факторизация</w:t>
+      </w:r>
+    </w:p>
+    <w:bookmarkEnd w:id="120"/>
+    <w:p>
+      <w:pPr>
+        <w:pStyle w:val="BodyText"/>
+      </w:pPr>
+      <w:r>
+        <w:t xml:space="preserve">Различные части факторизации могут быть извлечены путём доступа к их специальным свойствам:</w:t>
+      </w:r>
+    </w:p>
+    <w:bookmarkStart w:id="124" w:name="fig:025"/>
     <w:p>
       <w:pPr>
         <w:pStyle w:val="CaptionedFigure"/>
@@ -2241,20 +2151,20 @@
       <w:r>
         <w:drawing>
           <wp:inline>
-            <wp:extent cx="2500212" cy="2768777"/>
+            <wp:extent cx="2263619" cy="1310853"/>
             <wp:effectExtent b="0" l="0" r="0" t="0"/>
-            <wp:docPr descr="Рис. 25: Пример использования операции умножения" title="" id="121" name="Picture"/>
+            <wp:docPr descr="Рис. 25: Матрица перестановок" title="" id="122" name="Picture"/>
             <a:graphic>
               <a:graphicData uri="http://schemas.openxmlformats.org/drawingml/2006/picture">
                 <pic:pic>
                   <pic:nvPicPr>
-                    <pic:cNvPr descr="../images/1.4.3.2.png" id="122" name="Picture"/>
+                    <pic:cNvPr descr="../images/5.3.1.png" id="123" name="Picture"/>
                     <pic:cNvPicPr>
                       <a:picLocks noChangeArrowheads="1" noChangeAspect="1"/>
                     </pic:cNvPicPr>
                   </pic:nvPicPr>
                   <pic:blipFill>
-                    <a:blip r:embed="rId120"/>
+                    <a:blip r:embed="rId121"/>
                     <a:stretch>
                       <a:fillRect/>
                     </a:stretch>
@@ -2262,7 +2172,7 @@
                   <pic:spPr bwMode="auto">
                     <a:xfrm>
                       <a:off x="0" y="0"/>
-                      <a:ext cx="2500212" cy="2768777"/>
+                      <a:ext cx="2263619" cy="1310853"/>
                     </a:xfrm>
                     <a:prstGeom prst="rect">
                       <a:avLst/>
@@ -2286,47 +2196,11 @@
         <w:pStyle w:val="ImageCaption"/>
       </w:pPr>
       <w:r>
-        <w:t xml:space="preserve">Рис. 25: Пример использования операции умножения</w:t>
-      </w:r>
-    </w:p>
-    <w:bookmarkEnd w:id="123"/>
-    <w:p>
-      <w:pPr>
-        <w:pStyle w:val="Compact"/>
-        <w:numPr>
-          <w:ilvl w:val="0"/>
-          <w:numId w:val="1014"/>
-        </w:numPr>
-      </w:pPr>
-      <w:r>
-        <w:rPr>
-          <w:b/>
-          <w:bCs/>
-        </w:rPr>
-        <w:t xml:space="preserve">Деление</w:t>
-      </w:r>
-    </w:p>
-    <w:p>
-      <w:pPr>
-        <w:pStyle w:val="FirstParagraph"/>
-      </w:pPr>
-      <w:r>
-        <w:t xml:space="preserve">Julia поддерживает два вида деления:</w:t>
-      </w:r>
-      <w:r>
-        <w:t xml:space="preserve"> </w:t>
-      </w:r>
-      <w:r>
-        <w:t xml:space="preserve">- Обычное деление (/)</w:t>
-      </w:r>
-      <w:r>
-        <w:t xml:space="preserve"> </w:t>
-      </w:r>
-      <w:r>
-        <w:t xml:space="preserve">- Целочисленное деление (÷ или div())</w:t>
-      </w:r>
-    </w:p>
-    <w:bookmarkStart w:id="127" w:name="fig:026"/>
+        <w:t xml:space="preserve">Рис. 25: Матрица перестановок</w:t>
+      </w:r>
+    </w:p>
+    <w:bookmarkEnd w:id="124"/>
+    <w:bookmarkStart w:id="128" w:name="fig:026"/>
     <w:p>
       <w:pPr>
         <w:pStyle w:val="CaptionedFigure"/>
@@ -2334,20 +2208,20 @@
       <w:r>
         <w:drawing>
           <wp:inline>
-            <wp:extent cx="2231647" cy="2250830"/>
+            <wp:extent cx="2193281" cy="1310853"/>
             <wp:effectExtent b="0" l="0" r="0" t="0"/>
-            <wp:docPr descr="Рис. 26: Пример использования операции деления" title="" id="125" name="Picture"/>
+            <wp:docPr descr="Рис. 26: Вектор перестановок" title="" id="126" name="Picture"/>
             <a:graphic>
               <a:graphicData uri="http://schemas.openxmlformats.org/drawingml/2006/picture">
                 <pic:pic>
                   <pic:nvPicPr>
-                    <pic:cNvPr descr="../images/1.4.3.3.png" id="126" name="Picture"/>
+                    <pic:cNvPr descr="../images/5.3.2.png" id="127" name="Picture"/>
                     <pic:cNvPicPr>
                       <a:picLocks noChangeArrowheads="1" noChangeAspect="1"/>
                     </pic:cNvPicPr>
                   </pic:nvPicPr>
                   <pic:blipFill>
-                    <a:blip r:embed="rId124"/>
+                    <a:blip r:embed="rId125"/>
                     <a:stretch>
                       <a:fillRect/>
                     </a:stretch>
@@ -2355,7 +2229,7 @@
                   <pic:spPr bwMode="auto">
                     <a:xfrm>
                       <a:off x="0" y="0"/>
-                      <a:ext cx="2231647" cy="2250830"/>
+                      <a:ext cx="2193281" cy="1310853"/>
                     </a:xfrm>
                     <a:prstGeom prst="rect">
                       <a:avLst/>
@@ -2379,27 +2253,11 @@
         <w:pStyle w:val="ImageCaption"/>
       </w:pPr>
       <w:r>
-        <w:t xml:space="preserve">Рис. 26: Пример использования операции деления</w:t>
-      </w:r>
-    </w:p>
-    <w:bookmarkEnd w:id="127"/>
-    <w:p>
-      <w:pPr>
-        <w:pStyle w:val="Compact"/>
-        <w:numPr>
-          <w:ilvl w:val="0"/>
-          <w:numId w:val="1015"/>
-        </w:numPr>
-      </w:pPr>
-      <w:r>
-        <w:rPr>
-          <w:b/>
-          <w:bCs/>
-        </w:rPr>
-        <w:t xml:space="preserve">Возведение в степень</w:t>
-      </w:r>
-    </w:p>
-    <w:bookmarkStart w:id="131" w:name="fig:027"/>
+        <w:t xml:space="preserve">Рис. 26: Вектор перестановок</w:t>
+      </w:r>
+    </w:p>
+    <w:bookmarkEnd w:id="128"/>
+    <w:bookmarkStart w:id="132" w:name="fig:027"/>
     <w:p>
       <w:pPr>
         <w:pStyle w:val="CaptionedFigure"/>
@@ -2407,20 +2265,20 @@
       <w:r>
         <w:drawing>
           <wp:inline>
-            <wp:extent cx="2423479" cy="2231647"/>
+            <wp:extent cx="2346746" cy="1310853"/>
             <wp:effectExtent b="0" l="0" r="0" t="0"/>
-            <wp:docPr descr="Рис. 27: Пример использования операции возведения в степень" title="" id="129" name="Picture"/>
+            <wp:docPr descr="Рис. 27: Матрица L" title="" id="130" name="Picture"/>
             <a:graphic>
               <a:graphicData uri="http://schemas.openxmlformats.org/drawingml/2006/picture">
                 <pic:pic>
                   <pic:nvPicPr>
-                    <pic:cNvPr descr="../images/1.4.3.4.png" id="130" name="Picture"/>
+                    <pic:cNvPr descr="../images/5.3.3.png" id="131" name="Picture"/>
                     <pic:cNvPicPr>
                       <a:picLocks noChangeArrowheads="1" noChangeAspect="1"/>
                     </pic:cNvPicPr>
                   </pic:nvPicPr>
                   <pic:blipFill>
-                    <a:blip r:embed="rId128"/>
+                    <a:blip r:embed="rId129"/>
                     <a:stretch>
                       <a:fillRect/>
                     </a:stretch>
@@ -2428,7 +2286,7 @@
                   <pic:spPr bwMode="auto">
                     <a:xfrm>
                       <a:off x="0" y="0"/>
-                      <a:ext cx="2423479" cy="2231647"/>
+                      <a:ext cx="2346746" cy="1310853"/>
                     </a:xfrm>
                     <a:prstGeom prst="rect">
                       <a:avLst/>
@@ -2452,35 +2310,11 @@
         <w:pStyle w:val="ImageCaption"/>
       </w:pPr>
       <w:r>
-        <w:t xml:space="preserve">Рис. 27: Пример использования операции возведения в степень</w:t>
-      </w:r>
-    </w:p>
-    <w:bookmarkEnd w:id="131"/>
-    <w:p>
-      <w:pPr>
-        <w:pStyle w:val="Compact"/>
-        <w:numPr>
-          <w:ilvl w:val="0"/>
-          <w:numId w:val="1016"/>
-        </w:numPr>
-      </w:pPr>
-      <w:r>
-        <w:rPr>
-          <w:b/>
-          <w:bCs/>
-        </w:rPr>
-        <w:t xml:space="preserve">Извлечение корня</w:t>
-      </w:r>
-    </w:p>
-    <w:p>
-      <w:pPr>
-        <w:pStyle w:val="FirstParagraph"/>
-      </w:pPr>
-      <w:r>
-        <w:t xml:space="preserve">Julia поддерживает функции извлечения квадратного и кубического корней, а также извлечения корня произвольной степени путём возведения в степень.</w:t>
-      </w:r>
-    </w:p>
-    <w:bookmarkStart w:id="135" w:name="fig:028"/>
+        <w:t xml:space="preserve">Рис. 27: Матрица L</w:t>
+      </w:r>
+    </w:p>
+    <w:bookmarkEnd w:id="132"/>
+    <w:bookmarkStart w:id="136" w:name="fig:028"/>
     <w:p>
       <w:pPr>
         <w:pStyle w:val="CaptionedFigure"/>
@@ -2488,20 +2322,20 @@
       <w:r>
         <w:drawing>
           <wp:inline>
-            <wp:extent cx="1847983" cy="2270013"/>
+            <wp:extent cx="2864693" cy="1406769"/>
             <wp:effectExtent b="0" l="0" r="0" t="0"/>
-            <wp:docPr descr="Рис. 28: Пример использования операции извлечения корня" title="" id="133" name="Picture"/>
+            <wp:docPr descr="Рис. 28: Матрица U" title="" id="134" name="Picture"/>
             <a:graphic>
               <a:graphicData uri="http://schemas.openxmlformats.org/drawingml/2006/picture">
                 <pic:pic>
                   <pic:nvPicPr>
-                    <pic:cNvPr descr="../images/1.4.3.5.png" id="134" name="Picture"/>
+                    <pic:cNvPr descr="../images/5.3.4.png" id="135" name="Picture"/>
                     <pic:cNvPicPr>
                       <a:picLocks noChangeArrowheads="1" noChangeAspect="1"/>
                     </pic:cNvPicPr>
                   </pic:nvPicPr>
                   <pic:blipFill>
-                    <a:blip r:embed="rId132"/>
+                    <a:blip r:embed="rId133"/>
                     <a:stretch>
                       <a:fillRect/>
                     </a:stretch>
@@ -2509,7 +2343,7 @@
                   <pic:spPr bwMode="auto">
                     <a:xfrm>
                       <a:off x="0" y="0"/>
-                      <a:ext cx="1847983" cy="2270013"/>
+                      <a:ext cx="2864693" cy="1406769"/>
                     </a:xfrm>
                     <a:prstGeom prst="rect">
                       <a:avLst/>
@@ -2533,27 +2367,25 @@
         <w:pStyle w:val="ImageCaption"/>
       </w:pPr>
       <w:r>
-        <w:t xml:space="preserve">Рис. 28: Пример использования операции извлечения корня</w:t>
-      </w:r>
-    </w:p>
-    <w:bookmarkEnd w:id="135"/>
-    <w:p>
-      <w:pPr>
-        <w:pStyle w:val="Compact"/>
-        <w:numPr>
-          <w:ilvl w:val="0"/>
-          <w:numId w:val="1017"/>
-        </w:numPr>
-      </w:pPr>
-      <w:r>
-        <w:rPr>
-          <w:b/>
-          <w:bCs/>
-        </w:rPr>
-        <w:t xml:space="preserve">Сравнение</w:t>
-      </w:r>
-    </w:p>
-    <w:bookmarkStart w:id="139" w:name="fig:029"/>
+        <w:t xml:space="preserve">Рис. 28: Матрица U</w:t>
+      </w:r>
+    </w:p>
+    <w:bookmarkEnd w:id="136"/>
+    <w:p>
+      <w:pPr>
+        <w:pStyle w:val="BodyText"/>
+      </w:pPr>
+      <w:r>
+        <w:t xml:space="preserve">Исходная система уравнений 𝐴𝑥 = 𝑏 может быть решена или с использованием</w:t>
+      </w:r>
+      <w:r>
+        <w:t xml:space="preserve"> </w:t>
+      </w:r>
+      <w:r>
+        <w:t xml:space="preserve">исходной матрицы, или с использованием объекта факторизации:</w:t>
+      </w:r>
+    </w:p>
+    <w:bookmarkStart w:id="140" w:name="fig:029"/>
     <w:p>
       <w:pPr>
         <w:pStyle w:val="CaptionedFigure"/>
@@ -2561,20 +2393,20 @@
       <w:r>
         <w:drawing>
           <wp:inline>
-            <wp:extent cx="1956688" cy="2743200"/>
+            <wp:extent cx="2685650" cy="1246909"/>
             <wp:effectExtent b="0" l="0" r="0" t="0"/>
-            <wp:docPr descr="Рис. 29: Пример использования операции сравнения" title="" id="137" name="Picture"/>
+            <wp:docPr descr="Рис. 29: Решение СЛАУ через матрицу A" title="" id="138" name="Picture"/>
             <a:graphic>
               <a:graphicData uri="http://schemas.openxmlformats.org/drawingml/2006/picture">
                 <pic:pic>
                   <pic:nvPicPr>
-                    <pic:cNvPr descr="../images/1.4.3.6.1.png" id="138" name="Picture"/>
+                    <pic:cNvPr descr="../images/5.4.1.png" id="139" name="Picture"/>
                     <pic:cNvPicPr>
                       <a:picLocks noChangeArrowheads="1" noChangeAspect="1"/>
                     </pic:cNvPicPr>
                   </pic:nvPicPr>
                   <pic:blipFill>
-                    <a:blip r:embed="rId136"/>
+                    <a:blip r:embed="rId137"/>
                     <a:stretch>
                       <a:fillRect/>
                     </a:stretch>
@@ -2582,7 +2414,7 @@
                   <pic:spPr bwMode="auto">
                     <a:xfrm>
                       <a:off x="0" y="0"/>
-                      <a:ext cx="1956688" cy="2743200"/>
+                      <a:ext cx="2685650" cy="1246909"/>
                     </a:xfrm>
                     <a:prstGeom prst="rect">
                       <a:avLst/>
@@ -2606,19 +2438,11 @@
         <w:pStyle w:val="ImageCaption"/>
       </w:pPr>
       <w:r>
-        <w:t xml:space="preserve">Рис. 29: Пример использования операции сравнения</w:t>
-      </w:r>
-    </w:p>
-    <w:bookmarkEnd w:id="139"/>
-    <w:p>
-      <w:pPr>
-        <w:pStyle w:val="BodyText"/>
-      </w:pPr>
-      <w:r>
-        <w:t xml:space="preserve">Из-за погрешности вычислений чисел с плавающей точкой, существует следущее:</w:t>
-      </w:r>
-    </w:p>
-    <w:bookmarkStart w:id="143" w:name="fig:030"/>
+        <w:t xml:space="preserve">Рис. 29: Решение СЛАУ через матрицу A</w:t>
+      </w:r>
+    </w:p>
+    <w:bookmarkEnd w:id="140"/>
+    <w:bookmarkStart w:id="144" w:name="fig:030"/>
     <w:p>
       <w:pPr>
         <w:pStyle w:val="CaptionedFigure"/>
@@ -2626,20 +2450,20 @@
       <w:r>
         <w:drawing>
           <wp:inline>
-            <wp:extent cx="2378718" cy="613862"/>
+            <wp:extent cx="3376246" cy="1234120"/>
             <wp:effectExtent b="0" l="0" r="0" t="0"/>
-            <wp:docPr descr="Рис. 30: Особенность сравнения вещественных чисел" title="" id="141" name="Picture"/>
+            <wp:docPr descr="Рис. 30: Решение через объект факторизации" title="" id="142" name="Picture"/>
             <a:graphic>
               <a:graphicData uri="http://schemas.openxmlformats.org/drawingml/2006/picture">
                 <pic:pic>
                   <pic:nvPicPr>
-                    <pic:cNvPr descr="../images/1.4.3.6.2.png" id="142" name="Picture"/>
+                    <pic:cNvPr descr="../images/5.4.2.png" id="143" name="Picture"/>
                     <pic:cNvPicPr>
                       <a:picLocks noChangeArrowheads="1" noChangeAspect="1"/>
                     </pic:cNvPicPr>
                   </pic:nvPicPr>
                   <pic:blipFill>
-                    <a:blip r:embed="rId140"/>
+                    <a:blip r:embed="rId141"/>
                     <a:stretch>
                       <a:fillRect/>
                     </a:stretch>
@@ -2647,7 +2471,7 @@
                   <pic:spPr bwMode="auto">
                     <a:xfrm>
                       <a:off x="0" y="0"/>
-                      <a:ext cx="2378718" cy="613862"/>
+                      <a:ext cx="3376246" cy="1234120"/>
                     </a:xfrm>
                     <a:prstGeom prst="rect">
                       <a:avLst/>
@@ -2671,27 +2495,11 @@
         <w:pStyle w:val="ImageCaption"/>
       </w:pPr>
       <w:r>
-        <w:t xml:space="preserve">Рис. 30: Особенность сравнения вещественных чисел</w:t>
-      </w:r>
-    </w:p>
-    <w:bookmarkEnd w:id="143"/>
-    <w:p>
-      <w:pPr>
-        <w:pStyle w:val="Compact"/>
-        <w:numPr>
-          <w:ilvl w:val="0"/>
-          <w:numId w:val="1018"/>
-        </w:numPr>
-      </w:pPr>
-      <w:r>
-        <w:rPr>
-          <w:b/>
-          <w:bCs/>
-        </w:rPr>
-        <w:t xml:space="preserve">Логические операции</w:t>
-      </w:r>
-    </w:p>
-    <w:bookmarkStart w:id="147" w:name="fig:031"/>
+        <w:t xml:space="preserve">Рис. 30: Решение через объект факторизации</w:t>
+      </w:r>
+    </w:p>
+    <w:bookmarkEnd w:id="144"/>
+    <w:bookmarkStart w:id="148" w:name="fig:031"/>
     <w:p>
       <w:pPr>
         <w:pStyle w:val="CaptionedFigure"/>
@@ -2699,20 +2507,20 @@
       <w:r>
         <w:drawing>
           <wp:inline>
-            <wp:extent cx="1745672" cy="1752067"/>
+            <wp:extent cx="5334000" cy="1196528"/>
             <wp:effectExtent b="0" l="0" r="0" t="0"/>
-            <wp:docPr descr="Рис. 31: Пример использования логических операций" title="" id="145" name="Picture"/>
+            <wp:docPr descr="Рис. 31: Детерминант матрицы A" title="" id="146" name="Picture"/>
             <a:graphic>
               <a:graphicData uri="http://schemas.openxmlformats.org/drawingml/2006/picture">
                 <pic:pic>
                   <pic:nvPicPr>
-                    <pic:cNvPr descr="../images/1.4.3.7.png" id="146" name="Picture"/>
+                    <pic:cNvPr descr="../images/5.4.3.png" id="147" name="Picture"/>
                     <pic:cNvPicPr>
                       <a:picLocks noChangeArrowheads="1" noChangeAspect="1"/>
                     </pic:cNvPicPr>
                   </pic:nvPicPr>
                   <pic:blipFill>
-                    <a:blip r:embed="rId144"/>
+                    <a:blip r:embed="rId145"/>
                     <a:stretch>
                       <a:fillRect/>
                     </a:stretch>
@@ -2720,7 +2528,7 @@
                   <pic:spPr bwMode="auto">
                     <a:xfrm>
                       <a:off x="0" y="0"/>
-                      <a:ext cx="1745672" cy="1752067"/>
+                      <a:ext cx="5334000" cy="1196528"/>
                     </a:xfrm>
                     <a:prstGeom prst="rect">
                       <a:avLst/>
@@ -2744,39 +2552,19 @@
         <w:pStyle w:val="ImageCaption"/>
       </w:pPr>
       <w:r>
-        <w:t xml:space="preserve">Рис. 31: Пример использования логических операций</w:t>
-      </w:r>
-    </w:p>
-    <w:bookmarkEnd w:id="147"/>
-    <w:p>
-      <w:pPr>
-        <w:pStyle w:val="Compact"/>
-        <w:numPr>
-          <w:ilvl w:val="0"/>
-          <w:numId w:val="1019"/>
-        </w:numPr>
-      </w:pPr>
-      <w:r>
-        <w:t xml:space="preserve">Привёл несколько своих примеров с операциями над матрицами и векторами: сложение, вычитание, скалярное произведение, транспонирование, умножение на скаляр.</w:t>
-      </w:r>
-    </w:p>
-    <w:p>
-      <w:pPr>
-        <w:pStyle w:val="Compact"/>
-        <w:numPr>
-          <w:ilvl w:val="0"/>
-          <w:numId w:val="1020"/>
-        </w:numPr>
-      </w:pPr>
-      <w:r>
-        <w:rPr>
-          <w:b/>
-          <w:bCs/>
-        </w:rPr>
-        <w:t xml:space="preserve">Сложение</w:t>
-      </w:r>
-    </w:p>
-    <w:bookmarkStart w:id="151" w:name="fig:032"/>
+        <w:t xml:space="preserve">Рис. 31: Детерминант матрицы A</w:t>
+      </w:r>
+    </w:p>
+    <w:bookmarkEnd w:id="148"/>
+    <w:p>
+      <w:pPr>
+        <w:pStyle w:val="BodyText"/>
+      </w:pPr>
+      <w:r>
+        <w:t xml:space="preserve">Julia позволяет вычислять QR-факторизацию и определяет составной тип факторизации для его хранения:</w:t>
+      </w:r>
+    </w:p>
+    <w:bookmarkStart w:id="152" w:name="fig:032"/>
     <w:p>
       <w:pPr>
         <w:pStyle w:val="CaptionedFigure"/>
@@ -2784,20 +2572,20 @@
       <w:r>
         <w:drawing>
           <wp:inline>
-            <wp:extent cx="1694517" cy="1119020"/>
+            <wp:extent cx="5334000" cy="1486436"/>
             <wp:effectExtent b="0" l="0" r="0" t="0"/>
-            <wp:docPr descr="Рис. 32: Пример сложения матриц" title="" id="149" name="Picture"/>
+            <wp:docPr descr="Рис. 32: QR-факторизация" title="" id="150" name="Picture"/>
             <a:graphic>
               <a:graphicData uri="http://schemas.openxmlformats.org/drawingml/2006/picture">
                 <pic:pic>
                   <pic:nvPicPr>
-                    <pic:cNvPr descr="../images/1.4.4.1.png" id="150" name="Picture"/>
+                    <pic:cNvPr descr="../images/5.5.png" id="151" name="Picture"/>
                     <pic:cNvPicPr>
                       <a:picLocks noChangeArrowheads="1" noChangeAspect="1"/>
                     </pic:cNvPicPr>
                   </pic:nvPicPr>
                   <pic:blipFill>
-                    <a:blip r:embed="rId148"/>
+                    <a:blip r:embed="rId149"/>
                     <a:stretch>
                       <a:fillRect/>
                     </a:stretch>
@@ -2805,7 +2593,7 @@
                   <pic:spPr bwMode="auto">
                     <a:xfrm>
                       <a:off x="0" y="0"/>
-                      <a:ext cx="1694517" cy="1119020"/>
+                      <a:ext cx="5334000" cy="1486436"/>
                     </a:xfrm>
                     <a:prstGeom prst="rect">
                       <a:avLst/>
@@ -2829,11 +2617,19 @@
         <w:pStyle w:val="ImageCaption"/>
       </w:pPr>
       <w:r>
-        <w:t xml:space="preserve">Рис. 32: Пример сложения матриц</w:t>
-      </w:r>
-    </w:p>
-    <w:bookmarkEnd w:id="151"/>
-    <w:bookmarkStart w:id="155" w:name="fig:033"/>
+        <w:t xml:space="preserve">Рис. 32: QR-факторизация</w:t>
+      </w:r>
+    </w:p>
+    <w:bookmarkEnd w:id="152"/>
+    <w:p>
+      <w:pPr>
+        <w:pStyle w:val="BodyText"/>
+      </w:pPr>
+      <w:r>
+        <w:t xml:space="preserve">По аналогии с LU-факторизацией различные части QR-факторизации могут быть извлечены путём доступа к их специальным свойствам:</w:t>
+      </w:r>
+    </w:p>
+    <w:bookmarkStart w:id="156" w:name="fig:033"/>
     <w:p>
       <w:pPr>
         <w:pStyle w:val="CaptionedFigure"/>
@@ -2841,20 +2637,20 @@
       <w:r>
         <w:drawing>
           <wp:inline>
-            <wp:extent cx="1771250" cy="1189359"/>
+            <wp:extent cx="5334000" cy="828000"/>
             <wp:effectExtent b="0" l="0" r="0" t="0"/>
-            <wp:docPr descr="Рис. 33: Пример сложения векторов" title="" id="153" name="Picture"/>
+            <wp:docPr descr="Рис. 33: Матрица Q" title="" id="154" name="Picture"/>
             <a:graphic>
               <a:graphicData uri="http://schemas.openxmlformats.org/drawingml/2006/picture">
                 <pic:pic>
                   <pic:nvPicPr>
-                    <pic:cNvPr descr="../images/1.4.4.2.png" id="154" name="Picture"/>
+                    <pic:cNvPr descr="../images/5.6.1.png" id="155" name="Picture"/>
                     <pic:cNvPicPr>
                       <a:picLocks noChangeArrowheads="1" noChangeAspect="1"/>
                     </pic:cNvPicPr>
                   </pic:nvPicPr>
                   <pic:blipFill>
-                    <a:blip r:embed="rId152"/>
+                    <a:blip r:embed="rId153"/>
                     <a:stretch>
                       <a:fillRect/>
                     </a:stretch>
@@ -2862,7 +2658,7 @@
                   <pic:spPr bwMode="auto">
                     <a:xfrm>
                       <a:off x="0" y="0"/>
-                      <a:ext cx="1771250" cy="1189359"/>
+                      <a:ext cx="5334000" cy="828000"/>
                     </a:xfrm>
                     <a:prstGeom prst="rect">
                       <a:avLst/>
@@ -2886,27 +2682,11 @@
         <w:pStyle w:val="ImageCaption"/>
       </w:pPr>
       <w:r>
-        <w:t xml:space="preserve">Рис. 33: Пример сложения векторов</w:t>
-      </w:r>
-    </w:p>
-    <w:bookmarkEnd w:id="155"/>
-    <w:p>
-      <w:pPr>
-        <w:pStyle w:val="Compact"/>
-        <w:numPr>
-          <w:ilvl w:val="0"/>
-          <w:numId w:val="1021"/>
-        </w:numPr>
-      </w:pPr>
-      <w:r>
-        <w:rPr>
-          <w:b/>
-          <w:bCs/>
-        </w:rPr>
-        <w:t xml:space="preserve">Вычитание</w:t>
-      </w:r>
-    </w:p>
-    <w:bookmarkStart w:id="159" w:name="fig:034"/>
+        <w:t xml:space="preserve">Рис. 33: Матрица Q</w:t>
+      </w:r>
+    </w:p>
+    <w:bookmarkEnd w:id="156"/>
+    <w:bookmarkStart w:id="160" w:name="fig:034"/>
     <w:p>
       <w:pPr>
         <w:pStyle w:val="CaptionedFigure"/>
@@ -2914,20 +2694,20 @@
       <w:r>
         <w:drawing>
           <wp:inline>
-            <wp:extent cx="1879955" cy="1080654"/>
+            <wp:extent cx="3018159" cy="1330036"/>
             <wp:effectExtent b="0" l="0" r="0" t="0"/>
-            <wp:docPr descr="Рис. 34: Пример вычитания матриц" title="" id="157" name="Picture"/>
+            <wp:docPr descr="Рис. 34: Матрица R" title="" id="158" name="Picture"/>
             <a:graphic>
               <a:graphicData uri="http://schemas.openxmlformats.org/drawingml/2006/picture">
                 <pic:pic>
                   <pic:nvPicPr>
-                    <pic:cNvPr descr="../images/1.4.4.3.png" id="158" name="Picture"/>
+                    <pic:cNvPr descr="../images/5.6.2.png" id="159" name="Picture"/>
                     <pic:cNvPicPr>
                       <a:picLocks noChangeArrowheads="1" noChangeAspect="1"/>
                     </pic:cNvPicPr>
                   </pic:nvPicPr>
                   <pic:blipFill>
-                    <a:blip r:embed="rId156"/>
+                    <a:blip r:embed="rId157"/>
                     <a:stretch>
                       <a:fillRect/>
                     </a:stretch>
@@ -2935,7 +2715,7 @@
                   <pic:spPr bwMode="auto">
                     <a:xfrm>
                       <a:off x="0" y="0"/>
-                      <a:ext cx="1879955" cy="1080654"/>
+                      <a:ext cx="3018159" cy="1330036"/>
                     </a:xfrm>
                     <a:prstGeom prst="rect">
                       <a:avLst/>
@@ -2959,11 +2739,11 @@
         <w:pStyle w:val="ImageCaption"/>
       </w:pPr>
       <w:r>
-        <w:t xml:space="preserve">Рис. 34: Пример вычитания матриц</w:t>
-      </w:r>
-    </w:p>
-    <w:bookmarkEnd w:id="159"/>
-    <w:bookmarkStart w:id="163" w:name="fig:035"/>
+        <w:t xml:space="preserve">Рис. 34: Матрица R</w:t>
+      </w:r>
+    </w:p>
+    <w:bookmarkEnd w:id="160"/>
+    <w:bookmarkStart w:id="164" w:name="fig:035"/>
     <w:p>
       <w:pPr>
         <w:pStyle w:val="CaptionedFigure"/>
@@ -2971,20 +2751,20 @@
       <w:r>
         <w:drawing>
           <wp:inline>
-            <wp:extent cx="1649756" cy="1170176"/>
+            <wp:extent cx="3548895" cy="1266092"/>
             <wp:effectExtent b="0" l="0" r="0" t="0"/>
-            <wp:docPr descr="Рис. 35: Пример вычитания векторов" title="" id="161" name="Picture"/>
+            <wp:docPr descr="Рис. 35: Проверка, что матрица Q - ортогональная" title="" id="162" name="Picture"/>
             <a:graphic>
               <a:graphicData uri="http://schemas.openxmlformats.org/drawingml/2006/picture">
                 <pic:pic>
                   <pic:nvPicPr>
-                    <pic:cNvPr descr="../images/1.4.4.4.png" id="162" name="Picture"/>
+                    <pic:cNvPr descr="../images/5.6.3.png" id="163" name="Picture"/>
                     <pic:cNvPicPr>
                       <a:picLocks noChangeArrowheads="1" noChangeAspect="1"/>
                     </pic:cNvPicPr>
                   </pic:nvPicPr>
                   <pic:blipFill>
-                    <a:blip r:embed="rId160"/>
+                    <a:blip r:embed="rId161"/>
                     <a:stretch>
                       <a:fillRect/>
                     </a:stretch>
@@ -2992,7 +2772,7 @@
                   <pic:spPr bwMode="auto">
                     <a:xfrm>
                       <a:off x="0" y="0"/>
-                      <a:ext cx="1649756" cy="1170176"/>
+                      <a:ext cx="3548895" cy="1266092"/>
                     </a:xfrm>
                     <a:prstGeom prst="rect">
                       <a:avLst/>
@@ -3016,27 +2796,19 @@
         <w:pStyle w:val="ImageCaption"/>
       </w:pPr>
       <w:r>
-        <w:t xml:space="preserve">Рис. 35: Пример вычитания векторов</w:t>
-      </w:r>
-    </w:p>
-    <w:bookmarkEnd w:id="163"/>
-    <w:p>
-      <w:pPr>
-        <w:pStyle w:val="Compact"/>
-        <w:numPr>
-          <w:ilvl w:val="0"/>
-          <w:numId w:val="1022"/>
-        </w:numPr>
-      </w:pPr>
-      <w:r>
-        <w:rPr>
-          <w:b/>
-          <w:bCs/>
-        </w:rPr>
-        <w:t xml:space="preserve">Скалярное произведение</w:t>
-      </w:r>
-    </w:p>
-    <w:bookmarkStart w:id="167" w:name="fig:036"/>
+        <w:t xml:space="preserve">Рис. 35: Проверка, что матрица Q - ортогональная</w:t>
+      </w:r>
+    </w:p>
+    <w:bookmarkEnd w:id="164"/>
+    <w:p>
+      <w:pPr>
+        <w:pStyle w:val="BodyText"/>
+      </w:pPr>
+      <w:r>
+        <w:t xml:space="preserve">Примеры собственной декомпозиции матрицы A:</w:t>
+      </w:r>
+    </w:p>
+    <w:bookmarkStart w:id="168" w:name="fig:036"/>
     <w:p>
       <w:pPr>
         <w:pStyle w:val="CaptionedFigure"/>
@@ -3044,20 +2816,20 @@
       <w:r>
         <w:drawing>
           <wp:inline>
-            <wp:extent cx="2097365" cy="1464318"/>
+            <wp:extent cx="2704833" cy="1253303"/>
             <wp:effectExtent b="0" l="0" r="0" t="0"/>
-            <wp:docPr descr="Рис. 36: Пример скалярного произведения векторов" title="" id="165" name="Picture"/>
+            <wp:docPr descr="Рис. 36: Симметризация матрицы A" title="" id="166" name="Picture"/>
             <a:graphic>
               <a:graphicData uri="http://schemas.openxmlformats.org/drawingml/2006/picture">
                 <pic:pic>
                   <pic:nvPicPr>
-                    <pic:cNvPr descr="../images/1.4.4.5.png" id="166" name="Picture"/>
+                    <pic:cNvPr descr="../images/5.7.1.png" id="167" name="Picture"/>
                     <pic:cNvPicPr>
                       <a:picLocks noChangeArrowheads="1" noChangeAspect="1"/>
                     </pic:cNvPicPr>
                   </pic:nvPicPr>
                   <pic:blipFill>
-                    <a:blip r:embed="rId164"/>
+                    <a:blip r:embed="rId165"/>
                     <a:stretch>
                       <a:fillRect/>
                     </a:stretch>
@@ -3065,7 +2837,7 @@
                   <pic:spPr bwMode="auto">
                     <a:xfrm>
                       <a:off x="0" y="0"/>
-                      <a:ext cx="2097365" cy="1464318"/>
+                      <a:ext cx="2704833" cy="1253303"/>
                     </a:xfrm>
                     <a:prstGeom prst="rect">
                       <a:avLst/>
@@ -3089,27 +2861,11 @@
         <w:pStyle w:val="ImageCaption"/>
       </w:pPr>
       <w:r>
-        <w:t xml:space="preserve">Рис. 36: Пример скалярного произведения векторов</w:t>
-      </w:r>
-    </w:p>
-    <w:bookmarkEnd w:id="167"/>
-    <w:p>
-      <w:pPr>
-        <w:pStyle w:val="Compact"/>
-        <w:numPr>
-          <w:ilvl w:val="0"/>
-          <w:numId w:val="1023"/>
-        </w:numPr>
-      </w:pPr>
-      <w:r>
-        <w:rPr>
-          <w:b/>
-          <w:bCs/>
-        </w:rPr>
-        <w:t xml:space="preserve">Транспонирование</w:t>
-      </w:r>
-    </w:p>
-    <w:bookmarkStart w:id="171" w:name="fig:037"/>
+        <w:t xml:space="preserve">Рис. 36: Симметризация матрицы A</w:t>
+      </w:r>
+    </w:p>
+    <w:bookmarkEnd w:id="168"/>
+    <w:bookmarkStart w:id="172" w:name="fig:037"/>
     <w:p>
       <w:pPr>
         <w:pStyle w:val="CaptionedFigure"/>
@@ -3117,20 +2873,20 @@
       <w:r>
         <w:drawing>
           <wp:inline>
-            <wp:extent cx="2020632" cy="908005"/>
+            <wp:extent cx="4495267" cy="2404296"/>
             <wp:effectExtent b="0" l="0" r="0" t="0"/>
-            <wp:docPr descr="Рис. 37: Пример транспонирования матрицы" title="" id="169" name="Picture"/>
+            <wp:docPr descr="Рис. 37: Спектральное разложение симметризованной матрицы" title="" id="170" name="Picture"/>
             <a:graphic>
               <a:graphicData uri="http://schemas.openxmlformats.org/drawingml/2006/picture">
                 <pic:pic>
                   <pic:nvPicPr>
-                    <pic:cNvPr descr="../images/1.4.4.6.png" id="170" name="Picture"/>
+                    <pic:cNvPr descr="../images/5.7.2.png" id="171" name="Picture"/>
                     <pic:cNvPicPr>
                       <a:picLocks noChangeArrowheads="1" noChangeAspect="1"/>
                     </pic:cNvPicPr>
                   </pic:nvPicPr>
                   <pic:blipFill>
-                    <a:blip r:embed="rId168"/>
+                    <a:blip r:embed="rId169"/>
                     <a:stretch>
                       <a:fillRect/>
                     </a:stretch>
@@ -3138,7 +2894,7 @@
                   <pic:spPr bwMode="auto">
                     <a:xfrm>
                       <a:off x="0" y="0"/>
-                      <a:ext cx="2020632" cy="908005"/>
+                      <a:ext cx="4495267" cy="2404296"/>
                     </a:xfrm>
                     <a:prstGeom prst="rect">
                       <a:avLst/>
@@ -3162,11 +2918,11 @@
         <w:pStyle w:val="ImageCaption"/>
       </w:pPr>
       <w:r>
-        <w:t xml:space="preserve">Рис. 37: Пример транспонирования матрицы</w:t>
-      </w:r>
-    </w:p>
-    <w:bookmarkEnd w:id="171"/>
-    <w:bookmarkStart w:id="175" w:name="fig:038"/>
+        <w:t xml:space="preserve">Рис. 37: Спектральное разложение симметризованной матрицы</w:t>
+      </w:r>
+    </w:p>
+    <w:bookmarkEnd w:id="172"/>
+    <w:bookmarkStart w:id="176" w:name="fig:038"/>
     <w:p>
       <w:pPr>
         <w:pStyle w:val="CaptionedFigure"/>
@@ -3174,20 +2930,20 @@
       <w:r>
         <w:drawing>
           <wp:inline>
-            <wp:extent cx="1822405" cy="939977"/>
+            <wp:extent cx="2423479" cy="1349219"/>
             <wp:effectExtent b="0" l="0" r="0" t="0"/>
-            <wp:docPr descr="Рис. 38: Пример транспонирования вектора" title="" id="173" name="Picture"/>
+            <wp:docPr descr="Рис. 38: Собственные значения" title="" id="174" name="Picture"/>
             <a:graphic>
               <a:graphicData uri="http://schemas.openxmlformats.org/drawingml/2006/picture">
                 <pic:pic>
                   <pic:nvPicPr>
-                    <pic:cNvPr descr="../images/1.4.4.7.png" id="174" name="Picture"/>
+                    <pic:cNvPr descr="../images/5.7.3.png" id="175" name="Picture"/>
                     <pic:cNvPicPr>
                       <a:picLocks noChangeArrowheads="1" noChangeAspect="1"/>
                     </pic:cNvPicPr>
                   </pic:nvPicPr>
                   <pic:blipFill>
-                    <a:blip r:embed="rId172"/>
+                    <a:blip r:embed="rId173"/>
                     <a:stretch>
                       <a:fillRect/>
                     </a:stretch>
@@ -3195,7 +2951,7 @@
                   <pic:spPr bwMode="auto">
                     <a:xfrm>
                       <a:off x="0" y="0"/>
-                      <a:ext cx="1822405" cy="939977"/>
+                      <a:ext cx="2423479" cy="1349219"/>
                     </a:xfrm>
                     <a:prstGeom prst="rect">
                       <a:avLst/>
@@ -3219,27 +2975,11 @@
         <w:pStyle w:val="ImageCaption"/>
       </w:pPr>
       <w:r>
-        <w:t xml:space="preserve">Рис. 38: Пример транспонирования вектора</w:t>
-      </w:r>
-    </w:p>
-    <w:bookmarkEnd w:id="175"/>
-    <w:p>
-      <w:pPr>
-        <w:pStyle w:val="Compact"/>
-        <w:numPr>
-          <w:ilvl w:val="0"/>
-          <w:numId w:val="1024"/>
-        </w:numPr>
-      </w:pPr>
-      <w:r>
-        <w:rPr>
-          <w:b/>
-          <w:bCs/>
-        </w:rPr>
-        <w:t xml:space="preserve">Умножение на скаляр</w:t>
-      </w:r>
-    </w:p>
-    <w:bookmarkStart w:id="179" w:name="fig:039"/>
+        <w:t xml:space="preserve">Рис. 38: Собственные значения</w:t>
+      </w:r>
+    </w:p>
+    <w:bookmarkEnd w:id="176"/>
+    <w:bookmarkStart w:id="180" w:name="fig:039"/>
     <w:p>
       <w:pPr>
         <w:pStyle w:val="CaptionedFigure"/>
@@ -3247,20 +2987,20 @@
       <w:r>
         <w:drawing>
           <wp:inline>
-            <wp:extent cx="1592206" cy="927188"/>
+            <wp:extent cx="2896665" cy="1272486"/>
             <wp:effectExtent b="0" l="0" r="0" t="0"/>
-            <wp:docPr descr="Рис. 39: Пример умножения вектора на скаляр" title="" id="177" name="Picture"/>
+            <wp:docPr descr="Рис. 39: Собственные векторы" title="" id="178" name="Picture"/>
             <a:graphic>
               <a:graphicData uri="http://schemas.openxmlformats.org/drawingml/2006/picture">
                 <pic:pic>
                   <pic:nvPicPr>
-                    <pic:cNvPr descr="../images/1.4.4.8.png" id="178" name="Picture"/>
+                    <pic:cNvPr descr="../images/5.7.4.png" id="179" name="Picture"/>
                     <pic:cNvPicPr>
                       <a:picLocks noChangeArrowheads="1" noChangeAspect="1"/>
                     </pic:cNvPicPr>
                   </pic:nvPicPr>
                   <pic:blipFill>
-                    <a:blip r:embed="rId176"/>
+                    <a:blip r:embed="rId177"/>
                     <a:stretch>
                       <a:fillRect/>
                     </a:stretch>
@@ -3268,7 +3008,7 @@
                   <pic:spPr bwMode="auto">
                     <a:xfrm>
                       <a:off x="0" y="0"/>
-                      <a:ext cx="1592206" cy="927188"/>
+                      <a:ext cx="2896665" cy="1272486"/>
                     </a:xfrm>
                     <a:prstGeom prst="rect">
                       <a:avLst/>
@@ -3292,11 +3032,11 @@
         <w:pStyle w:val="ImageCaption"/>
       </w:pPr>
       <w:r>
-        <w:t xml:space="preserve">Рис. 39: Пример умножения вектора на скаляр</w:t>
-      </w:r>
-    </w:p>
-    <w:bookmarkEnd w:id="179"/>
-    <w:bookmarkStart w:id="183" w:name="fig:040"/>
+        <w:t xml:space="preserve">Рис. 39: Собственные векторы</w:t>
+      </w:r>
+    </w:p>
+    <w:bookmarkEnd w:id="180"/>
+    <w:bookmarkStart w:id="184" w:name="fig:040"/>
     <w:p>
       <w:pPr>
         <w:pStyle w:val="CaptionedFigure"/>
@@ -3304,20 +3044,20 @@
       <w:r>
         <w:drawing>
           <wp:inline>
-            <wp:extent cx="1611390" cy="927188"/>
+            <wp:extent cx="3670388" cy="1272486"/>
             <wp:effectExtent b="0" l="0" r="0" t="0"/>
-            <wp:docPr descr="Рис. 40: Пример умножения матрицы на скаляр" title="" id="181" name="Picture"/>
+            <wp:docPr descr="Рис. 40: Проверка, что получится единичная матрица" title="" id="182" name="Picture"/>
             <a:graphic>
               <a:graphicData uri="http://schemas.openxmlformats.org/drawingml/2006/picture">
                 <pic:pic>
                   <pic:nvPicPr>
-                    <pic:cNvPr descr="../images/1.4.4.9.png" id="182" name="Picture"/>
+                    <pic:cNvPr descr="../images/5.7.5.png" id="183" name="Picture"/>
                     <pic:cNvPicPr>
                       <a:picLocks noChangeArrowheads="1" noChangeAspect="1"/>
                     </pic:cNvPicPr>
                   </pic:nvPicPr>
                   <pic:blipFill>
-                    <a:blip r:embed="rId180"/>
+                    <a:blip r:embed="rId181"/>
                     <a:stretch>
                       <a:fillRect/>
                     </a:stretch>
@@ -3325,7 +3065,7 @@
                   <pic:spPr bwMode="auto">
                     <a:xfrm>
                       <a:off x="0" y="0"/>
-                      <a:ext cx="1611390" cy="927188"/>
+                      <a:ext cx="3670388" cy="1272486"/>
                     </a:xfrm>
                     <a:prstGeom prst="rect">
                       <a:avLst/>
@@ -3349,13 +3089,2009 @@
         <w:pStyle w:val="ImageCaption"/>
       </w:pPr>
       <w:r>
-        <w:t xml:space="preserve">Рис. 40: Пример умножения матрицы на скаляр</w:t>
-      </w:r>
-    </w:p>
-    <w:bookmarkEnd w:id="183"/>
+        <w:t xml:space="preserve">Рис. 40: Проверка, что получится единичная матрица</w:t>
+      </w:r>
+    </w:p>
     <w:bookmarkEnd w:id="184"/>
-    <w:bookmarkEnd w:id="185"/>
-    <w:bookmarkStart w:id="186" w:name="выводы"/>
+    <w:p>
+      <w:pPr>
+        <w:pStyle w:val="BodyText"/>
+      </w:pPr>
+      <w:r>
+        <w:t xml:space="preserve">Далее рассмотрим примеры работы с матрицами большой размерности и специальной структуры.</w:t>
+      </w:r>
+    </w:p>
+    <w:bookmarkStart w:id="188" w:name="fig:041"/>
+    <w:p>
+      <w:pPr>
+        <w:pStyle w:val="CaptionedFigure"/>
+      </w:pPr>
+      <w:r>
+        <w:drawing>
+          <wp:inline>
+            <wp:extent cx="5334000" cy="5070809"/>
+            <wp:effectExtent b="0" l="0" r="0" t="0"/>
+            <wp:docPr descr="Рис. 41: Симметризация матрицы" title="" id="186" name="Picture"/>
+            <a:graphic>
+              <a:graphicData uri="http://schemas.openxmlformats.org/drawingml/2006/picture">
+                <pic:pic>
+                  <pic:nvPicPr>
+                    <pic:cNvPr descr="../images/5.8.1.png" id="187" name="Picture"/>
+                    <pic:cNvPicPr>
+                      <a:picLocks noChangeArrowheads="1" noChangeAspect="1"/>
+                    </pic:cNvPicPr>
+                  </pic:nvPicPr>
+                  <pic:blipFill>
+                    <a:blip r:embed="rId185"/>
+                    <a:stretch>
+                      <a:fillRect/>
+                    </a:stretch>
+                  </pic:blipFill>
+                  <pic:spPr bwMode="auto">
+                    <a:xfrm>
+                      <a:off x="0" y="0"/>
+                      <a:ext cx="5334000" cy="5070809"/>
+                    </a:xfrm>
+                    <a:prstGeom prst="rect">
+                      <a:avLst/>
+                    </a:prstGeom>
+                    <a:noFill/>
+                    <a:ln w="9525">
+                      <a:noFill/>
+                      <a:headEnd/>
+                      <a:tailEnd/>
+                    </a:ln>
+                  </pic:spPr>
+                </pic:pic>
+              </a:graphicData>
+            </a:graphic>
+          </wp:inline>
+        </w:drawing>
+      </w:r>
+    </w:p>
+    <w:p>
+      <w:pPr>
+        <w:pStyle w:val="ImageCaption"/>
+      </w:pPr>
+      <w:r>
+        <w:t xml:space="preserve">Рис. 41: Симметризация матрицы</w:t>
+      </w:r>
+    </w:p>
+    <w:bookmarkEnd w:id="188"/>
+    <w:bookmarkStart w:id="192" w:name="fig:042"/>
+    <w:p>
+      <w:pPr>
+        <w:pStyle w:val="CaptionedFigure"/>
+      </w:pPr>
+      <w:r>
+        <w:drawing>
+          <wp:inline>
+            <wp:extent cx="3632022" cy="812089"/>
+            <wp:effectExtent b="0" l="0" r="0" t="0"/>
+            <wp:docPr descr="Рис. 42: Проверка симметричности" title="" id="190" name="Picture"/>
+            <a:graphic>
+              <a:graphicData uri="http://schemas.openxmlformats.org/drawingml/2006/picture">
+                <pic:pic>
+                  <pic:nvPicPr>
+                    <pic:cNvPr descr="../images/5.8.2.png" id="191" name="Picture"/>
+                    <pic:cNvPicPr>
+                      <a:picLocks noChangeArrowheads="1" noChangeAspect="1"/>
+                    </pic:cNvPicPr>
+                  </pic:nvPicPr>
+                  <pic:blipFill>
+                    <a:blip r:embed="rId189"/>
+                    <a:stretch>
+                      <a:fillRect/>
+                    </a:stretch>
+                  </pic:blipFill>
+                  <pic:spPr bwMode="auto">
+                    <a:xfrm>
+                      <a:off x="0" y="0"/>
+                      <a:ext cx="3632022" cy="812089"/>
+                    </a:xfrm>
+                    <a:prstGeom prst="rect">
+                      <a:avLst/>
+                    </a:prstGeom>
+                    <a:noFill/>
+                    <a:ln w="9525">
+                      <a:noFill/>
+                      <a:headEnd/>
+                      <a:tailEnd/>
+                    </a:ln>
+                  </pic:spPr>
+                </pic:pic>
+              </a:graphicData>
+            </a:graphic>
+          </wp:inline>
+        </w:drawing>
+      </w:r>
+    </w:p>
+    <w:p>
+      <w:pPr>
+        <w:pStyle w:val="ImageCaption"/>
+      </w:pPr>
+      <w:r>
+        <w:t xml:space="preserve">Рис. 42: Проверка симметричности</w:t>
+      </w:r>
+    </w:p>
+    <w:bookmarkEnd w:id="192"/>
+    <w:p>
+      <w:pPr>
+        <w:pStyle w:val="BodyText"/>
+      </w:pPr>
+      <w:r>
+        <w:t xml:space="preserve">Пример добавления шума в симметричную матрицу (матрица уже не будет симметричной):</w:t>
+      </w:r>
+    </w:p>
+    <w:bookmarkStart w:id="196" w:name="fig:043"/>
+    <w:p>
+      <w:pPr>
+        <w:pStyle w:val="CaptionedFigure"/>
+      </w:pPr>
+      <w:r>
+        <w:drawing>
+          <wp:inline>
+            <wp:extent cx="3670388" cy="1860772"/>
+            <wp:effectExtent b="0" l="0" r="0" t="0"/>
+            <wp:docPr descr="Рис. 43: Добавление шума и проверка симметр-ти" title="" id="194" name="Picture"/>
+            <a:graphic>
+              <a:graphicData uri="http://schemas.openxmlformats.org/drawingml/2006/picture">
+                <pic:pic>
+                  <pic:nvPicPr>
+                    <pic:cNvPr descr="../images/5.8.3.png" id="195" name="Picture"/>
+                    <pic:cNvPicPr>
+                      <a:picLocks noChangeArrowheads="1" noChangeAspect="1"/>
+                    </pic:cNvPicPr>
+                  </pic:nvPicPr>
+                  <pic:blipFill>
+                    <a:blip r:embed="rId193"/>
+                    <a:stretch>
+                      <a:fillRect/>
+                    </a:stretch>
+                  </pic:blipFill>
+                  <pic:spPr bwMode="auto">
+                    <a:xfrm>
+                      <a:off x="0" y="0"/>
+                      <a:ext cx="3670388" cy="1860772"/>
+                    </a:xfrm>
+                    <a:prstGeom prst="rect">
+                      <a:avLst/>
+                    </a:prstGeom>
+                    <a:noFill/>
+                    <a:ln w="9525">
+                      <a:noFill/>
+                      <a:headEnd/>
+                      <a:tailEnd/>
+                    </a:ln>
+                  </pic:spPr>
+                </pic:pic>
+              </a:graphicData>
+            </a:graphic>
+          </wp:inline>
+        </w:drawing>
+      </w:r>
+    </w:p>
+    <w:p>
+      <w:pPr>
+        <w:pStyle w:val="ImageCaption"/>
+      </w:pPr>
+      <w:r>
+        <w:t xml:space="preserve">Рис. 43: Добавление шума и проверка симметр-ти</w:t>
+      </w:r>
+    </w:p>
+    <w:bookmarkEnd w:id="196"/>
+    <w:p>
+      <w:pPr>
+        <w:pStyle w:val="BodyText"/>
+      </w:pPr>
+      <w:r>
+        <w:t xml:space="preserve">В Julia можно объявить структуру матрица явно, например, используя Diagonal,</w:t>
+      </w:r>
+      <w:r>
+        <w:t xml:space="preserve"> </w:t>
+      </w:r>
+      <w:r>
+        <w:t xml:space="preserve">Triangular, Symmetric, Hermitian, Tridiagonal и SymTridiagonal:</w:t>
+      </w:r>
+    </w:p>
+    <w:bookmarkStart w:id="200" w:name="fig:044"/>
+    <w:p>
+      <w:pPr>
+        <w:pStyle w:val="CaptionedFigure"/>
+      </w:pPr>
+      <w:r>
+        <w:drawing>
+          <wp:inline>
+            <wp:extent cx="5334000" cy="4704374"/>
+            <wp:effectExtent b="0" l="0" r="0" t="0"/>
+            <wp:docPr descr="Рис. 44: Явное указание симметричности" title="" id="198" name="Picture"/>
+            <a:graphic>
+              <a:graphicData uri="http://schemas.openxmlformats.org/drawingml/2006/picture">
+                <pic:pic>
+                  <pic:nvPicPr>
+                    <pic:cNvPr descr="../images/5.9.1.png" id="199" name="Picture"/>
+                    <pic:cNvPicPr>
+                      <a:picLocks noChangeArrowheads="1" noChangeAspect="1"/>
+                    </pic:cNvPicPr>
+                  </pic:nvPicPr>
+                  <pic:blipFill>
+                    <a:blip r:embed="rId197"/>
+                    <a:stretch>
+                      <a:fillRect/>
+                    </a:stretch>
+                  </pic:blipFill>
+                  <pic:spPr bwMode="auto">
+                    <a:xfrm>
+                      <a:off x="0" y="0"/>
+                      <a:ext cx="5334000" cy="4704374"/>
+                    </a:xfrm>
+                    <a:prstGeom prst="rect">
+                      <a:avLst/>
+                    </a:prstGeom>
+                    <a:noFill/>
+                    <a:ln w="9525">
+                      <a:noFill/>
+                      <a:headEnd/>
+                      <a:tailEnd/>
+                    </a:ln>
+                  </pic:spPr>
+                </pic:pic>
+              </a:graphicData>
+            </a:graphic>
+          </wp:inline>
+        </w:drawing>
+      </w:r>
+    </w:p>
+    <w:p>
+      <w:pPr>
+        <w:pStyle w:val="ImageCaption"/>
+      </w:pPr>
+      <w:r>
+        <w:t xml:space="preserve">Рис. 44: Явное указание симметричности</w:t>
+      </w:r>
+    </w:p>
+    <w:bookmarkEnd w:id="200"/>
+    <w:p>
+      <w:pPr>
+        <w:pStyle w:val="BodyText"/>
+      </w:pPr>
+      <w:r>
+        <w:t xml:space="preserve">Далее для оценки эффективности выполнения операций над матрицами большой</w:t>
+      </w:r>
+      <w:r>
+        <w:t xml:space="preserve"> </w:t>
+      </w:r>
+      <w:r>
+        <w:t xml:space="preserve">размерности и специальной структуры воспользуемся пакетом BenchmarkTools:</w:t>
+      </w:r>
+    </w:p>
+    <w:bookmarkStart w:id="204" w:name="fig:045"/>
+    <w:p>
+      <w:pPr>
+        <w:pStyle w:val="CaptionedFigure"/>
+      </w:pPr>
+      <w:r>
+        <w:drawing>
+          <wp:inline>
+            <wp:extent cx="5334000" cy="1369718"/>
+            <wp:effectExtent b="0" l="0" r="0" t="0"/>
+            <wp:docPr descr="Рис. 45: Оценка эффективности для симметризованной матрицы" title="" id="202" name="Picture"/>
+            <a:graphic>
+              <a:graphicData uri="http://schemas.openxmlformats.org/drawingml/2006/picture">
+                <pic:pic>
+                  <pic:nvPicPr>
+                    <pic:cNvPr descr="../images/5.9.2.png" id="203" name="Picture"/>
+                    <pic:cNvPicPr>
+                      <a:picLocks noChangeArrowheads="1" noChangeAspect="1"/>
+                    </pic:cNvPicPr>
+                  </pic:nvPicPr>
+                  <pic:blipFill>
+                    <a:blip r:embed="rId201"/>
+                    <a:stretch>
+                      <a:fillRect/>
+                    </a:stretch>
+                  </pic:blipFill>
+                  <pic:spPr bwMode="auto">
+                    <a:xfrm>
+                      <a:off x="0" y="0"/>
+                      <a:ext cx="5334000" cy="1369718"/>
+                    </a:xfrm>
+                    <a:prstGeom prst="rect">
+                      <a:avLst/>
+                    </a:prstGeom>
+                    <a:noFill/>
+                    <a:ln w="9525">
+                      <a:noFill/>
+                      <a:headEnd/>
+                      <a:tailEnd/>
+                    </a:ln>
+                  </pic:spPr>
+                </pic:pic>
+              </a:graphicData>
+            </a:graphic>
+          </wp:inline>
+        </w:drawing>
+      </w:r>
+    </w:p>
+    <w:p>
+      <w:pPr>
+        <w:pStyle w:val="ImageCaption"/>
+      </w:pPr>
+      <w:r>
+        <w:t xml:space="preserve">Рис. 45: Оценка эффективности для симметризованной матрицы</w:t>
+      </w:r>
+    </w:p>
+    <w:bookmarkEnd w:id="204"/>
+    <w:bookmarkStart w:id="208" w:name="fig:046"/>
+    <w:p>
+      <w:pPr>
+        <w:pStyle w:val="CaptionedFigure"/>
+      </w:pPr>
+      <w:r>
+        <w:drawing>
+          <wp:inline>
+            <wp:extent cx="4437717" cy="888822"/>
+            <wp:effectExtent b="0" l="0" r="0" t="0"/>
+            <wp:docPr descr="Рис. 46: Оценка эффективности для зашумлённой матрицы" title="" id="206" name="Picture"/>
+            <a:graphic>
+              <a:graphicData uri="http://schemas.openxmlformats.org/drawingml/2006/picture">
+                <pic:pic>
+                  <pic:nvPicPr>
+                    <pic:cNvPr descr="../images/5.9.3.png" id="207" name="Picture"/>
+                    <pic:cNvPicPr>
+                      <a:picLocks noChangeArrowheads="1" noChangeAspect="1"/>
+                    </pic:cNvPicPr>
+                  </pic:nvPicPr>
+                  <pic:blipFill>
+                    <a:blip r:embed="rId205"/>
+                    <a:stretch>
+                      <a:fillRect/>
+                    </a:stretch>
+                  </pic:blipFill>
+                  <pic:spPr bwMode="auto">
+                    <a:xfrm>
+                      <a:off x="0" y="0"/>
+                      <a:ext cx="4437717" cy="888822"/>
+                    </a:xfrm>
+                    <a:prstGeom prst="rect">
+                      <a:avLst/>
+                    </a:prstGeom>
+                    <a:noFill/>
+                    <a:ln w="9525">
+                      <a:noFill/>
+                      <a:headEnd/>
+                      <a:tailEnd/>
+                    </a:ln>
+                  </pic:spPr>
+                </pic:pic>
+              </a:graphicData>
+            </a:graphic>
+          </wp:inline>
+        </w:drawing>
+      </w:r>
+    </w:p>
+    <w:p>
+      <w:pPr>
+        <w:pStyle w:val="ImageCaption"/>
+      </w:pPr>
+      <w:r>
+        <w:t xml:space="preserve">Рис. 46: Оценка эффективности для зашумлённой матрицы</w:t>
+      </w:r>
+    </w:p>
+    <w:bookmarkEnd w:id="208"/>
+    <w:bookmarkStart w:id="212" w:name="fig:047"/>
+    <w:p>
+      <w:pPr>
+        <w:pStyle w:val="CaptionedFigure"/>
+      </w:pPr>
+      <w:r>
+        <w:drawing>
+          <wp:inline>
+            <wp:extent cx="4488872" cy="1099837"/>
+            <wp:effectExtent b="0" l="0" r="0" t="0"/>
+            <wp:docPr descr="Рис. 47: Оценка эффективности для сим. зашумлённой матрицы" title="" id="210" name="Picture"/>
+            <a:graphic>
+              <a:graphicData uri="http://schemas.openxmlformats.org/drawingml/2006/picture">
+                <pic:pic>
+                  <pic:nvPicPr>
+                    <pic:cNvPr descr="../images/5.9.4.png" id="211" name="Picture"/>
+                    <pic:cNvPicPr>
+                      <a:picLocks noChangeArrowheads="1" noChangeAspect="1"/>
+                    </pic:cNvPicPr>
+                  </pic:nvPicPr>
+                  <pic:blipFill>
+                    <a:blip r:embed="rId209"/>
+                    <a:stretch>
+                      <a:fillRect/>
+                    </a:stretch>
+                  </pic:blipFill>
+                  <pic:spPr bwMode="auto">
+                    <a:xfrm>
+                      <a:off x="0" y="0"/>
+                      <a:ext cx="4488872" cy="1099837"/>
+                    </a:xfrm>
+                    <a:prstGeom prst="rect">
+                      <a:avLst/>
+                    </a:prstGeom>
+                    <a:noFill/>
+                    <a:ln w="9525">
+                      <a:noFill/>
+                      <a:headEnd/>
+                      <a:tailEnd/>
+                    </a:ln>
+                  </pic:spPr>
+                </pic:pic>
+              </a:graphicData>
+            </a:graphic>
+          </wp:inline>
+        </w:drawing>
+      </w:r>
+    </w:p>
+    <w:p>
+      <w:pPr>
+        <w:pStyle w:val="ImageCaption"/>
+      </w:pPr>
+      <w:r>
+        <w:t xml:space="preserve">Рис. 47: Оценка эффективности для сим. зашумлённой матрицы</w:t>
+      </w:r>
+    </w:p>
+    <w:bookmarkEnd w:id="212"/>
+    <w:p>
+      <w:pPr>
+        <w:pStyle w:val="BodyText"/>
+      </w:pPr>
+      <w:r>
+        <w:t xml:space="preserve">Далее рассмотрим примеры работы с разряженными матрицами большой размерности.</w:t>
+      </w:r>
+      <w:r>
+        <w:t xml:space="preserve"> </w:t>
+      </w:r>
+      <w:r>
+        <w:t xml:space="preserve">Использование типов Tridiagonal и SymTridiagonal для хранения трёхдиагональных матриц позволяет работать с потенциально очень большими трёхдиагональными</w:t>
+      </w:r>
+      <w:r>
+        <w:t xml:space="preserve"> </w:t>
+      </w:r>
+      <w:r>
+        <w:t xml:space="preserve">матрицами:</w:t>
+      </w:r>
+    </w:p>
+    <w:bookmarkStart w:id="216" w:name="fig:048"/>
+    <w:p>
+      <w:pPr>
+        <w:pStyle w:val="CaptionedFigure"/>
+      </w:pPr>
+      <w:r>
+        <w:drawing>
+          <wp:inline>
+            <wp:extent cx="5334000" cy="5170070"/>
+            <wp:effectExtent b="0" l="0" r="0" t="0"/>
+            <wp:docPr descr="Рис. 48: Трёхдиагональная матрица" title="" id="214" name="Picture"/>
+            <a:graphic>
+              <a:graphicData uri="http://schemas.openxmlformats.org/drawingml/2006/picture">
+                <pic:pic>
+                  <pic:nvPicPr>
+                    <pic:cNvPr descr="../images/5.10.1.png" id="215" name="Picture"/>
+                    <pic:cNvPicPr>
+                      <a:picLocks noChangeArrowheads="1" noChangeAspect="1"/>
+                    </pic:cNvPicPr>
+                  </pic:nvPicPr>
+                  <pic:blipFill>
+                    <a:blip r:embed="rId213"/>
+                    <a:stretch>
+                      <a:fillRect/>
+                    </a:stretch>
+                  </pic:blipFill>
+                  <pic:spPr bwMode="auto">
+                    <a:xfrm>
+                      <a:off x="0" y="0"/>
+                      <a:ext cx="5334000" cy="5170070"/>
+                    </a:xfrm>
+                    <a:prstGeom prst="rect">
+                      <a:avLst/>
+                    </a:prstGeom>
+                    <a:noFill/>
+                    <a:ln w="9525">
+                      <a:noFill/>
+                      <a:headEnd/>
+                      <a:tailEnd/>
+                    </a:ln>
+                  </pic:spPr>
+                </pic:pic>
+              </a:graphicData>
+            </a:graphic>
+          </wp:inline>
+        </w:drawing>
+      </w:r>
+    </w:p>
+    <w:p>
+      <w:pPr>
+        <w:pStyle w:val="ImageCaption"/>
+      </w:pPr>
+      <w:r>
+        <w:t xml:space="preserve">Рис. 48: Трёхдиагональная матрица</w:t>
+      </w:r>
+    </w:p>
+    <w:bookmarkEnd w:id="216"/>
+    <w:bookmarkStart w:id="220" w:name="fig:049"/>
+    <w:p>
+      <w:pPr>
+        <w:pStyle w:val="CaptionedFigure"/>
+      </w:pPr>
+      <w:r>
+        <w:drawing>
+          <wp:inline>
+            <wp:extent cx="4437717" cy="1074260"/>
+            <wp:effectExtent b="0" l="0" r="0" t="0"/>
+            <wp:docPr descr="Рис. 49: Оценка эффективности выполнения" title="" id="218" name="Picture"/>
+            <a:graphic>
+              <a:graphicData uri="http://schemas.openxmlformats.org/drawingml/2006/picture">
+                <pic:pic>
+                  <pic:nvPicPr>
+                    <pic:cNvPr descr="../images/5.10.2.png" id="219" name="Picture"/>
+                    <pic:cNvPicPr>
+                      <a:picLocks noChangeArrowheads="1" noChangeAspect="1"/>
+                    </pic:cNvPicPr>
+                  </pic:nvPicPr>
+                  <pic:blipFill>
+                    <a:blip r:embed="rId217"/>
+                    <a:stretch>
+                      <a:fillRect/>
+                    </a:stretch>
+                  </pic:blipFill>
+                  <pic:spPr bwMode="auto">
+                    <a:xfrm>
+                      <a:off x="0" y="0"/>
+                      <a:ext cx="4437717" cy="1074260"/>
+                    </a:xfrm>
+                    <a:prstGeom prst="rect">
+                      <a:avLst/>
+                    </a:prstGeom>
+                    <a:noFill/>
+                    <a:ln w="9525">
+                      <a:noFill/>
+                      <a:headEnd/>
+                      <a:tailEnd/>
+                    </a:ln>
+                  </pic:spPr>
+                </pic:pic>
+              </a:graphicData>
+            </a:graphic>
+          </wp:inline>
+        </w:drawing>
+      </w:r>
+    </w:p>
+    <w:p>
+      <w:pPr>
+        <w:pStyle w:val="ImageCaption"/>
+      </w:pPr>
+      <w:r>
+        <w:t xml:space="preserve">Рис. 49: Оценка эффективности выполнения</w:t>
+      </w:r>
+    </w:p>
+    <w:bookmarkEnd w:id="220"/>
+    <w:p>
+      <w:pPr>
+        <w:pStyle w:val="BodyText"/>
+      </w:pPr>
+      <w:r>
+        <w:t xml:space="preserve">При попытке задать подобную матрицу обычным способом и посчитать её собственные</w:t>
+      </w:r>
+      <w:r>
+        <w:t xml:space="preserve"> </w:t>
+      </w:r>
+      <w:r>
+        <w:t xml:space="preserve">значения, вы скорее всего получите ошибку переполнения памяти.</w:t>
+      </w:r>
+    </w:p>
+    <w:bookmarkEnd w:id="221"/>
+    <w:bookmarkStart w:id="242" w:name="общая-линейная-алгебра"/>
+    <w:p>
+      <w:pPr>
+        <w:pStyle w:val="Heading2"/>
+      </w:pPr>
+      <w:r>
+        <w:rPr>
+          <w:rStyle w:val="SectionNumber"/>
+        </w:rPr>
+        <w:t xml:space="preserve">2.6</w:t>
+      </w:r>
+      <w:r>
+        <w:tab/>
+      </w:r>
+      <w:r>
+        <w:t xml:space="preserve">Общая линейная алгебра</w:t>
+      </w:r>
+    </w:p>
+    <w:p>
+      <w:pPr>
+        <w:pStyle w:val="FirstParagraph"/>
+      </w:pPr>
+      <w:r>
+        <w:t xml:space="preserve">Обычный способ добавить поддержку числовой линейной алгебры - это обернуть</w:t>
+      </w:r>
+      <w:r>
+        <w:t xml:space="preserve"> </w:t>
+      </w:r>
+      <w:r>
+        <w:t xml:space="preserve">подпрограммы BLAS и LAPACK. Собственно, для матриц с элементами Float32,Float64,</w:t>
+      </w:r>
+      <w:r>
+        <w:t xml:space="preserve"> </w:t>
+      </w:r>
+      <w:r>
+        <w:t xml:space="preserve">Complex {Float32} или Complex {Float64} разработчики Julia использовали такое же</w:t>
+      </w:r>
+      <w:r>
+        <w:t xml:space="preserve"> </w:t>
+      </w:r>
+      <w:r>
+        <w:t xml:space="preserve">решение. Однако Julia также поддерживает общую линейную алгебру, что позволяет,</w:t>
+      </w:r>
+      <w:r>
+        <w:t xml:space="preserve"> </w:t>
+      </w:r>
+      <w:r>
+        <w:t xml:space="preserve">например, работать с матрицами и векторами рациональных чисел.</w:t>
+      </w:r>
+      <w:r>
+        <w:t xml:space="preserve"> </w:t>
+      </w:r>
+      <w:r>
+        <w:t xml:space="preserve">Для задания рационального числа используется двойная косая черта:</w:t>
+      </w:r>
+      <w:r>
+        <w:t xml:space="preserve"> </w:t>
+      </w:r>
+      <w:r>
+        <w:t xml:space="preserve">1//2</w:t>
+      </w:r>
+      <w:r>
+        <w:t xml:space="preserve"> </w:t>
+      </w:r>
+      <w:r>
+        <w:t xml:space="preserve">В следующем примере показано, как можно решить систему линейных уравнений с рациональными элементами без преобразования в типы элементов с плавающей запятой</w:t>
+      </w:r>
+      <w:r>
+        <w:t xml:space="preserve"> </w:t>
+      </w:r>
+      <w:r>
+        <w:t xml:space="preserve">(для избежания проблемы с переполнением используем BigInt):</w:t>
+      </w:r>
+    </w:p>
+    <w:bookmarkStart w:id="225" w:name="fig:050"/>
+    <w:p>
+      <w:pPr>
+        <w:pStyle w:val="CaptionedFigure"/>
+      </w:pPr>
+      <w:r>
+        <w:drawing>
+          <wp:inline>
+            <wp:extent cx="4495267" cy="1291669"/>
+            <wp:effectExtent b="0" l="0" r="0" t="0"/>
+            <wp:docPr descr="Рис. 50: Матрица с рациональными элементами" title="" id="223" name="Picture"/>
+            <a:graphic>
+              <a:graphicData uri="http://schemas.openxmlformats.org/drawingml/2006/picture">
+                <pic:pic>
+                  <pic:nvPicPr>
+                    <pic:cNvPr descr="../images/6.1.png" id="224" name="Picture"/>
+                    <pic:cNvPicPr>
+                      <a:picLocks noChangeArrowheads="1" noChangeAspect="1"/>
+                    </pic:cNvPicPr>
+                  </pic:nvPicPr>
+                  <pic:blipFill>
+                    <a:blip r:embed="rId222"/>
+                    <a:stretch>
+                      <a:fillRect/>
+                    </a:stretch>
+                  </pic:blipFill>
+                  <pic:spPr bwMode="auto">
+                    <a:xfrm>
+                      <a:off x="0" y="0"/>
+                      <a:ext cx="4495267" cy="1291669"/>
+                    </a:xfrm>
+                    <a:prstGeom prst="rect">
+                      <a:avLst/>
+                    </a:prstGeom>
+                    <a:noFill/>
+                    <a:ln w="9525">
+                      <a:noFill/>
+                      <a:headEnd/>
+                      <a:tailEnd/>
+                    </a:ln>
+                  </pic:spPr>
+                </pic:pic>
+              </a:graphicData>
+            </a:graphic>
+          </wp:inline>
+        </w:drawing>
+      </w:r>
+    </w:p>
+    <w:p>
+      <w:pPr>
+        <w:pStyle w:val="ImageCaption"/>
+      </w:pPr>
+      <w:r>
+        <w:t xml:space="preserve">Рис. 50: Матрица с рациональными элементами</w:t>
+      </w:r>
+    </w:p>
+    <w:bookmarkEnd w:id="225"/>
+    <w:bookmarkStart w:id="229" w:name="fig:051"/>
+    <w:p>
+      <w:pPr>
+        <w:pStyle w:val="CaptionedFigure"/>
+      </w:pPr>
+      <w:r>
+        <w:drawing>
+          <wp:inline>
+            <wp:extent cx="2282802" cy="1310853"/>
+            <wp:effectExtent b="0" l="0" r="0" t="0"/>
+            <wp:docPr descr="Рис. 51: Единичный вектор" title="" id="227" name="Picture"/>
+            <a:graphic>
+              <a:graphicData uri="http://schemas.openxmlformats.org/drawingml/2006/picture">
+                <pic:pic>
+                  <pic:nvPicPr>
+                    <pic:cNvPr descr="../images/6.2.png" id="228" name="Picture"/>
+                    <pic:cNvPicPr>
+                      <a:picLocks noChangeArrowheads="1" noChangeAspect="1"/>
+                    </pic:cNvPicPr>
+                  </pic:nvPicPr>
+                  <pic:blipFill>
+                    <a:blip r:embed="rId226"/>
+                    <a:stretch>
+                      <a:fillRect/>
+                    </a:stretch>
+                  </pic:blipFill>
+                  <pic:spPr bwMode="auto">
+                    <a:xfrm>
+                      <a:off x="0" y="0"/>
+                      <a:ext cx="2282802" cy="1310853"/>
+                    </a:xfrm>
+                    <a:prstGeom prst="rect">
+                      <a:avLst/>
+                    </a:prstGeom>
+                    <a:noFill/>
+                    <a:ln w="9525">
+                      <a:noFill/>
+                      <a:headEnd/>
+                      <a:tailEnd/>
+                    </a:ln>
+                  </pic:spPr>
+                </pic:pic>
+              </a:graphicData>
+            </a:graphic>
+          </wp:inline>
+        </w:drawing>
+      </w:r>
+    </w:p>
+    <w:p>
+      <w:pPr>
+        <w:pStyle w:val="ImageCaption"/>
+      </w:pPr>
+      <w:r>
+        <w:t xml:space="preserve">Рис. 51: Единичный вектор</w:t>
+      </w:r>
+    </w:p>
+    <w:bookmarkEnd w:id="229"/>
+    <w:bookmarkStart w:id="233" w:name="fig:052"/>
+    <w:p>
+      <w:pPr>
+        <w:pStyle w:val="CaptionedFigure"/>
+      </w:pPr>
+      <w:r>
+        <w:drawing>
+          <wp:inline>
+            <wp:extent cx="2992581" cy="1266092"/>
+            <wp:effectExtent b="0" l="0" r="0" t="0"/>
+            <wp:docPr descr="Рис. 52: Вектор b" title="" id="231" name="Picture"/>
+            <a:graphic>
+              <a:graphicData uri="http://schemas.openxmlformats.org/drawingml/2006/picture">
+                <pic:pic>
+                  <pic:nvPicPr>
+                    <pic:cNvPr descr="../images/6.3.png" id="232" name="Picture"/>
+                    <pic:cNvPicPr>
+                      <a:picLocks noChangeArrowheads="1" noChangeAspect="1"/>
+                    </pic:cNvPicPr>
+                  </pic:nvPicPr>
+                  <pic:blipFill>
+                    <a:blip r:embed="rId230"/>
+                    <a:stretch>
+                      <a:fillRect/>
+                    </a:stretch>
+                  </pic:blipFill>
+                  <pic:spPr bwMode="auto">
+                    <a:xfrm>
+                      <a:off x="0" y="0"/>
+                      <a:ext cx="2992581" cy="1266092"/>
+                    </a:xfrm>
+                    <a:prstGeom prst="rect">
+                      <a:avLst/>
+                    </a:prstGeom>
+                    <a:noFill/>
+                    <a:ln w="9525">
+                      <a:noFill/>
+                      <a:headEnd/>
+                      <a:tailEnd/>
+                    </a:ln>
+                  </pic:spPr>
+                </pic:pic>
+              </a:graphicData>
+            </a:graphic>
+          </wp:inline>
+        </w:drawing>
+      </w:r>
+    </w:p>
+    <w:p>
+      <w:pPr>
+        <w:pStyle w:val="ImageCaption"/>
+      </w:pPr>
+      <w:r>
+        <w:t xml:space="preserve">Рис. 52: Вектор b</w:t>
+      </w:r>
+    </w:p>
+    <w:bookmarkEnd w:id="233"/>
+    <w:bookmarkStart w:id="237" w:name="fig:053"/>
+    <w:p>
+      <w:pPr>
+        <w:pStyle w:val="CaptionedFigure"/>
+      </w:pPr>
+      <w:r>
+        <w:drawing>
+          <wp:inline>
+            <wp:extent cx="4603972" cy="1464318"/>
+            <wp:effectExtent b="0" l="0" r="0" t="0"/>
+            <wp:docPr descr="Рис. 53: Решение с помощью функции \" title="" id="235" name="Picture"/>
+            <a:graphic>
+              <a:graphicData uri="http://schemas.openxmlformats.org/drawingml/2006/picture">
+                <pic:pic>
+                  <pic:nvPicPr>
+                    <pic:cNvPr descr="../images/6.4.png" id="236" name="Picture"/>
+                    <pic:cNvPicPr>
+                      <a:picLocks noChangeArrowheads="1" noChangeAspect="1"/>
+                    </pic:cNvPicPr>
+                  </pic:nvPicPr>
+                  <pic:blipFill>
+                    <a:blip r:embed="rId234"/>
+                    <a:stretch>
+                      <a:fillRect/>
+                    </a:stretch>
+                  </pic:blipFill>
+                  <pic:spPr bwMode="auto">
+                    <a:xfrm>
+                      <a:off x="0" y="0"/>
+                      <a:ext cx="4603972" cy="1464318"/>
+                    </a:xfrm>
+                    <a:prstGeom prst="rect">
+                      <a:avLst/>
+                    </a:prstGeom>
+                    <a:noFill/>
+                    <a:ln w="9525">
+                      <a:noFill/>
+                      <a:headEnd/>
+                      <a:tailEnd/>
+                    </a:ln>
+                  </pic:spPr>
+                </pic:pic>
+              </a:graphicData>
+            </a:graphic>
+          </wp:inline>
+        </w:drawing>
+      </w:r>
+    </w:p>
+    <w:p>
+      <w:pPr>
+        <w:pStyle w:val="ImageCaption"/>
+      </w:pPr>
+      <w:r>
+        <w:t xml:space="preserve">Рис. 53: Решение с помощью функции \</w:t>
+      </w:r>
+    </w:p>
+    <w:bookmarkEnd w:id="237"/>
+    <w:bookmarkStart w:id="241" w:name="fig:054"/>
+    <w:p>
+      <w:pPr>
+        <w:pStyle w:val="CaptionedFigure"/>
+      </w:pPr>
+      <w:r>
+        <w:drawing>
+          <wp:inline>
+            <wp:extent cx="4719071" cy="2321169"/>
+            <wp:effectExtent b="0" l="0" r="0" t="0"/>
+            <wp:docPr descr="Рис. 54: LU-разложение" title="" id="239" name="Picture"/>
+            <a:graphic>
+              <a:graphicData uri="http://schemas.openxmlformats.org/drawingml/2006/picture">
+                <pic:pic>
+                  <pic:nvPicPr>
+                    <pic:cNvPr descr="../images/6.5.png" id="240" name="Picture"/>
+                    <pic:cNvPicPr>
+                      <a:picLocks noChangeArrowheads="1" noChangeAspect="1"/>
+                    </pic:cNvPicPr>
+                  </pic:nvPicPr>
+                  <pic:blipFill>
+                    <a:blip r:embed="rId238"/>
+                    <a:stretch>
+                      <a:fillRect/>
+                    </a:stretch>
+                  </pic:blipFill>
+                  <pic:spPr bwMode="auto">
+                    <a:xfrm>
+                      <a:off x="0" y="0"/>
+                      <a:ext cx="4719071" cy="2321169"/>
+                    </a:xfrm>
+                    <a:prstGeom prst="rect">
+                      <a:avLst/>
+                    </a:prstGeom>
+                    <a:noFill/>
+                    <a:ln w="9525">
+                      <a:noFill/>
+                      <a:headEnd/>
+                      <a:tailEnd/>
+                    </a:ln>
+                  </pic:spPr>
+                </pic:pic>
+              </a:graphicData>
+            </a:graphic>
+          </wp:inline>
+        </w:drawing>
+      </w:r>
+    </w:p>
+    <w:p>
+      <w:pPr>
+        <w:pStyle w:val="ImageCaption"/>
+      </w:pPr>
+      <w:r>
+        <w:t xml:space="preserve">Рис. 54: LU-разложение</w:t>
+      </w:r>
+    </w:p>
+    <w:bookmarkEnd w:id="241"/>
+    <w:bookmarkEnd w:id="242"/>
+    <w:bookmarkStart w:id="315" w:name="задания-для-самостоятельного-выполнения"/>
+    <w:p>
+      <w:pPr>
+        <w:pStyle w:val="Heading2"/>
+      </w:pPr>
+      <w:r>
+        <w:rPr>
+          <w:rStyle w:val="SectionNumber"/>
+        </w:rPr>
+        <w:t xml:space="preserve">2.7</w:t>
+      </w:r>
+      <w:r>
+        <w:tab/>
+      </w:r>
+      <w:r>
+        <w:t xml:space="preserve">Задания для самостоятельного выполнения</w:t>
+      </w:r>
+    </w:p>
+    <w:bookmarkStart w:id="246" w:name="fig:055"/>
+    <w:p>
+      <w:pPr>
+        <w:pStyle w:val="CaptionedFigure"/>
+      </w:pPr>
+      <w:r>
+        <w:drawing>
+          <wp:inline>
+            <wp:extent cx="3708755" cy="908005"/>
+            <wp:effectExtent b="0" l="0" r="0" t="0"/>
+            <wp:docPr descr="Рис. 55: Задание №1" title="" id="244" name="Picture"/>
+            <a:graphic>
+              <a:graphicData uri="http://schemas.openxmlformats.org/drawingml/2006/picture">
+                <pic:pic>
+                  <pic:nvPicPr>
+                    <pic:cNvPr descr="../images/7.1.png" id="245" name="Picture"/>
+                    <pic:cNvPicPr>
+                      <a:picLocks noChangeArrowheads="1" noChangeAspect="1"/>
+                    </pic:cNvPicPr>
+                  </pic:nvPicPr>
+                  <pic:blipFill>
+                    <a:blip r:embed="rId243"/>
+                    <a:stretch>
+                      <a:fillRect/>
+                    </a:stretch>
+                  </pic:blipFill>
+                  <pic:spPr bwMode="auto">
+                    <a:xfrm>
+                      <a:off x="0" y="0"/>
+                      <a:ext cx="3708755" cy="908005"/>
+                    </a:xfrm>
+                    <a:prstGeom prst="rect">
+                      <a:avLst/>
+                    </a:prstGeom>
+                    <a:noFill/>
+                    <a:ln w="9525">
+                      <a:noFill/>
+                      <a:headEnd/>
+                      <a:tailEnd/>
+                    </a:ln>
+                  </pic:spPr>
+                </pic:pic>
+              </a:graphicData>
+            </a:graphic>
+          </wp:inline>
+        </w:drawing>
+      </w:r>
+    </w:p>
+    <w:p>
+      <w:pPr>
+        <w:pStyle w:val="ImageCaption"/>
+      </w:pPr>
+      <w:r>
+        <w:t xml:space="preserve">Рис. 55: Задание №1</w:t>
+      </w:r>
+    </w:p>
+    <w:bookmarkEnd w:id="246"/>
+    <w:bookmarkStart w:id="250" w:name="fig:056"/>
+    <w:p>
+      <w:pPr>
+        <w:pStyle w:val="CaptionedFigure"/>
+      </w:pPr>
+      <w:r>
+        <w:drawing>
+          <wp:inline>
+            <wp:extent cx="1828800" cy="1272486"/>
+            <wp:effectExtent b="0" l="0" r="0" t="0"/>
+            <wp:docPr descr="Рис. 56: Задание №2" title="" id="248" name="Picture"/>
+            <a:graphic>
+              <a:graphicData uri="http://schemas.openxmlformats.org/drawingml/2006/picture">
+                <pic:pic>
+                  <pic:nvPicPr>
+                    <pic:cNvPr descr="../images/7.2.png" id="249" name="Picture"/>
+                    <pic:cNvPicPr>
+                      <a:picLocks noChangeArrowheads="1" noChangeAspect="1"/>
+                    </pic:cNvPicPr>
+                  </pic:nvPicPr>
+                  <pic:blipFill>
+                    <a:blip r:embed="rId247"/>
+                    <a:stretch>
+                      <a:fillRect/>
+                    </a:stretch>
+                  </pic:blipFill>
+                  <pic:spPr bwMode="auto">
+                    <a:xfrm>
+                      <a:off x="0" y="0"/>
+                      <a:ext cx="1828800" cy="1272486"/>
+                    </a:xfrm>
+                    <a:prstGeom prst="rect">
+                      <a:avLst/>
+                    </a:prstGeom>
+                    <a:noFill/>
+                    <a:ln w="9525">
+                      <a:noFill/>
+                      <a:headEnd/>
+                      <a:tailEnd/>
+                    </a:ln>
+                  </pic:spPr>
+                </pic:pic>
+              </a:graphicData>
+            </a:graphic>
+          </wp:inline>
+        </w:drawing>
+      </w:r>
+    </w:p>
+    <w:p>
+      <w:pPr>
+        <w:pStyle w:val="ImageCaption"/>
+      </w:pPr>
+      <w:r>
+        <w:t xml:space="preserve">Рис. 56: Задание №2</w:t>
+      </w:r>
+    </w:p>
+    <w:bookmarkEnd w:id="250"/>
+    <w:bookmarkStart w:id="254" w:name="fig:057"/>
+    <w:p>
+      <w:pPr>
+        <w:pStyle w:val="CaptionedFigure"/>
+      </w:pPr>
+      <w:r>
+        <w:drawing>
+          <wp:inline>
+            <wp:extent cx="3146047" cy="1464318"/>
+            <wp:effectExtent b="0" l="0" r="0" t="0"/>
+            <wp:docPr descr="Рис. 57: Задание №3.a" title="" id="252" name="Picture"/>
+            <a:graphic>
+              <a:graphicData uri="http://schemas.openxmlformats.org/drawingml/2006/picture">
+                <pic:pic>
+                  <pic:nvPicPr>
+                    <pic:cNvPr descr="../images/7.3.1.png" id="253" name="Picture"/>
+                    <pic:cNvPicPr>
+                      <a:picLocks noChangeArrowheads="1" noChangeAspect="1"/>
+                    </pic:cNvPicPr>
+                  </pic:nvPicPr>
+                  <pic:blipFill>
+                    <a:blip r:embed="rId251"/>
+                    <a:stretch>
+                      <a:fillRect/>
+                    </a:stretch>
+                  </pic:blipFill>
+                  <pic:spPr bwMode="auto">
+                    <a:xfrm>
+                      <a:off x="0" y="0"/>
+                      <a:ext cx="3146047" cy="1464318"/>
+                    </a:xfrm>
+                    <a:prstGeom prst="rect">
+                      <a:avLst/>
+                    </a:prstGeom>
+                    <a:noFill/>
+                    <a:ln w="9525">
+                      <a:noFill/>
+                      <a:headEnd/>
+                      <a:tailEnd/>
+                    </a:ln>
+                  </pic:spPr>
+                </pic:pic>
+              </a:graphicData>
+            </a:graphic>
+          </wp:inline>
+        </w:drawing>
+      </w:r>
+    </w:p>
+    <w:p>
+      <w:pPr>
+        <w:pStyle w:val="ImageCaption"/>
+      </w:pPr>
+      <w:r>
+        <w:t xml:space="preserve">Рис. 57: Задание №3.a</w:t>
+      </w:r>
+    </w:p>
+    <w:bookmarkEnd w:id="254"/>
+    <w:bookmarkStart w:id="258" w:name="fig:058"/>
+    <w:p>
+      <w:pPr>
+        <w:pStyle w:val="CaptionedFigure"/>
+      </w:pPr>
+      <w:r>
+        <w:drawing>
+          <wp:inline>
+            <wp:extent cx="4322618" cy="2078181"/>
+            <wp:effectExtent b="0" l="0" r="0" t="0"/>
+            <wp:docPr descr="Рис. 58: Задание №3.b" title="" id="256" name="Picture"/>
+            <a:graphic>
+              <a:graphicData uri="http://schemas.openxmlformats.org/drawingml/2006/picture">
+                <pic:pic>
+                  <pic:nvPicPr>
+                    <pic:cNvPr descr="../images/7.3.2.png" id="257" name="Picture"/>
+                    <pic:cNvPicPr>
+                      <a:picLocks noChangeArrowheads="1" noChangeAspect="1"/>
+                    </pic:cNvPicPr>
+                  </pic:nvPicPr>
+                  <pic:blipFill>
+                    <a:blip r:embed="rId255"/>
+                    <a:stretch>
+                      <a:fillRect/>
+                    </a:stretch>
+                  </pic:blipFill>
+                  <pic:spPr bwMode="auto">
+                    <a:xfrm>
+                      <a:off x="0" y="0"/>
+                      <a:ext cx="4322618" cy="2078181"/>
+                    </a:xfrm>
+                    <a:prstGeom prst="rect">
+                      <a:avLst/>
+                    </a:prstGeom>
+                    <a:noFill/>
+                    <a:ln w="9525">
+                      <a:noFill/>
+                      <a:headEnd/>
+                      <a:tailEnd/>
+                    </a:ln>
+                  </pic:spPr>
+                </pic:pic>
+              </a:graphicData>
+            </a:graphic>
+          </wp:inline>
+        </w:drawing>
+      </w:r>
+    </w:p>
+    <w:p>
+      <w:pPr>
+        <w:pStyle w:val="ImageCaption"/>
+      </w:pPr>
+      <w:r>
+        <w:t xml:space="preserve">Рис. 58: Задание №3.b</w:t>
+      </w:r>
+    </w:p>
+    <w:bookmarkEnd w:id="258"/>
+    <w:bookmarkStart w:id="262" w:name="fig:059"/>
+    <w:p>
+      <w:pPr>
+        <w:pStyle w:val="CaptionedFigure"/>
+      </w:pPr>
+      <w:r>
+        <w:drawing>
+          <wp:inline>
+            <wp:extent cx="5334000" cy="2172510"/>
+            <wp:effectExtent b="0" l="0" r="0" t="0"/>
+            <wp:docPr descr="Рис. 59: Задание №4.a" title="" id="260" name="Picture"/>
+            <a:graphic>
+              <a:graphicData uri="http://schemas.openxmlformats.org/drawingml/2006/picture">
+                <pic:pic>
+                  <pic:nvPicPr>
+                    <pic:cNvPr descr="../images/7.4.a.png" id="261" name="Picture"/>
+                    <pic:cNvPicPr>
+                      <a:picLocks noChangeArrowheads="1" noChangeAspect="1"/>
+                    </pic:cNvPicPr>
+                  </pic:nvPicPr>
+                  <pic:blipFill>
+                    <a:blip r:embed="rId259"/>
+                    <a:stretch>
+                      <a:fillRect/>
+                    </a:stretch>
+                  </pic:blipFill>
+                  <pic:spPr bwMode="auto">
+                    <a:xfrm>
+                      <a:off x="0" y="0"/>
+                      <a:ext cx="5334000" cy="2172510"/>
+                    </a:xfrm>
+                    <a:prstGeom prst="rect">
+                      <a:avLst/>
+                    </a:prstGeom>
+                    <a:noFill/>
+                    <a:ln w="9525">
+                      <a:noFill/>
+                      <a:headEnd/>
+                      <a:tailEnd/>
+                    </a:ln>
+                  </pic:spPr>
+                </pic:pic>
+              </a:graphicData>
+            </a:graphic>
+          </wp:inline>
+        </w:drawing>
+      </w:r>
+    </w:p>
+    <w:p>
+      <w:pPr>
+        <w:pStyle w:val="ImageCaption"/>
+      </w:pPr>
+      <w:r>
+        <w:t xml:space="preserve">Рис. 59: Задание №4.a</w:t>
+      </w:r>
+    </w:p>
+    <w:bookmarkEnd w:id="262"/>
+    <w:bookmarkStart w:id="266" w:name="fig:060"/>
+    <w:p>
+      <w:pPr>
+        <w:pStyle w:val="CaptionedFigure"/>
+      </w:pPr>
+      <w:r>
+        <w:drawing>
+          <wp:inline>
+            <wp:extent cx="3337879" cy="1694517"/>
+            <wp:effectExtent b="0" l="0" r="0" t="0"/>
+            <wp:docPr descr="Рис. 60: Задание №4.b" title="" id="264" name="Picture"/>
+            <a:graphic>
+              <a:graphicData uri="http://schemas.openxmlformats.org/drawingml/2006/picture">
+                <pic:pic>
+                  <pic:nvPicPr>
+                    <pic:cNvPr descr="../images/7.4.b.png" id="265" name="Picture"/>
+                    <pic:cNvPicPr>
+                      <a:picLocks noChangeArrowheads="1" noChangeAspect="1"/>
+                    </pic:cNvPicPr>
+                  </pic:nvPicPr>
+                  <pic:blipFill>
+                    <a:blip r:embed="rId263"/>
+                    <a:stretch>
+                      <a:fillRect/>
+                    </a:stretch>
+                  </pic:blipFill>
+                  <pic:spPr bwMode="auto">
+                    <a:xfrm>
+                      <a:off x="0" y="0"/>
+                      <a:ext cx="3337879" cy="1694517"/>
+                    </a:xfrm>
+                    <a:prstGeom prst="rect">
+                      <a:avLst/>
+                    </a:prstGeom>
+                    <a:noFill/>
+                    <a:ln w="9525">
+                      <a:noFill/>
+                      <a:headEnd/>
+                      <a:tailEnd/>
+                    </a:ln>
+                  </pic:spPr>
+                </pic:pic>
+              </a:graphicData>
+            </a:graphic>
+          </wp:inline>
+        </w:drawing>
+      </w:r>
+    </w:p>
+    <w:p>
+      <w:pPr>
+        <w:pStyle w:val="ImageCaption"/>
+      </w:pPr>
+      <w:r>
+        <w:t xml:space="preserve">Рис. 60: Задание №4.b</w:t>
+      </w:r>
+    </w:p>
+    <w:bookmarkEnd w:id="266"/>
+    <w:bookmarkStart w:id="270" w:name="fig:061"/>
+    <w:p>
+      <w:pPr>
+        <w:pStyle w:val="CaptionedFigure"/>
+      </w:pPr>
+      <w:r>
+        <w:drawing>
+          <wp:inline>
+            <wp:extent cx="4552816" cy="2397902"/>
+            <wp:effectExtent b="0" l="0" r="0" t="0"/>
+            <wp:docPr descr="Рис. 61: Задание №4.c" title="" id="268" name="Picture"/>
+            <a:graphic>
+              <a:graphicData uri="http://schemas.openxmlformats.org/drawingml/2006/picture">
+                <pic:pic>
+                  <pic:nvPicPr>
+                    <pic:cNvPr descr="../images/7.4.c.png" id="269" name="Picture"/>
+                    <pic:cNvPicPr>
+                      <a:picLocks noChangeArrowheads="1" noChangeAspect="1"/>
+                    </pic:cNvPicPr>
+                  </pic:nvPicPr>
+                  <pic:blipFill>
+                    <a:blip r:embed="rId267"/>
+                    <a:stretch>
+                      <a:fillRect/>
+                    </a:stretch>
+                  </pic:blipFill>
+                  <pic:spPr bwMode="auto">
+                    <a:xfrm>
+                      <a:off x="0" y="0"/>
+                      <a:ext cx="4552816" cy="2397902"/>
+                    </a:xfrm>
+                    <a:prstGeom prst="rect">
+                      <a:avLst/>
+                    </a:prstGeom>
+                    <a:noFill/>
+                    <a:ln w="9525">
+                      <a:noFill/>
+                      <a:headEnd/>
+                      <a:tailEnd/>
+                    </a:ln>
+                  </pic:spPr>
+                </pic:pic>
+              </a:graphicData>
+            </a:graphic>
+          </wp:inline>
+        </w:drawing>
+      </w:r>
+    </w:p>
+    <w:p>
+      <w:pPr>
+        <w:pStyle w:val="ImageCaption"/>
+      </w:pPr>
+      <w:r>
+        <w:t xml:space="preserve">Рис. 61: Задание №4.c</w:t>
+      </w:r>
+    </w:p>
+    <w:bookmarkEnd w:id="270"/>
+    <w:bookmarkStart w:id="274" w:name="fig:062"/>
+    <w:p>
+      <w:pPr>
+        <w:pStyle w:val="CaptionedFigure"/>
+      </w:pPr>
+      <w:r>
+        <w:drawing>
+          <wp:inline>
+            <wp:extent cx="4322618" cy="2186886"/>
+            <wp:effectExtent b="0" l="0" r="0" t="0"/>
+            <wp:docPr descr="Рис. 62: Задание №4.d" title="" id="272" name="Picture"/>
+            <a:graphic>
+              <a:graphicData uri="http://schemas.openxmlformats.org/drawingml/2006/picture">
+                <pic:pic>
+                  <pic:nvPicPr>
+                    <pic:cNvPr descr="../images/7.4.d.png" id="273" name="Picture"/>
+                    <pic:cNvPicPr>
+                      <a:picLocks noChangeArrowheads="1" noChangeAspect="1"/>
+                    </pic:cNvPicPr>
+                  </pic:nvPicPr>
+                  <pic:blipFill>
+                    <a:blip r:embed="rId271"/>
+                    <a:stretch>
+                      <a:fillRect/>
+                    </a:stretch>
+                  </pic:blipFill>
+                  <pic:spPr bwMode="auto">
+                    <a:xfrm>
+                      <a:off x="0" y="0"/>
+                      <a:ext cx="4322618" cy="2186886"/>
+                    </a:xfrm>
+                    <a:prstGeom prst="rect">
+                      <a:avLst/>
+                    </a:prstGeom>
+                    <a:noFill/>
+                    <a:ln w="9525">
+                      <a:noFill/>
+                      <a:headEnd/>
+                      <a:tailEnd/>
+                    </a:ln>
+                  </pic:spPr>
+                </pic:pic>
+              </a:graphicData>
+            </a:graphic>
+          </wp:inline>
+        </w:drawing>
+      </w:r>
+    </w:p>
+    <w:p>
+      <w:pPr>
+        <w:pStyle w:val="ImageCaption"/>
+      </w:pPr>
+      <w:r>
+        <w:t xml:space="preserve">Рис. 62: Задание №4.d</w:t>
+      </w:r>
+    </w:p>
+    <w:bookmarkEnd w:id="274"/>
+    <w:bookmarkStart w:id="278" w:name="fig:063"/>
+    <w:p>
+      <w:pPr>
+        <w:pStyle w:val="CaptionedFigure"/>
+      </w:pPr>
+      <w:r>
+        <w:drawing>
+          <wp:inline>
+            <wp:extent cx="5320145" cy="1956688"/>
+            <wp:effectExtent b="0" l="0" r="0" t="0"/>
+            <wp:docPr descr="Рис. 63: Задание №5" title="" id="276" name="Picture"/>
+            <a:graphic>
+              <a:graphicData uri="http://schemas.openxmlformats.org/drawingml/2006/picture">
+                <pic:pic>
+                  <pic:nvPicPr>
+                    <pic:cNvPr descr="../images/7.5.1.1.png" id="277" name="Picture"/>
+                    <pic:cNvPicPr>
+                      <a:picLocks noChangeArrowheads="1" noChangeAspect="1"/>
+                    </pic:cNvPicPr>
+                  </pic:nvPicPr>
+                  <pic:blipFill>
+                    <a:blip r:embed="rId275"/>
+                    <a:stretch>
+                      <a:fillRect/>
+                    </a:stretch>
+                  </pic:blipFill>
+                  <pic:spPr bwMode="auto">
+                    <a:xfrm>
+                      <a:off x="0" y="0"/>
+                      <a:ext cx="5320145" cy="1956688"/>
+                    </a:xfrm>
+                    <a:prstGeom prst="rect">
+                      <a:avLst/>
+                    </a:prstGeom>
+                    <a:noFill/>
+                    <a:ln w="9525">
+                      <a:noFill/>
+                      <a:headEnd/>
+                      <a:tailEnd/>
+                    </a:ln>
+                  </pic:spPr>
+                </pic:pic>
+              </a:graphicData>
+            </a:graphic>
+          </wp:inline>
+        </w:drawing>
+      </w:r>
+    </w:p>
+    <w:p>
+      <w:pPr>
+        <w:pStyle w:val="ImageCaption"/>
+      </w:pPr>
+      <w:r>
+        <w:t xml:space="preserve">Рис. 63: Задание №5</w:t>
+      </w:r>
+    </w:p>
+    <w:bookmarkEnd w:id="278"/>
+    <w:bookmarkStart w:id="282" w:name="fig:064"/>
+    <w:p>
+      <w:pPr>
+        <w:pStyle w:val="CaptionedFigure"/>
+      </w:pPr>
+      <w:r>
+        <w:drawing>
+          <wp:inline>
+            <wp:extent cx="4591183" cy="2270013"/>
+            <wp:effectExtent b="0" l="0" r="0" t="0"/>
+            <wp:docPr descr="Рис. 64: Задание №5" title="" id="280" name="Picture"/>
+            <a:graphic>
+              <a:graphicData uri="http://schemas.openxmlformats.org/drawingml/2006/picture">
+                <pic:pic>
+                  <pic:nvPicPr>
+                    <pic:cNvPr descr="../images/7.5.1.2.png" id="281" name="Picture"/>
+                    <pic:cNvPicPr>
+                      <a:picLocks noChangeArrowheads="1" noChangeAspect="1"/>
+                    </pic:cNvPicPr>
+                  </pic:nvPicPr>
+                  <pic:blipFill>
+                    <a:blip r:embed="rId279"/>
+                    <a:stretch>
+                      <a:fillRect/>
+                    </a:stretch>
+                  </pic:blipFill>
+                  <pic:spPr bwMode="auto">
+                    <a:xfrm>
+                      <a:off x="0" y="0"/>
+                      <a:ext cx="4591183" cy="2270013"/>
+                    </a:xfrm>
+                    <a:prstGeom prst="rect">
+                      <a:avLst/>
+                    </a:prstGeom>
+                    <a:noFill/>
+                    <a:ln w="9525">
+                      <a:noFill/>
+                      <a:headEnd/>
+                      <a:tailEnd/>
+                    </a:ln>
+                  </pic:spPr>
+                </pic:pic>
+              </a:graphicData>
+            </a:graphic>
+          </wp:inline>
+        </w:drawing>
+      </w:r>
+    </w:p>
+    <w:p>
+      <w:pPr>
+        <w:pStyle w:val="ImageCaption"/>
+      </w:pPr>
+      <w:r>
+        <w:t xml:space="preserve">Рис. 64: Задание №5</w:t>
+      </w:r>
+    </w:p>
+    <w:bookmarkEnd w:id="282"/>
+    <w:bookmarkStart w:id="286" w:name="fig:065"/>
+    <w:p>
+      <w:pPr>
+        <w:pStyle w:val="CaptionedFigure"/>
+      </w:pPr>
+      <w:r>
+        <w:drawing>
+          <wp:inline>
+            <wp:extent cx="1995054" cy="1464318"/>
+            <wp:effectExtent b="0" l="0" r="0" t="0"/>
+            <wp:docPr descr="Рис. 65: Задание №6.a" title="" id="284" name="Picture"/>
+            <a:graphic>
+              <a:graphicData uri="http://schemas.openxmlformats.org/drawingml/2006/picture">
+                <pic:pic>
+                  <pic:nvPicPr>
+                    <pic:cNvPr descr="../images/7.6.1.png" id="285" name="Picture"/>
+                    <pic:cNvPicPr>
+                      <a:picLocks noChangeArrowheads="1" noChangeAspect="1"/>
+                    </pic:cNvPicPr>
+                  </pic:nvPicPr>
+                  <pic:blipFill>
+                    <a:blip r:embed="rId283"/>
+                    <a:stretch>
+                      <a:fillRect/>
+                    </a:stretch>
+                  </pic:blipFill>
+                  <pic:spPr bwMode="auto">
+                    <a:xfrm>
+                      <a:off x="0" y="0"/>
+                      <a:ext cx="1995054" cy="1464318"/>
+                    </a:xfrm>
+                    <a:prstGeom prst="rect">
+                      <a:avLst/>
+                    </a:prstGeom>
+                    <a:noFill/>
+                    <a:ln w="9525">
+                      <a:noFill/>
+                      <a:headEnd/>
+                      <a:tailEnd/>
+                    </a:ln>
+                  </pic:spPr>
+                </pic:pic>
+              </a:graphicData>
+            </a:graphic>
+          </wp:inline>
+        </w:drawing>
+      </w:r>
+    </w:p>
+    <w:p>
+      <w:pPr>
+        <w:pStyle w:val="ImageCaption"/>
+      </w:pPr>
+      <w:r>
+        <w:t xml:space="preserve">Рис. 65: Задание №6.a</w:t>
+      </w:r>
+    </w:p>
+    <w:bookmarkEnd w:id="286"/>
+    <w:bookmarkStart w:id="290" w:name="fig:066"/>
+    <w:p>
+      <w:pPr>
+        <w:pStyle w:val="CaptionedFigure"/>
+      </w:pPr>
+      <w:r>
+        <w:drawing>
+          <wp:inline>
+            <wp:extent cx="5334000" cy="2966132"/>
+            <wp:effectExtent b="0" l="0" r="0" t="0"/>
+            <wp:docPr descr="Рис. 66: Задание №6.b" title="" id="288" name="Picture"/>
+            <a:graphic>
+              <a:graphicData uri="http://schemas.openxmlformats.org/drawingml/2006/picture">
+                <pic:pic>
+                  <pic:nvPicPr>
+                    <pic:cNvPr descr="../images/7.6.2.png" id="289" name="Picture"/>
+                    <pic:cNvPicPr>
+                      <a:picLocks noChangeArrowheads="1" noChangeAspect="1"/>
+                    </pic:cNvPicPr>
+                  </pic:nvPicPr>
+                  <pic:blipFill>
+                    <a:blip r:embed="rId287"/>
+                    <a:stretch>
+                      <a:fillRect/>
+                    </a:stretch>
+                  </pic:blipFill>
+                  <pic:spPr bwMode="auto">
+                    <a:xfrm>
+                      <a:off x="0" y="0"/>
+                      <a:ext cx="5334000" cy="2966132"/>
+                    </a:xfrm>
+                    <a:prstGeom prst="rect">
+                      <a:avLst/>
+                    </a:prstGeom>
+                    <a:noFill/>
+                    <a:ln w="9525">
+                      <a:noFill/>
+                      <a:headEnd/>
+                      <a:tailEnd/>
+                    </a:ln>
+                  </pic:spPr>
+                </pic:pic>
+              </a:graphicData>
+            </a:graphic>
+          </wp:inline>
+        </w:drawing>
+      </w:r>
+    </w:p>
+    <w:p>
+      <w:pPr>
+        <w:pStyle w:val="ImageCaption"/>
+      </w:pPr>
+      <w:r>
+        <w:t xml:space="preserve">Рис. 66: Задание №6.b</w:t>
+      </w:r>
+    </w:p>
+    <w:bookmarkEnd w:id="290"/>
+    <w:bookmarkStart w:id="294" w:name="fig:067"/>
+    <w:p>
+      <w:pPr>
+        <w:pStyle w:val="CaptionedFigure"/>
+      </w:pPr>
+      <w:r>
+        <w:drawing>
+          <wp:inline>
+            <wp:extent cx="5334000" cy="2599558"/>
+            <wp:effectExtent b="0" l="0" r="0" t="0"/>
+            <wp:docPr descr="Рис. 67: Задание №6.c" title="" id="292" name="Picture"/>
+            <a:graphic>
+              <a:graphicData uri="http://schemas.openxmlformats.org/drawingml/2006/picture">
+                <pic:pic>
+                  <pic:nvPicPr>
+                    <pic:cNvPr descr="../images/7.6.3.png" id="293" name="Picture"/>
+                    <pic:cNvPicPr>
+                      <a:picLocks noChangeArrowheads="1" noChangeAspect="1"/>
+                    </pic:cNvPicPr>
+                  </pic:nvPicPr>
+                  <pic:blipFill>
+                    <a:blip r:embed="rId291"/>
+                    <a:stretch>
+                      <a:fillRect/>
+                    </a:stretch>
+                  </pic:blipFill>
+                  <pic:spPr bwMode="auto">
+                    <a:xfrm>
+                      <a:off x="0" y="0"/>
+                      <a:ext cx="5334000" cy="2599558"/>
+                    </a:xfrm>
+                    <a:prstGeom prst="rect">
+                      <a:avLst/>
+                    </a:prstGeom>
+                    <a:noFill/>
+                    <a:ln w="9525">
+                      <a:noFill/>
+                      <a:headEnd/>
+                      <a:tailEnd/>
+                    </a:ln>
+                  </pic:spPr>
+                </pic:pic>
+              </a:graphicData>
+            </a:graphic>
+          </wp:inline>
+        </w:drawing>
+      </w:r>
+    </w:p>
+    <w:p>
+      <w:pPr>
+        <w:pStyle w:val="ImageCaption"/>
+      </w:pPr>
+      <w:r>
+        <w:t xml:space="preserve">Рис. 67: Задание №6.c</w:t>
+      </w:r>
+    </w:p>
+    <w:bookmarkEnd w:id="294"/>
+    <w:bookmarkStart w:id="298" w:name="fig:068"/>
+    <w:p>
+      <w:pPr>
+        <w:pStyle w:val="CaptionedFigure"/>
+      </w:pPr>
+      <w:r>
+        <w:drawing>
+          <wp:inline>
+            <wp:extent cx="5334000" cy="3048879"/>
+            <wp:effectExtent b="0" l="0" r="0" t="0"/>
+            <wp:docPr descr="Рис. 68: Задание №7" title="" id="296" name="Picture"/>
+            <a:graphic>
+              <a:graphicData uri="http://schemas.openxmlformats.org/drawingml/2006/picture">
+                <pic:pic>
+                  <pic:nvPicPr>
+                    <pic:cNvPr descr="../images/7.7.1.png" id="297" name="Picture"/>
+                    <pic:cNvPicPr>
+                      <a:picLocks noChangeArrowheads="1" noChangeAspect="1"/>
+                    </pic:cNvPicPr>
+                  </pic:nvPicPr>
+                  <pic:blipFill>
+                    <a:blip r:embed="rId295"/>
+                    <a:stretch>
+                      <a:fillRect/>
+                    </a:stretch>
+                  </pic:blipFill>
+                  <pic:spPr bwMode="auto">
+                    <a:xfrm>
+                      <a:off x="0" y="0"/>
+                      <a:ext cx="5334000" cy="3048879"/>
+                    </a:xfrm>
+                    <a:prstGeom prst="rect">
+                      <a:avLst/>
+                    </a:prstGeom>
+                    <a:noFill/>
+                    <a:ln w="9525">
+                      <a:noFill/>
+                      <a:headEnd/>
+                      <a:tailEnd/>
+                    </a:ln>
+                  </pic:spPr>
+                </pic:pic>
+              </a:graphicData>
+            </a:graphic>
+          </wp:inline>
+        </w:drawing>
+      </w:r>
+    </w:p>
+    <w:p>
+      <w:pPr>
+        <w:pStyle w:val="ImageCaption"/>
+      </w:pPr>
+      <w:r>
+        <w:t xml:space="preserve">Рис. 68: Задание №7</w:t>
+      </w:r>
+    </w:p>
+    <w:bookmarkEnd w:id="298"/>
+    <w:bookmarkStart w:id="302" w:name="fig:069"/>
+    <w:p>
+      <w:pPr>
+        <w:pStyle w:val="CaptionedFigure"/>
+      </w:pPr>
+      <w:r>
+        <w:drawing>
+          <wp:inline>
+            <wp:extent cx="5334000" cy="1508570"/>
+            <wp:effectExtent b="0" l="0" r="0" t="0"/>
+            <wp:docPr descr="Рис. 69: Задание №7" title="" id="300" name="Picture"/>
+            <a:graphic>
+              <a:graphicData uri="http://schemas.openxmlformats.org/drawingml/2006/picture">
+                <pic:pic>
+                  <pic:nvPicPr>
+                    <pic:cNvPr descr="../images/7.7.2.png" id="301" name="Picture"/>
+                    <pic:cNvPicPr>
+                      <a:picLocks noChangeArrowheads="1" noChangeAspect="1"/>
+                    </pic:cNvPicPr>
+                  </pic:nvPicPr>
+                  <pic:blipFill>
+                    <a:blip r:embed="rId299"/>
+                    <a:stretch>
+                      <a:fillRect/>
+                    </a:stretch>
+                  </pic:blipFill>
+                  <pic:spPr bwMode="auto">
+                    <a:xfrm>
+                      <a:off x="0" y="0"/>
+                      <a:ext cx="5334000" cy="1508570"/>
+                    </a:xfrm>
+                    <a:prstGeom prst="rect">
+                      <a:avLst/>
+                    </a:prstGeom>
+                    <a:noFill/>
+                    <a:ln w="9525">
+                      <a:noFill/>
+                      <a:headEnd/>
+                      <a:tailEnd/>
+                    </a:ln>
+                  </pic:spPr>
+                </pic:pic>
+              </a:graphicData>
+            </a:graphic>
+          </wp:inline>
+        </w:drawing>
+      </w:r>
+    </w:p>
+    <w:p>
+      <w:pPr>
+        <w:pStyle w:val="ImageCaption"/>
+      </w:pPr>
+      <w:r>
+        <w:t xml:space="preserve">Рис. 69: Задание №7</w:t>
+      </w:r>
+    </w:p>
+    <w:bookmarkEnd w:id="302"/>
+    <w:bookmarkStart w:id="306" w:name="fig:070"/>
+    <w:p>
+      <w:pPr>
+        <w:pStyle w:val="CaptionedFigure"/>
+      </w:pPr>
+      <w:r>
+        <w:drawing>
+          <wp:inline>
+            <wp:extent cx="5334000" cy="3544529"/>
+            <wp:effectExtent b="0" l="0" r="0" t="0"/>
+            <wp:docPr descr="Рис. 70: Задание №8.a" title="" id="304" name="Picture"/>
+            <a:graphic>
+              <a:graphicData uri="http://schemas.openxmlformats.org/drawingml/2006/picture">
+                <pic:pic>
+                  <pic:nvPicPr>
+                    <pic:cNvPr descr="../images/7.8.1.png" id="305" name="Picture"/>
+                    <pic:cNvPicPr>
+                      <a:picLocks noChangeArrowheads="1" noChangeAspect="1"/>
+                    </pic:cNvPicPr>
+                  </pic:nvPicPr>
+                  <pic:blipFill>
+                    <a:blip r:embed="rId303"/>
+                    <a:stretch>
+                      <a:fillRect/>
+                    </a:stretch>
+                  </pic:blipFill>
+                  <pic:spPr bwMode="auto">
+                    <a:xfrm>
+                      <a:off x="0" y="0"/>
+                      <a:ext cx="5334000" cy="3544529"/>
+                    </a:xfrm>
+                    <a:prstGeom prst="rect">
+                      <a:avLst/>
+                    </a:prstGeom>
+                    <a:noFill/>
+                    <a:ln w="9525">
+                      <a:noFill/>
+                      <a:headEnd/>
+                      <a:tailEnd/>
+                    </a:ln>
+                  </pic:spPr>
+                </pic:pic>
+              </a:graphicData>
+            </a:graphic>
+          </wp:inline>
+        </w:drawing>
+      </w:r>
+    </w:p>
+    <w:p>
+      <w:pPr>
+        <w:pStyle w:val="ImageCaption"/>
+      </w:pPr>
+      <w:r>
+        <w:t xml:space="preserve">Рис. 70: Задание №8.a</w:t>
+      </w:r>
+    </w:p>
+    <w:bookmarkEnd w:id="306"/>
+    <w:bookmarkStart w:id="310" w:name="fig:071"/>
+    <w:p>
+      <w:pPr>
+        <w:pStyle w:val="CaptionedFigure"/>
+      </w:pPr>
+      <w:r>
+        <w:drawing>
+          <wp:inline>
+            <wp:extent cx="3977320" cy="5185862"/>
+            <wp:effectExtent b="0" l="0" r="0" t="0"/>
+            <wp:docPr descr="Рис. 71: Задание №8.b" title="" id="308" name="Picture"/>
+            <a:graphic>
+              <a:graphicData uri="http://schemas.openxmlformats.org/drawingml/2006/picture">
+                <pic:pic>
+                  <pic:nvPicPr>
+                    <pic:cNvPr descr="../images/7.8.2.png" id="309" name="Picture"/>
+                    <pic:cNvPicPr>
+                      <a:picLocks noChangeArrowheads="1" noChangeAspect="1"/>
+                    </pic:cNvPicPr>
+                  </pic:nvPicPr>
+                  <pic:blipFill>
+                    <a:blip r:embed="rId307"/>
+                    <a:stretch>
+                      <a:fillRect/>
+                    </a:stretch>
+                  </pic:blipFill>
+                  <pic:spPr bwMode="auto">
+                    <a:xfrm>
+                      <a:off x="0" y="0"/>
+                      <a:ext cx="3977320" cy="5185862"/>
+                    </a:xfrm>
+                    <a:prstGeom prst="rect">
+                      <a:avLst/>
+                    </a:prstGeom>
+                    <a:noFill/>
+                    <a:ln w="9525">
+                      <a:noFill/>
+                      <a:headEnd/>
+                      <a:tailEnd/>
+                    </a:ln>
+                  </pic:spPr>
+                </pic:pic>
+              </a:graphicData>
+            </a:graphic>
+          </wp:inline>
+        </w:drawing>
+      </w:r>
+    </w:p>
+    <w:p>
+      <w:pPr>
+        <w:pStyle w:val="ImageCaption"/>
+      </w:pPr>
+      <w:r>
+        <w:t xml:space="preserve">Рис. 71: Задание №8.b</w:t>
+      </w:r>
+    </w:p>
+    <w:bookmarkEnd w:id="310"/>
+    <w:bookmarkStart w:id="314" w:name="fig:072"/>
+    <w:p>
+      <w:pPr>
+        <w:pStyle w:val="CaptionedFigure"/>
+      </w:pPr>
+      <w:r>
+        <w:drawing>
+          <wp:inline>
+            <wp:extent cx="5334000" cy="1782040"/>
+            <wp:effectExtent b="0" l="0" r="0" t="0"/>
+            <wp:docPr descr="Рис. 72: Задание №8.c" title="" id="312" name="Picture"/>
+            <a:graphic>
+              <a:graphicData uri="http://schemas.openxmlformats.org/drawingml/2006/picture">
+                <pic:pic>
+                  <pic:nvPicPr>
+                    <pic:cNvPr descr="../images/7.8.3.png" id="313" name="Picture"/>
+                    <pic:cNvPicPr>
+                      <a:picLocks noChangeArrowheads="1" noChangeAspect="1"/>
+                    </pic:cNvPicPr>
+                  </pic:nvPicPr>
+                  <pic:blipFill>
+                    <a:blip r:embed="rId311"/>
+                    <a:stretch>
+                      <a:fillRect/>
+                    </a:stretch>
+                  </pic:blipFill>
+                  <pic:spPr bwMode="auto">
+                    <a:xfrm>
+                      <a:off x="0" y="0"/>
+                      <a:ext cx="5334000" cy="1782040"/>
+                    </a:xfrm>
+                    <a:prstGeom prst="rect">
+                      <a:avLst/>
+                    </a:prstGeom>
+                    <a:noFill/>
+                    <a:ln w="9525">
+                      <a:noFill/>
+                      <a:headEnd/>
+                      <a:tailEnd/>
+                    </a:ln>
+                  </pic:spPr>
+                </pic:pic>
+              </a:graphicData>
+            </a:graphic>
+          </wp:inline>
+        </w:drawing>
+      </w:r>
+    </w:p>
+    <w:p>
+      <w:pPr>
+        <w:pStyle w:val="ImageCaption"/>
+      </w:pPr>
+      <w:r>
+        <w:t xml:space="preserve">Рис. 72: Задание №8.c</w:t>
+      </w:r>
+    </w:p>
+    <w:bookmarkEnd w:id="314"/>
+    <w:bookmarkEnd w:id="315"/>
+    <w:bookmarkEnd w:id="316"/>
+    <w:bookmarkStart w:id="317" w:name="выводы"/>
     <w:p>
       <w:pPr>
         <w:pStyle w:val="Heading1"/>
@@ -3378,10 +5114,10 @@
         <w:pStyle w:val="FirstParagraph"/>
       </w:pPr>
       <w:r>
-        <w:t xml:space="preserve">В результате выполнения лабораторной работы, я подготовил рабочее пространство и инструментарий для работы с языком программирования Julia, на простейших примерах познакомился с основами синтаксиса Julia.</w:t>
-      </w:r>
-    </w:p>
-    <w:bookmarkEnd w:id="186"/>
+        <w:t xml:space="preserve">В результате выполнения лабораторной работы, я изучил возможности специализированных пакетов Julia для выполнения и оценки эффективности операций над объектами линейной алгебры.</w:t>
+      </w:r>
+    </w:p>
+    <w:bookmarkEnd w:id="317"/>
     <w:sectPr/>
   </w:body>
 </w:document>
@@ -3573,109 +5309,6 @@
       </w:pPr>
     </w:lvl>
   </w:abstractNum>
-  <w:abstractNum w:abstractNumId="991">
-    <w:nsid w:val="0000A991"/>
-    <w:multiLevelType w:val="multilevel"/>
-    <w:lvl w:ilvl="0">
-      <w:numFmt w:val="bullet"/>
-      <w:lvlText w:val=""/>
-      <w:lvlJc w:val="left"/>
-      <w:pPr>
-        <w:ind w:left="720" w:hanging="360"/>
-      </w:pPr>
-      <w:rPr>
-        <w:rFonts w:ascii="Symbol" w:hAnsi="Symbol" w:cs="Symbol" w:hint="default"/>
-      </w:rPr>
-    </w:lvl>
-    <w:lvl w:ilvl="1">
-      <w:numFmt w:val="bullet"/>
-      <w:lvlText w:val="o"/>
-      <w:lvlJc w:val="left"/>
-      <w:pPr>
-        <w:ind w:left="1440" w:hanging="360"/>
-      </w:pPr>
-      <w:rPr>
-        <w:rFonts w:ascii="Courier New" w:hAnsi="Courier New" w:cs="Courier New" w:hint="default"/>
-      </w:rPr>
-    </w:lvl>
-    <w:lvl w:ilvl="2">
-      <w:numFmt w:val="bullet"/>
-      <w:lvlText w:val=""/>
-      <w:lvlJc w:val="left"/>
-      <w:pPr>
-        <w:ind w:left="2160" w:hanging="360"/>
-      </w:pPr>
-      <w:rPr>
-        <w:rFonts w:ascii="Wingdings" w:hAnsi="Wingdings" w:cs="Wingdings" w:hint="default"/>
-      </w:rPr>
-    </w:lvl>
-    <w:lvl w:ilvl="3">
-      <w:numFmt w:val="bullet"/>
-      <w:lvlText w:val=""/>
-      <w:lvlJc w:val="left"/>
-      <w:pPr>
-        <w:ind w:left="2880" w:hanging="360"/>
-      </w:pPr>
-      <w:rPr>
-        <w:rFonts w:ascii="Symbol" w:hAnsi="Symbol" w:cs="Symbol" w:hint="default"/>
-      </w:rPr>
-    </w:lvl>
-    <w:lvl w:ilvl="4">
-      <w:numFmt w:val="bullet"/>
-      <w:lvlText w:val="o"/>
-      <w:lvlJc w:val="left"/>
-      <w:pPr>
-        <w:ind w:left="3600" w:hanging="360"/>
-      </w:pPr>
-      <w:rPr>
-        <w:rFonts w:ascii="Courier New" w:hAnsi="Courier New" w:cs="Courier New" w:hint="default"/>
-      </w:rPr>
-    </w:lvl>
-    <w:lvl w:ilvl="5">
-      <w:numFmt w:val="bullet"/>
-      <w:lvlText w:val=""/>
-      <w:lvlJc w:val="left"/>
-      <w:pPr>
-        <w:ind w:left="4320" w:hanging="360"/>
-      </w:pPr>
-      <w:rPr>
-        <w:rFonts w:ascii="Wingdings" w:hAnsi="Wingdings" w:cs="Wingdings" w:hint="default"/>
-      </w:rPr>
-    </w:lvl>
-    <w:lvl w:ilvl="6">
-      <w:numFmt w:val="bullet"/>
-      <w:lvlText w:val=""/>
-      <w:lvlJc w:val="left"/>
-      <w:pPr>
-        <w:ind w:left="5040" w:hanging="360"/>
-      </w:pPr>
-      <w:rPr>
-        <w:rFonts w:ascii="Symbol" w:hAnsi="Symbol" w:cs="Symbol" w:hint="default"/>
-      </w:rPr>
-    </w:lvl>
-    <w:lvl w:ilvl="7">
-      <w:numFmt w:val="bullet"/>
-      <w:lvlText w:val="o"/>
-      <w:lvlJc w:val="left"/>
-      <w:pPr>
-        <w:ind w:left="5760" w:hanging="360"/>
-      </w:pPr>
-      <w:rPr>
-        <w:rFonts w:ascii="Courier New" w:hAnsi="Courier New" w:cs="Courier New" w:hint="default"/>
-      </w:rPr>
-    </w:lvl>
-    <w:lvl w:ilvl="8">
-      <w:numFmt w:val="bullet"/>
-      <w:lvlText w:val=""/>
-      <w:lvlJc w:val="left"/>
-      <w:pPr>
-        <w:ind w:left="6480" w:hanging="360"/>
-      </w:pPr>
-      <w:rPr>
-        <w:rFonts w:ascii="Wingdings" w:hAnsi="Wingdings" w:cs="Wingdings" w:hint="default"/>
-      </w:rPr>
-    </w:lvl>
-  </w:abstractNum>
   <w:abstractNum w:abstractNumId="99412">
     <w:nsid w:val="00A99412"/>
     <w:multiLevelType w:val="multilevel"/>
@@ -3923,6 +5556,346 @@
     </w:lvl>
     <w:lvl w:ilvl="8">
       <w:start w:val="4"/>
+      <w:numFmt w:val="decimal"/>
+      <w:lvlText w:val="%9."/>
+      <w:lvlJc w:val="left"/>
+      <w:pPr>
+        <w:ind w:left="6480" w:hanging="360"/>
+      </w:pPr>
+    </w:lvl>
+  </w:abstractNum>
+  <w:abstractNum w:abstractNumId="99415">
+    <w:nsid w:val="00A99415"/>
+    <w:multiLevelType w:val="multilevel"/>
+    <w:lvl w:ilvl="0">
+      <w:start w:val="5"/>
+      <w:numFmt w:val="decimal"/>
+      <w:lvlText w:val="%1."/>
+      <w:lvlJc w:val="left"/>
+      <w:pPr>
+        <w:ind w:left="720" w:hanging="360"/>
+      </w:pPr>
+    </w:lvl>
+    <w:lvl w:ilvl="1">
+      <w:start w:val="5"/>
+      <w:numFmt w:val="decimal"/>
+      <w:lvlText w:val="%2."/>
+      <w:lvlJc w:val="left"/>
+      <w:pPr>
+        <w:ind w:left="1440" w:hanging="360"/>
+      </w:pPr>
+    </w:lvl>
+    <w:lvl w:ilvl="2">
+      <w:start w:val="5"/>
+      <w:numFmt w:val="decimal"/>
+      <w:lvlText w:val="%3."/>
+      <w:lvlJc w:val="left"/>
+      <w:pPr>
+        <w:ind w:left="2160" w:hanging="360"/>
+      </w:pPr>
+    </w:lvl>
+    <w:lvl w:ilvl="3">
+      <w:start w:val="5"/>
+      <w:numFmt w:val="decimal"/>
+      <w:lvlText w:val="%4."/>
+      <w:lvlJc w:val="left"/>
+      <w:pPr>
+        <w:ind w:left="2880" w:hanging="360"/>
+      </w:pPr>
+    </w:lvl>
+    <w:lvl w:ilvl="4">
+      <w:start w:val="5"/>
+      <w:numFmt w:val="decimal"/>
+      <w:lvlText w:val="%5."/>
+      <w:lvlJc w:val="left"/>
+      <w:pPr>
+        <w:ind w:left="3600" w:hanging="360"/>
+      </w:pPr>
+    </w:lvl>
+    <w:lvl w:ilvl="5">
+      <w:start w:val="5"/>
+      <w:numFmt w:val="decimal"/>
+      <w:lvlText w:val="%6."/>
+      <w:lvlJc w:val="left"/>
+      <w:pPr>
+        <w:ind w:left="4320" w:hanging="360"/>
+      </w:pPr>
+    </w:lvl>
+    <w:lvl w:ilvl="6">
+      <w:start w:val="5"/>
+      <w:numFmt w:val="decimal"/>
+      <w:lvlText w:val="%7."/>
+      <w:lvlJc w:val="left"/>
+      <w:pPr>
+        <w:ind w:left="5040" w:hanging="360"/>
+      </w:pPr>
+    </w:lvl>
+    <w:lvl w:ilvl="7">
+      <w:start w:val="5"/>
+      <w:numFmt w:val="decimal"/>
+      <w:lvlText w:val="%8."/>
+      <w:lvlJc w:val="left"/>
+      <w:pPr>
+        <w:ind w:left="5760" w:hanging="360"/>
+      </w:pPr>
+    </w:lvl>
+    <w:lvl w:ilvl="8">
+      <w:start w:val="5"/>
+      <w:numFmt w:val="decimal"/>
+      <w:lvlText w:val="%9."/>
+      <w:lvlJc w:val="left"/>
+      <w:pPr>
+        <w:ind w:left="6480" w:hanging="360"/>
+      </w:pPr>
+    </w:lvl>
+  </w:abstractNum>
+  <w:abstractNum w:abstractNumId="99416">
+    <w:nsid w:val="00A99416"/>
+    <w:multiLevelType w:val="multilevel"/>
+    <w:lvl w:ilvl="0">
+      <w:start w:val="6"/>
+      <w:numFmt w:val="decimal"/>
+      <w:lvlText w:val="%1."/>
+      <w:lvlJc w:val="left"/>
+      <w:pPr>
+        <w:ind w:left="720" w:hanging="360"/>
+      </w:pPr>
+    </w:lvl>
+    <w:lvl w:ilvl="1">
+      <w:start w:val="6"/>
+      <w:numFmt w:val="decimal"/>
+      <w:lvlText w:val="%2."/>
+      <w:lvlJc w:val="left"/>
+      <w:pPr>
+        <w:ind w:left="1440" w:hanging="360"/>
+      </w:pPr>
+    </w:lvl>
+    <w:lvl w:ilvl="2">
+      <w:start w:val="6"/>
+      <w:numFmt w:val="decimal"/>
+      <w:lvlText w:val="%3."/>
+      <w:lvlJc w:val="left"/>
+      <w:pPr>
+        <w:ind w:left="2160" w:hanging="360"/>
+      </w:pPr>
+    </w:lvl>
+    <w:lvl w:ilvl="3">
+      <w:start w:val="6"/>
+      <w:numFmt w:val="decimal"/>
+      <w:lvlText w:val="%4."/>
+      <w:lvlJc w:val="left"/>
+      <w:pPr>
+        <w:ind w:left="2880" w:hanging="360"/>
+      </w:pPr>
+    </w:lvl>
+    <w:lvl w:ilvl="4">
+      <w:start w:val="6"/>
+      <w:numFmt w:val="decimal"/>
+      <w:lvlText w:val="%5."/>
+      <w:lvlJc w:val="left"/>
+      <w:pPr>
+        <w:ind w:left="3600" w:hanging="360"/>
+      </w:pPr>
+    </w:lvl>
+    <w:lvl w:ilvl="5">
+      <w:start w:val="6"/>
+      <w:numFmt w:val="decimal"/>
+      <w:lvlText w:val="%6."/>
+      <w:lvlJc w:val="left"/>
+      <w:pPr>
+        <w:ind w:left="4320" w:hanging="360"/>
+      </w:pPr>
+    </w:lvl>
+    <w:lvl w:ilvl="6">
+      <w:start w:val="6"/>
+      <w:numFmt w:val="decimal"/>
+      <w:lvlText w:val="%7."/>
+      <w:lvlJc w:val="left"/>
+      <w:pPr>
+        <w:ind w:left="5040" w:hanging="360"/>
+      </w:pPr>
+    </w:lvl>
+    <w:lvl w:ilvl="7">
+      <w:start w:val="6"/>
+      <w:numFmt w:val="decimal"/>
+      <w:lvlText w:val="%8."/>
+      <w:lvlJc w:val="left"/>
+      <w:pPr>
+        <w:ind w:left="5760" w:hanging="360"/>
+      </w:pPr>
+    </w:lvl>
+    <w:lvl w:ilvl="8">
+      <w:start w:val="6"/>
+      <w:numFmt w:val="decimal"/>
+      <w:lvlText w:val="%9."/>
+      <w:lvlJc w:val="left"/>
+      <w:pPr>
+        <w:ind w:left="6480" w:hanging="360"/>
+      </w:pPr>
+    </w:lvl>
+  </w:abstractNum>
+  <w:abstractNum w:abstractNumId="99417">
+    <w:nsid w:val="00A99417"/>
+    <w:multiLevelType w:val="multilevel"/>
+    <w:lvl w:ilvl="0">
+      <w:start w:val="7"/>
+      <w:numFmt w:val="decimal"/>
+      <w:lvlText w:val="%1."/>
+      <w:lvlJc w:val="left"/>
+      <w:pPr>
+        <w:ind w:left="720" w:hanging="360"/>
+      </w:pPr>
+    </w:lvl>
+    <w:lvl w:ilvl="1">
+      <w:start w:val="7"/>
+      <w:numFmt w:val="decimal"/>
+      <w:lvlText w:val="%2."/>
+      <w:lvlJc w:val="left"/>
+      <w:pPr>
+        <w:ind w:left="1440" w:hanging="360"/>
+      </w:pPr>
+    </w:lvl>
+    <w:lvl w:ilvl="2">
+      <w:start w:val="7"/>
+      <w:numFmt w:val="decimal"/>
+      <w:lvlText w:val="%3."/>
+      <w:lvlJc w:val="left"/>
+      <w:pPr>
+        <w:ind w:left="2160" w:hanging="360"/>
+      </w:pPr>
+    </w:lvl>
+    <w:lvl w:ilvl="3">
+      <w:start w:val="7"/>
+      <w:numFmt w:val="decimal"/>
+      <w:lvlText w:val="%4."/>
+      <w:lvlJc w:val="left"/>
+      <w:pPr>
+        <w:ind w:left="2880" w:hanging="360"/>
+      </w:pPr>
+    </w:lvl>
+    <w:lvl w:ilvl="4">
+      <w:start w:val="7"/>
+      <w:numFmt w:val="decimal"/>
+      <w:lvlText w:val="%5."/>
+      <w:lvlJc w:val="left"/>
+      <w:pPr>
+        <w:ind w:left="3600" w:hanging="360"/>
+      </w:pPr>
+    </w:lvl>
+    <w:lvl w:ilvl="5">
+      <w:start w:val="7"/>
+      <w:numFmt w:val="decimal"/>
+      <w:lvlText w:val="%6."/>
+      <w:lvlJc w:val="left"/>
+      <w:pPr>
+        <w:ind w:left="4320" w:hanging="360"/>
+      </w:pPr>
+    </w:lvl>
+    <w:lvl w:ilvl="6">
+      <w:start w:val="7"/>
+      <w:numFmt w:val="decimal"/>
+      <w:lvlText w:val="%7."/>
+      <w:lvlJc w:val="left"/>
+      <w:pPr>
+        <w:ind w:left="5040" w:hanging="360"/>
+      </w:pPr>
+    </w:lvl>
+    <w:lvl w:ilvl="7">
+      <w:start w:val="7"/>
+      <w:numFmt w:val="decimal"/>
+      <w:lvlText w:val="%8."/>
+      <w:lvlJc w:val="left"/>
+      <w:pPr>
+        <w:ind w:left="5760" w:hanging="360"/>
+      </w:pPr>
+    </w:lvl>
+    <w:lvl w:ilvl="8">
+      <w:start w:val="7"/>
+      <w:numFmt w:val="decimal"/>
+      <w:lvlText w:val="%9."/>
+      <w:lvlJc w:val="left"/>
+      <w:pPr>
+        <w:ind w:left="6480" w:hanging="360"/>
+      </w:pPr>
+    </w:lvl>
+  </w:abstractNum>
+  <w:abstractNum w:abstractNumId="99418">
+    <w:nsid w:val="00A99418"/>
+    <w:multiLevelType w:val="multilevel"/>
+    <w:lvl w:ilvl="0">
+      <w:start w:val="8"/>
+      <w:numFmt w:val="decimal"/>
+      <w:lvlText w:val="%1."/>
+      <w:lvlJc w:val="left"/>
+      <w:pPr>
+        <w:ind w:left="720" w:hanging="360"/>
+      </w:pPr>
+    </w:lvl>
+    <w:lvl w:ilvl="1">
+      <w:start w:val="8"/>
+      <w:numFmt w:val="decimal"/>
+      <w:lvlText w:val="%2."/>
+      <w:lvlJc w:val="left"/>
+      <w:pPr>
+        <w:ind w:left="1440" w:hanging="360"/>
+      </w:pPr>
+    </w:lvl>
+    <w:lvl w:ilvl="2">
+      <w:start w:val="8"/>
+      <w:numFmt w:val="decimal"/>
+      <w:lvlText w:val="%3."/>
+      <w:lvlJc w:val="left"/>
+      <w:pPr>
+        <w:ind w:left="2160" w:hanging="360"/>
+      </w:pPr>
+    </w:lvl>
+    <w:lvl w:ilvl="3">
+      <w:start w:val="8"/>
+      <w:numFmt w:val="decimal"/>
+      <w:lvlText w:val="%4."/>
+      <w:lvlJc w:val="left"/>
+      <w:pPr>
+        <w:ind w:left="2880" w:hanging="360"/>
+      </w:pPr>
+    </w:lvl>
+    <w:lvl w:ilvl="4">
+      <w:start w:val="8"/>
+      <w:numFmt w:val="decimal"/>
+      <w:lvlText w:val="%5."/>
+      <w:lvlJc w:val="left"/>
+      <w:pPr>
+        <w:ind w:left="3600" w:hanging="360"/>
+      </w:pPr>
+    </w:lvl>
+    <w:lvl w:ilvl="5">
+      <w:start w:val="8"/>
+      <w:numFmt w:val="decimal"/>
+      <w:lvlText w:val="%6."/>
+      <w:lvlJc w:val="left"/>
+      <w:pPr>
+        <w:ind w:left="4320" w:hanging="360"/>
+      </w:pPr>
+    </w:lvl>
+    <w:lvl w:ilvl="6">
+      <w:start w:val="8"/>
+      <w:numFmt w:val="decimal"/>
+      <w:lvlText w:val="%7."/>
+      <w:lvlJc w:val="left"/>
+      <w:pPr>
+        <w:ind w:left="5040" w:hanging="360"/>
+      </w:pPr>
+    </w:lvl>
+    <w:lvl w:ilvl="7">
+      <w:start w:val="8"/>
+      <w:numFmt w:val="decimal"/>
+      <w:lvlText w:val="%8."/>
+      <w:lvlJc w:val="left"/>
+      <w:pPr>
+        <w:ind w:left="5760" w:hanging="360"/>
+      </w:pPr>
+    </w:lvl>
+    <w:lvl w:ilvl="8">
+      <w:start w:val="8"/>
       <w:numFmt w:val="decimal"/>
       <w:lvlText w:val="%9."/>
       <w:lvlJc w:val="left"/>
@@ -3965,27 +5938,6 @@
     </w:lvlOverride>
   </w:num>
   <w:num w:numId="1002">
-    <w:abstractNumId w:val="991"/>
-  </w:num>
-  <w:num w:numId="1003">
-    <w:abstractNumId w:val="991"/>
-  </w:num>
-  <w:num w:numId="1004">
-    <w:abstractNumId w:val="991"/>
-  </w:num>
-  <w:num w:numId="1005">
-    <w:abstractNumId w:val="991"/>
-  </w:num>
-  <w:num w:numId="1006">
-    <w:abstractNumId w:val="991"/>
-  </w:num>
-  <w:num w:numId="1007">
-    <w:abstractNumId w:val="991"/>
-  </w:num>
-  <w:num w:numId="1008">
-    <w:abstractNumId w:val="991"/>
-  </w:num>
-  <w:num w:numId="1009">
     <w:abstractNumId w:val="99412"/>
     <w:lvlOverride w:ilvl="0">
       <w:startOverride w:val="2"/>
@@ -4015,7 +5967,7 @@
       <w:startOverride w:val="2"/>
     </w:lvlOverride>
   </w:num>
-  <w:num w:numId="1010">
+  <w:num w:numId="1003">
     <w:abstractNumId w:val="99413"/>
     <w:lvlOverride w:ilvl="0">
       <w:startOverride w:val="3"/>
@@ -4045,31 +5997,7 @@
       <w:startOverride w:val="3"/>
     </w:lvlOverride>
   </w:num>
-  <w:num w:numId="1011">
-    <w:abstractNumId w:val="991"/>
-  </w:num>
-  <w:num w:numId="1012">
-    <w:abstractNumId w:val="991"/>
-  </w:num>
-  <w:num w:numId="1013">
-    <w:abstractNumId w:val="991"/>
-  </w:num>
-  <w:num w:numId="1014">
-    <w:abstractNumId w:val="991"/>
-  </w:num>
-  <w:num w:numId="1015">
-    <w:abstractNumId w:val="991"/>
-  </w:num>
-  <w:num w:numId="1016">
-    <w:abstractNumId w:val="991"/>
-  </w:num>
-  <w:num w:numId="1017">
-    <w:abstractNumId w:val="991"/>
-  </w:num>
-  <w:num w:numId="1018">
-    <w:abstractNumId w:val="991"/>
-  </w:num>
-  <w:num w:numId="1019">
+  <w:num w:numId="1004">
     <w:abstractNumId w:val="99414"/>
     <w:lvlOverride w:ilvl="0">
       <w:startOverride w:val="4"/>
@@ -4099,20 +6027,125 @@
       <w:startOverride w:val="4"/>
     </w:lvlOverride>
   </w:num>
-  <w:num w:numId="1020">
-    <w:abstractNumId w:val="991"/>
+  <w:num w:numId="1005">
+    <w:abstractNumId w:val="99415"/>
+    <w:lvlOverride w:ilvl="0">
+      <w:startOverride w:val="5"/>
+    </w:lvlOverride>
+    <w:lvlOverride w:ilvl="1">
+      <w:startOverride w:val="5"/>
+    </w:lvlOverride>
+    <w:lvlOverride w:ilvl="2">
+      <w:startOverride w:val="5"/>
+    </w:lvlOverride>
+    <w:lvlOverride w:ilvl="3">
+      <w:startOverride w:val="5"/>
+    </w:lvlOverride>
+    <w:lvlOverride w:ilvl="4">
+      <w:startOverride w:val="5"/>
+    </w:lvlOverride>
+    <w:lvlOverride w:ilvl="5">
+      <w:startOverride w:val="5"/>
+    </w:lvlOverride>
+    <w:lvlOverride w:ilvl="6">
+      <w:startOverride w:val="5"/>
+    </w:lvlOverride>
+    <w:lvlOverride w:ilvl="7">
+      <w:startOverride w:val="5"/>
+    </w:lvlOverride>
+    <w:lvlOverride w:ilvl="8">
+      <w:startOverride w:val="5"/>
+    </w:lvlOverride>
   </w:num>
-  <w:num w:numId="1021">
-    <w:abstractNumId w:val="991"/>
+  <w:num w:numId="1006">
+    <w:abstractNumId w:val="99416"/>
+    <w:lvlOverride w:ilvl="0">
+      <w:startOverride w:val="6"/>
+    </w:lvlOverride>
+    <w:lvlOverride w:ilvl="1">
+      <w:startOverride w:val="6"/>
+    </w:lvlOverride>
+    <w:lvlOverride w:ilvl="2">
+      <w:startOverride w:val="6"/>
+    </w:lvlOverride>
+    <w:lvlOverride w:ilvl="3">
+      <w:startOverride w:val="6"/>
+    </w:lvlOverride>
+    <w:lvlOverride w:ilvl="4">
+      <w:startOverride w:val="6"/>
+    </w:lvlOverride>
+    <w:lvlOverride w:ilvl="5">
+      <w:startOverride w:val="6"/>
+    </w:lvlOverride>
+    <w:lvlOverride w:ilvl="6">
+      <w:startOverride w:val="6"/>
+    </w:lvlOverride>
+    <w:lvlOverride w:ilvl="7">
+      <w:startOverride w:val="6"/>
+    </w:lvlOverride>
+    <w:lvlOverride w:ilvl="8">
+      <w:startOverride w:val="6"/>
+    </w:lvlOverride>
   </w:num>
-  <w:num w:numId="1022">
-    <w:abstractNumId w:val="991"/>
+  <w:num w:numId="1007">
+    <w:abstractNumId w:val="99417"/>
+    <w:lvlOverride w:ilvl="0">
+      <w:startOverride w:val="7"/>
+    </w:lvlOverride>
+    <w:lvlOverride w:ilvl="1">
+      <w:startOverride w:val="7"/>
+    </w:lvlOverride>
+    <w:lvlOverride w:ilvl="2">
+      <w:startOverride w:val="7"/>
+    </w:lvlOverride>
+    <w:lvlOverride w:ilvl="3">
+      <w:startOverride w:val="7"/>
+    </w:lvlOverride>
+    <w:lvlOverride w:ilvl="4">
+      <w:startOverride w:val="7"/>
+    </w:lvlOverride>
+    <w:lvlOverride w:ilvl="5">
+      <w:startOverride w:val="7"/>
+    </w:lvlOverride>
+    <w:lvlOverride w:ilvl="6">
+      <w:startOverride w:val="7"/>
+    </w:lvlOverride>
+    <w:lvlOverride w:ilvl="7">
+      <w:startOverride w:val="7"/>
+    </w:lvlOverride>
+    <w:lvlOverride w:ilvl="8">
+      <w:startOverride w:val="7"/>
+    </w:lvlOverride>
   </w:num>
-  <w:num w:numId="1023">
-    <w:abstractNumId w:val="991"/>
-  </w:num>
-  <w:num w:numId="1024">
-    <w:abstractNumId w:val="991"/>
+  <w:num w:numId="1008">
+    <w:abstractNumId w:val="99418"/>
+    <w:lvlOverride w:ilvl="0">
+      <w:startOverride w:val="8"/>
+    </w:lvlOverride>
+    <w:lvlOverride w:ilvl="1">
+      <w:startOverride w:val="8"/>
+    </w:lvlOverride>
+    <w:lvlOverride w:ilvl="2">
+      <w:startOverride w:val="8"/>
+    </w:lvlOverride>
+    <w:lvlOverride w:ilvl="3">
+      <w:startOverride w:val="8"/>
+    </w:lvlOverride>
+    <w:lvlOverride w:ilvl="4">
+      <w:startOverride w:val="8"/>
+    </w:lvlOverride>
+    <w:lvlOverride w:ilvl="5">
+      <w:startOverride w:val="8"/>
+    </w:lvlOverride>
+    <w:lvlOverride w:ilvl="6">
+      <w:startOverride w:val="8"/>
+    </w:lvlOverride>
+    <w:lvlOverride w:ilvl="7">
+      <w:startOverride w:val="8"/>
+    </w:lvlOverride>
+    <w:lvlOverride w:ilvl="8">
+      <w:startOverride w:val="8"/>
+    </w:lvlOverride>
   </w:num>
 </w:numbering>
 </file>
